--- a/docs/technical/ahgLoanPlugin.docx
+++ b/docs/technical/ahgLoanPlugin.docx
@@ -2,32 +2,22 @@
 <file path=word/document.xml><?xml version="1.0" encoding="utf-8"?>
 <w:document xmlns:w="http://schemas.openxmlformats.org/wordprocessingml/2006/main" xmlns:m="http://schemas.openxmlformats.org/officeDocument/2006/math" xmlns:r="http://schemas.openxmlformats.org/officeDocument/2006/relationships" xmlns:o="urn:schemas-microsoft-com:office:office" xmlns:v="urn:schemas-microsoft-com:vml" xmlns:w10="urn:schemas-microsoft-com:office:word" xmlns:a="http://schemas.openxmlformats.org/drawingml/2006/main" xmlns:pic="http://schemas.openxmlformats.org/drawingml/2006/picture" xmlns:wp="http://schemas.openxmlformats.org/drawingml/2006/wordprocessingDrawing">
   <w:body>
-    <w:sdt>
-      <w:sdtPr>
-        <w:docPartObj>
-          <w:docPartGallery w:val="Table of Contents"/>
-          <w:docPartUnique/>
-        </w:docPartObj>
-      </w:sdtPr>
-      <w:sdtContent>
-        <w:p>
-          <w:pPr>
-            <w:pStyle w:val="TOCHeading"/>
-          </w:pPr>
-          <w:r>
-            <w:t xml:space="preserve">Table of Contents</w:t>
-          </w:r>
-        </w:p>
-        <w:p>
-          <w:r>
-            <w:fldChar w:fldCharType="begin" w:dirty="true"/>
-            <w:instrText xml:space="preserve">TOC \o "1-3" \h \z \u</w:instrText>
-            <w:fldChar w:fldCharType="separate"/>
-            <w:fldChar w:fldCharType="end"/>
-          </w:r>
-        </w:p>
-      </w:sdtContent>
-    </w:sdt>
+    <w:p>
+      <w:pPr>
+        <w:pStyle w:val="Title"/>
+      </w:pPr>
+      <w:r>
+        <w:t xml:space="preserve">ahgLoanPlugin - Technical Documentation</w:t>
+      </w:r>
+    </w:p>
+    <w:p>
+      <w:pPr>
+        <w:pStyle w:val="Author"/>
+      </w:pPr>
+      <w:r>
+        <w:t xml:space="preserve">The Archive and Heritage Group (Pty) Ltd</w:t>
+      </w:r>
+    </w:p>
     <w:bookmarkStart w:id="61" w:name="ahgloanplugin---technical-documentation"/>
     <w:p>
       <w:pPr>
@@ -214,400 +204,163 @@
     </w:p>
     <w:p>
       <w:pPr>
-        <w:pStyle w:val="SourceCode"/>
+        <w:pStyle w:val="FirstParagraph"/>
       </w:pPr>
       <w:r>
-        <w:rPr>
-          <w:rStyle w:val="VerbatimChar"/>
-        </w:rPr>
-        <w:t xml:space="preserve">┌─────────────────────────────────────────────────────────────────────────────┐</w:t>
-      </w:r>
-      <w:r>
-        <w:br/>
-      </w:r>
-      <w:r>
-        <w:rPr>
-          <w:rStyle w:val="VerbatimChar"/>
-        </w:rPr>
-        <w:t xml:space="preserve">│                           ahgLoanPlugin                                      │</w:t>
-      </w:r>
-      <w:r>
-        <w:br/>
-      </w:r>
-      <w:r>
-        <w:rPr>
-          <w:rStyle w:val="VerbatimChar"/>
-        </w:rPr>
-        <w:t xml:space="preserve">├─────────────────────────────────────────────────────────────────────────────┤</w:t>
-      </w:r>
-      <w:r>
-        <w:br/>
-      </w:r>
-      <w:r>
-        <w:rPr>
-          <w:rStyle w:val="VerbatimChar"/>
-        </w:rPr>
-        <w:t xml:space="preserve">│                                                                              │</w:t>
-      </w:r>
-      <w:r>
-        <w:br/>
-      </w:r>
-      <w:r>
-        <w:rPr>
-          <w:rStyle w:val="VerbatimChar"/>
-        </w:rPr>
-        <w:t xml:space="preserve">│  ┌─────────────────────────────────────────────────────────────────────┐   │</w:t>
-      </w:r>
-      <w:r>
-        <w:br/>
-      </w:r>
-      <w:r>
-        <w:rPr>
-          <w:rStyle w:val="VerbatimChar"/>
-        </w:rPr>
-        <w:t xml:space="preserve">│  │                        Presentation Layer                            │   │</w:t>
-      </w:r>
-      <w:r>
-        <w:br/>
-      </w:r>
-      <w:r>
-        <w:rPr>
-          <w:rStyle w:val="VerbatimChar"/>
-        </w:rPr>
-        <w:t xml:space="preserve">│  │  ┌──────────┐  ┌──────────┐  ┌──────────┐  ┌──────────────────┐   │   │</w:t>
-      </w:r>
-      <w:r>
-        <w:br/>
-      </w:r>
-      <w:r>
-        <w:rPr>
-          <w:rStyle w:val="VerbatimChar"/>
-        </w:rPr>
-        <w:t xml:space="preserve">│  │  │   loan   │  │loanDash- │  │loanCalen-│  │   loanReports    │   │   │</w:t>
-      </w:r>
-      <w:r>
-        <w:br/>
-      </w:r>
-      <w:r>
-        <w:rPr>
-          <w:rStyle w:val="VerbatimChar"/>
-        </w:rPr>
-        <w:t xml:space="preserve">│  │  │  module  │  │  board   │  │   dar    │  │     module       │   │   │</w:t>
-      </w:r>
-      <w:r>
-        <w:br/>
-      </w:r>
-      <w:r>
-        <w:rPr>
-          <w:rStyle w:val="VerbatimChar"/>
-        </w:rPr>
-        <w:t xml:space="preserve">│  │  └────┬─────┘  └────┬─────┘  └────┬─────┘  └────────┬─────────┘   │   │</w:t>
-      </w:r>
-      <w:r>
-        <w:br/>
-      </w:r>
-      <w:r>
-        <w:rPr>
-          <w:rStyle w:val="VerbatimChar"/>
-        </w:rPr>
-        <w:t xml:space="preserve">│  └───────┼──────────────┼────────────┼─────────────────┼─────────────┘   │</w:t>
-      </w:r>
-      <w:r>
-        <w:br/>
-      </w:r>
-      <w:r>
-        <w:rPr>
-          <w:rStyle w:val="VerbatimChar"/>
-        </w:rPr>
-        <w:t xml:space="preserve">│          │              │            │                 │                  │</w:t>
-      </w:r>
-      <w:r>
-        <w:br/>
-      </w:r>
-      <w:r>
-        <w:rPr>
-          <w:rStyle w:val="VerbatimChar"/>
-        </w:rPr>
-        <w:t xml:space="preserve">│  ┌───────┴──────────────┴────────────┴─────────────────┴─────────────┐   │</w:t>
-      </w:r>
-      <w:r>
-        <w:br/>
-      </w:r>
-      <w:r>
-        <w:rPr>
-          <w:rStyle w:val="VerbatimChar"/>
-        </w:rPr>
-        <w:t xml:space="preserve">│  │                         Service Layer                              │   │</w:t>
-      </w:r>
-      <w:r>
-        <w:br/>
-      </w:r>
-      <w:r>
-        <w:rPr>
-          <w:rStyle w:val="VerbatimChar"/>
-        </w:rPr>
-        <w:t xml:space="preserve">│  │  ┌────────────────┐  ┌──────────────────┐  ┌──────────────────┐  │   │</w:t>
-      </w:r>
-      <w:r>
-        <w:br/>
-      </w:r>
-      <w:r>
-        <w:rPr>
-          <w:rStyle w:val="VerbatimChar"/>
-        </w:rPr>
-        <w:t xml:space="preserve">│  │  │  LoanService   │  │ConditionReport  │  │ FacilityReport   │  │   │</w:t>
-      </w:r>
-      <w:r>
-        <w:br/>
-      </w:r>
-      <w:r>
-        <w:rPr>
-          <w:rStyle w:val="VerbatimChar"/>
-        </w:rPr>
-        <w:t xml:space="preserve">│  │  │    (Core)      │  │    Service       │  │    Service       │  │   │</w:t>
-      </w:r>
-      <w:r>
-        <w:br/>
-      </w:r>
-      <w:r>
-        <w:rPr>
-          <w:rStyle w:val="VerbatimChar"/>
-        </w:rPr>
-        <w:t xml:space="preserve">│  │  └───────┬────────┘  └──────────────────┘  └──────────────────┘  │   │</w:t>
-      </w:r>
-      <w:r>
-        <w:br/>
-      </w:r>
-      <w:r>
-        <w:rPr>
-          <w:rStyle w:val="VerbatimChar"/>
-        </w:rPr>
-        <w:t xml:space="preserve">│  │          │                                                         │   │</w:t>
-      </w:r>
-      <w:r>
-        <w:br/>
-      </w:r>
-      <w:r>
-        <w:rPr>
-          <w:rStyle w:val="VerbatimChar"/>
-        </w:rPr>
-        <w:t xml:space="preserve">│  │  ┌───────┴────────┐  ┌──────────────────┐  ┌──────────────────┐  │   │</w:t>
-      </w:r>
-      <w:r>
-        <w:br/>
-      </w:r>
-      <w:r>
-        <w:rPr>
-          <w:rStyle w:val="VerbatimChar"/>
-        </w:rPr>
-        <w:t xml:space="preserve">│  │  │CourierManage-  │  │  Notification    │  │   Calendar       │  │   │</w:t>
-      </w:r>
-      <w:r>
-        <w:br/>
-      </w:r>
-      <w:r>
-        <w:rPr>
-          <w:rStyle w:val="VerbatimChar"/>
-        </w:rPr>
-        <w:t xml:space="preserve">│  │  │  mentService   │  │    Service       │  │    Service       │  │   │</w:t>
-      </w:r>
-      <w:r>
-        <w:br/>
-      </w:r>
-      <w:r>
-        <w:rPr>
-          <w:rStyle w:val="VerbatimChar"/>
-        </w:rPr>
-        <w:t xml:space="preserve">│  │  └────────────────┘  └──────────────────┘  └──────────────────┘  │   │</w:t>
-      </w:r>
-      <w:r>
-        <w:br/>
-      </w:r>
-      <w:r>
-        <w:rPr>
-          <w:rStyle w:val="VerbatimChar"/>
-        </w:rPr>
-        <w:t xml:space="preserve">│  └───────────────────────────────────────────────────────────────────┘   │</w:t>
-      </w:r>
-      <w:r>
-        <w:br/>
-      </w:r>
-      <w:r>
-        <w:rPr>
-          <w:rStyle w:val="VerbatimChar"/>
-        </w:rPr>
-        <w:t xml:space="preserve">│                                      │                                    │</w:t>
-      </w:r>
-      <w:r>
-        <w:br/>
-      </w:r>
-      <w:r>
-        <w:rPr>
-          <w:rStyle w:val="VerbatimChar"/>
-        </w:rPr>
-        <w:t xml:space="preserve">│  ┌───────────────────────────────────┴───────────────────────────────┐   │</w:t>
-      </w:r>
-      <w:r>
-        <w:br/>
-      </w:r>
-      <w:r>
-        <w:rPr>
-          <w:rStyle w:val="VerbatimChar"/>
-        </w:rPr>
-        <w:t xml:space="preserve">│  │                         Adapter Layer                              │   │</w:t>
-      </w:r>
-      <w:r>
-        <w:br/>
-      </w:r>
-      <w:r>
-        <w:rPr>
-          <w:rStyle w:val="VerbatimChar"/>
-        </w:rPr>
-        <w:t xml:space="preserve">│  │  ┌─────────────┐  ┌─────────────┐  ┌─────────────┐  ┌──────────┐ │   │</w:t>
-      </w:r>
-      <w:r>
-        <w:br/>
-      </w:r>
-      <w:r>
-        <w:rPr>
-          <w:rStyle w:val="VerbatimChar"/>
-        </w:rPr>
-        <w:t xml:space="preserve">│  │  │   Museum    │  │   Gallery   │  │   Archive   │  │   DAM    │ │   │</w:t>
-      </w:r>
-      <w:r>
-        <w:br/>
-      </w:r>
-      <w:r>
-        <w:rPr>
-          <w:rStyle w:val="VerbatimChar"/>
-        </w:rPr>
-        <w:t xml:space="preserve">│  │  │   Adapter   │  │   Adapter   │  │   Adapter   │  │  Adapter │ │   │</w:t>
-      </w:r>
-      <w:r>
-        <w:br/>
-      </w:r>
-      <w:r>
-        <w:rPr>
-          <w:rStyle w:val="VerbatimChar"/>
-        </w:rPr>
-        <w:t xml:space="preserve">│  │  └─────────────┘  └─────────────┘  └─────────────┘  └──────────┘ │   │</w:t>
-      </w:r>
-      <w:r>
-        <w:br/>
-      </w:r>
-      <w:r>
-        <w:rPr>
-          <w:rStyle w:val="VerbatimChar"/>
-        </w:rPr>
-        <w:t xml:space="preserve">│  └───────────────────────────────────────────────────────────────────┘   │</w:t>
-      </w:r>
-      <w:r>
-        <w:br/>
-      </w:r>
-      <w:r>
-        <w:rPr>
-          <w:rStyle w:val="VerbatimChar"/>
-        </w:rPr>
-        <w:t xml:space="preserve">│                                      │                                    │</w:t>
-      </w:r>
-      <w:r>
-        <w:br/>
-      </w:r>
-      <w:r>
-        <w:rPr>
-          <w:rStyle w:val="VerbatimChar"/>
-        </w:rPr>
-        <w:t xml:space="preserve">│  ┌───────────────────────────────────┴───────────────────────────────┐   │</w:t>
-      </w:r>
-      <w:r>
-        <w:br/>
-      </w:r>
-      <w:r>
-        <w:rPr>
-          <w:rStyle w:val="VerbatimChar"/>
-        </w:rPr>
-        <w:t xml:space="preserve">│  │                         Data Layer                                 │   │</w:t>
-      </w:r>
-      <w:r>
-        <w:br/>
-      </w:r>
-      <w:r>
-        <w:rPr>
-          <w:rStyle w:val="VerbatimChar"/>
-        </w:rPr>
-        <w:t xml:space="preserve">│  │              Laravel Query Builder (Illuminate\Database)           │   │</w:t>
-      </w:r>
-      <w:r>
-        <w:br/>
-      </w:r>
-      <w:r>
-        <w:rPr>
-          <w:rStyle w:val="VerbatimChar"/>
-        </w:rPr>
-        <w:t xml:space="preserve">│  │  ┌─────────┐ ┌─────────┐ ┌─────────┐ ┌─────────┐ ┌─────────────┐ │   │</w:t>
-      </w:r>
-      <w:r>
-        <w:br/>
-      </w:r>
-      <w:r>
-        <w:rPr>
-          <w:rStyle w:val="VerbatimChar"/>
-        </w:rPr>
-        <w:t xml:space="preserve">│  │  │ahg_loan │ │ahg_loan_│ │ahg_loan_│ │ahg_loan_│ │ahg_loan_    │ │   │</w:t>
-      </w:r>
-      <w:r>
-        <w:br/>
-      </w:r>
-      <w:r>
-        <w:rPr>
-          <w:rStyle w:val="VerbatimChar"/>
-        </w:rPr>
-        <w:t xml:space="preserve">│  │  │         │ │ object  │ │document │ │shipment │ │condition_   │ │   │</w:t>
-      </w:r>
-      <w:r>
-        <w:br/>
-      </w:r>
-      <w:r>
-        <w:rPr>
-          <w:rStyle w:val="VerbatimChar"/>
-        </w:rPr>
-        <w:t xml:space="preserve">│  │  │         │ │         │ │         │ │         │ │report       │ │   │</w:t>
-      </w:r>
-      <w:r>
-        <w:br/>
-      </w:r>
-      <w:r>
-        <w:rPr>
-          <w:rStyle w:val="VerbatimChar"/>
-        </w:rPr>
-        <w:t xml:space="preserve">│  │  └─────────┘ └─────────┘ └─────────┘ └─────────┘ └─────────────┘ │   │</w:t>
-      </w:r>
-      <w:r>
-        <w:br/>
-      </w:r>
-      <w:r>
-        <w:rPr>
-          <w:rStyle w:val="VerbatimChar"/>
-        </w:rPr>
-        <w:t xml:space="preserve">│  └───────────────────────────────────────────────────────────────────┘   │</w:t>
-      </w:r>
-      <w:r>
-        <w:br/>
-      </w:r>
-      <w:r>
-        <w:rPr>
-          <w:rStyle w:val="VerbatimChar"/>
-        </w:rPr>
-        <w:t xml:space="preserve">│                                                                           │</w:t>
-      </w:r>
-      <w:r>
-        <w:br/>
-      </w:r>
-      <w:r>
-        <w:rPr>
-          <w:rStyle w:val="VerbatimChar"/>
-        </w:rPr>
-        <w:t xml:space="preserve">└───────────────────────────────────────────────────────────────────────────┘</w:t>
+        <w:t xml:space="preserve">ahgLoanPlugin</w:t>
+      </w:r>
+      <w:r>
+        <w:t xml:space="preserve">Presentation</w:t>
+      </w:r>
+      <w:r>
+        <w:t xml:space="preserve">Layer</w:t>
+      </w:r>
+      <w:r>
+        <w:t xml:space="preserve">loan</w:t>
+      </w:r>
+      <w:r>
+        <w:t xml:space="preserve">loanDash-</w:t>
+      </w:r>
+      <w:r>
+        <w:t xml:space="preserve">loanCalen-</w:t>
+      </w:r>
+      <w:r>
+        <w:t xml:space="preserve">loanReports</w:t>
+      </w:r>
+      <w:r>
+        <w:t xml:space="preserve">module</w:t>
+      </w:r>
+      <w:r>
+        <w:t xml:space="preserve">board</w:t>
+      </w:r>
+      <w:r>
+        <w:t xml:space="preserve">dar</w:t>
+      </w:r>
+      <w:r>
+        <w:t xml:space="preserve">module</w:t>
+      </w:r>
+      <w:r>
+        <w:t xml:space="preserve">Service</w:t>
+      </w:r>
+      <w:r>
+        <w:t xml:space="preserve">Layer</w:t>
+      </w:r>
+      <w:r>
+        <w:t xml:space="preserve">LoanService</w:t>
+      </w:r>
+      <w:r>
+        <w:t xml:space="preserve">ConditionReport</w:t>
+      </w:r>
+      <w:r>
+        <w:t xml:space="preserve">FacilityReport</w:t>
+      </w:r>
+      <w:r>
+        <w:t xml:space="preserve">(Core)</w:t>
+      </w:r>
+      <w:r>
+        <w:t xml:space="preserve">Service</w:t>
+      </w:r>
+      <w:r>
+        <w:t xml:space="preserve">Service</w:t>
+      </w:r>
+      <w:r>
+        <w:t xml:space="preserve">CourierManage-</w:t>
+      </w:r>
+      <w:r>
+        <w:t xml:space="preserve">Notification</w:t>
+      </w:r>
+      <w:r>
+        <w:t xml:space="preserve">Calendar</w:t>
+      </w:r>
+      <w:r>
+        <w:t xml:space="preserve">mentService</w:t>
+      </w:r>
+      <w:r>
+        <w:t xml:space="preserve">Service</w:t>
+      </w:r>
+      <w:r>
+        <w:t xml:space="preserve">Service</w:t>
+      </w:r>
+      <w:r>
+        <w:t xml:space="preserve">Adapter</w:t>
+      </w:r>
+      <w:r>
+        <w:t xml:space="preserve">Layer</w:t>
+      </w:r>
+      <w:r>
+        <w:t xml:space="preserve">Museum</w:t>
+      </w:r>
+      <w:r>
+        <w:t xml:space="preserve">Gallery</w:t>
+      </w:r>
+      <w:r>
+        <w:t xml:space="preserve">Archive</w:t>
+      </w:r>
+      <w:r>
+        <w:t xml:space="preserve">DAM</w:t>
+      </w:r>
+      <w:r>
+        <w:t xml:space="preserve">Adapter</w:t>
+      </w:r>
+      <w:r>
+        <w:t xml:space="preserve">Adapter</w:t>
+      </w:r>
+      <w:r>
+        <w:t xml:space="preserve">Adapter</w:t>
+      </w:r>
+      <w:r>
+        <w:t xml:space="preserve">Adapter</w:t>
+      </w:r>
+      <w:r>
+        <w:t xml:space="preserve">Data</w:t>
+      </w:r>
+      <w:r>
+        <w:t xml:space="preserve">Layer</w:t>
+      </w:r>
+      <w:r>
+        <w:t xml:space="preserve">Laravel</w:t>
+      </w:r>
+      <w:r>
+        <w:t xml:space="preserve">Query</w:t>
+      </w:r>
+      <w:r>
+        <w:t xml:space="preserve">Builder</w:t>
+      </w:r>
+      <w:r>
+        <w:t xml:space="preserve">(Illuminate</w:t>
+      </w:r>
+      <w:r>
+        <w:t xml:space="preserve">)</w:t>
+      </w:r>
+      <w:r>
+        <w:t xml:space="preserve">ahg_loan</w:t>
+      </w:r>
+      <w:r>
+        <w:t xml:space="preserve">ahg_loan_</w:t>
+      </w:r>
+      <w:r>
+        <w:t xml:space="preserve">ahg_loan_</w:t>
+      </w:r>
+      <w:r>
+        <w:t xml:space="preserve">ahg_loan_</w:t>
+      </w:r>
+      <w:r>
+        <w:t xml:space="preserve">ahg_loan_</w:t>
+      </w:r>
+      <w:r>
+        <w:t xml:space="preserve">object</w:t>
+      </w:r>
+      <w:r>
+        <w:t xml:space="preserve">document</w:t>
+      </w:r>
+      <w:r>
+        <w:t xml:space="preserve">shipment</w:t>
+      </w:r>
+      <w:r>
+        <w:t xml:space="preserve">condition_</w:t>
+      </w:r>
+      <w:r>
+        <w:t xml:space="preserve">report</w:t>
       </w:r>
     </w:p>
     <w:bookmarkEnd w:id="22"/>
@@ -622,355 +375,136 @@
     </w:p>
     <w:p>
       <w:pPr>
-        <w:pStyle w:val="SourceCode"/>
+        <w:pStyle w:val="FirstParagraph"/>
       </w:pPr>
       <w:r>
-        <w:rPr>
-          <w:rStyle w:val="VerbatimChar"/>
-        </w:rPr>
-        <w:t xml:space="preserve">┌───────────────────────────────────────────────────────────────────────────┐</w:t>
-      </w:r>
-      <w:r>
-        <w:br/>
-      </w:r>
-      <w:r>
-        <w:rPr>
-          <w:rStyle w:val="VerbatimChar"/>
-        </w:rPr>
-        <w:t xml:space="preserve">│                                                                           │</w:t>
-      </w:r>
-      <w:r>
-        <w:br/>
-      </w:r>
-      <w:r>
-        <w:rPr>
-          <w:rStyle w:val="VerbatimChar"/>
-        </w:rPr>
-        <w:t xml:space="preserve">│    ┌─────────────────┐         ┌─────────────────────────────────────┐   │</w:t>
-      </w:r>
-      <w:r>
-        <w:br/>
-      </w:r>
-      <w:r>
-        <w:rPr>
-          <w:rStyle w:val="VerbatimChar"/>
-        </w:rPr>
-        <w:t xml:space="preserve">│    │   Symfony 1.4   │         │         ahgLoanPlugin               │   │</w:t>
-      </w:r>
-      <w:r>
-        <w:br/>
-      </w:r>
-      <w:r>
-        <w:rPr>
-          <w:rStyle w:val="VerbatimChar"/>
-        </w:rPr>
-        <w:t xml:space="preserve">│    │   (AtoM Base)   │         │                                     │   │</w:t>
-      </w:r>
-      <w:r>
-        <w:br/>
-      </w:r>
-      <w:r>
-        <w:rPr>
-          <w:rStyle w:val="VerbatimChar"/>
-        </w:rPr>
-        <w:t xml:space="preserve">│    │                 │         │   ┌─────────────────────────────┐   │   │</w:t>
-      </w:r>
-      <w:r>
-        <w:br/>
-      </w:r>
-      <w:r>
-        <w:rPr>
-          <w:rStyle w:val="VerbatimChar"/>
-        </w:rPr>
-        <w:t xml:space="preserve">│    │  ┌───────────┐  │  uses   │   │        LoanService          │   │   │</w:t>
-      </w:r>
-      <w:r>
-        <w:br/>
-      </w:r>
-      <w:r>
-        <w:rPr>
-          <w:rStyle w:val="VerbatimChar"/>
-        </w:rPr>
-        <w:t xml:space="preserve">│    │  │  Actions  │──┼─────────┼──&gt;│                             │   │   │</w:t>
-      </w:r>
-      <w:r>
-        <w:br/>
-      </w:r>
-      <w:r>
-        <w:rPr>
-          <w:rStyle w:val="VerbatimChar"/>
-        </w:rPr>
-        <w:t xml:space="preserve">│    │  └───────────┘  │         │   │  - create()                 │   │   │</w:t>
-      </w:r>
-      <w:r>
-        <w:br/>
-      </w:r>
-      <w:r>
-        <w:rPr>
-          <w:rStyle w:val="VerbatimChar"/>
-        </w:rPr>
-        <w:t xml:space="preserve">│    │                 │         │   │  - get()                    │   │   │</w:t>
-      </w:r>
-      <w:r>
-        <w:br/>
-      </w:r>
-      <w:r>
-        <w:rPr>
-          <w:rStyle w:val="VerbatimChar"/>
-        </w:rPr>
-        <w:t xml:space="preserve">│    │  ┌───────────┐  │         │   │  - update()                 │   │   │</w:t>
-      </w:r>
-      <w:r>
-        <w:br/>
-      </w:r>
-      <w:r>
-        <w:rPr>
-          <w:rStyle w:val="VerbatimChar"/>
-        </w:rPr>
-        <w:t xml:space="preserve">│    │  │ Templates │  │         │   │  - search()                 │   │   │</w:t>
-      </w:r>
-      <w:r>
-        <w:br/>
-      </w:r>
-      <w:r>
-        <w:rPr>
-          <w:rStyle w:val="VerbatimChar"/>
-        </w:rPr>
-        <w:t xml:space="preserve">│    │  └───────────┘  │         │   │  - updateStatus()           │   │   │</w:t>
-      </w:r>
-      <w:r>
-        <w:br/>
-      </w:r>
-      <w:r>
-        <w:rPr>
-          <w:rStyle w:val="VerbatimChar"/>
-        </w:rPr>
-        <w:t xml:space="preserve">│    │                 │         │   │                             │   │   │</w:t>
-      </w:r>
-      <w:r>
-        <w:br/>
-      </w:r>
-      <w:r>
-        <w:rPr>
-          <w:rStyle w:val="VerbatimChar"/>
-        </w:rPr>
-        <w:t xml:space="preserve">│    └─────────────────┘         │   └──────────────┬──────────────┘   │   │</w:t>
-      </w:r>
-      <w:r>
-        <w:br/>
-      </w:r>
-      <w:r>
-        <w:rPr>
-          <w:rStyle w:val="VerbatimChar"/>
-        </w:rPr>
-        <w:t xml:space="preserve">│                                │                  │                   │   │</w:t>
-      </w:r>
-      <w:r>
-        <w:br/>
-      </w:r>
-      <w:r>
-        <w:rPr>
-          <w:rStyle w:val="VerbatimChar"/>
-        </w:rPr>
-        <w:t xml:space="preserve">│    ┌─────────────────┐         │                  │ uses              │   │</w:t>
-      </w:r>
-      <w:r>
-        <w:br/>
-      </w:r>
-      <w:r>
-        <w:rPr>
-          <w:rStyle w:val="VerbatimChar"/>
-        </w:rPr>
-        <w:t xml:space="preserve">│    │  atom-framework │         │                  v                   │   │</w:t>
-      </w:r>
-      <w:r>
-        <w:br/>
-      </w:r>
-      <w:r>
-        <w:rPr>
-          <w:rStyle w:val="VerbatimChar"/>
-        </w:rPr>
-        <w:t xml:space="preserve">│    │                 │         │   ┌─────────────────────────────┐   │   │</w:t>
-      </w:r>
-      <w:r>
-        <w:br/>
-      </w:r>
-      <w:r>
-        <w:rPr>
-          <w:rStyle w:val="VerbatimChar"/>
-        </w:rPr>
-        <w:t xml:space="preserve">│    │  ┌───────────┐  │         │   │     SectorAdapter           │   │   │</w:t>
-      </w:r>
-      <w:r>
-        <w:br/>
-      </w:r>
-      <w:r>
-        <w:rPr>
-          <w:rStyle w:val="VerbatimChar"/>
-        </w:rPr>
-        <w:t xml:space="preserve">│    │  │ Database  │  │         │   │     (Interface)             │   │   │</w:t>
-      </w:r>
-      <w:r>
-        <w:br/>
-      </w:r>
-      <w:r>
-        <w:rPr>
-          <w:rStyle w:val="VerbatimChar"/>
-        </w:rPr>
-        <w:t xml:space="preserve">│    │  │Connection │──┼─────────┼──&gt;│                             │   │   │</w:t>
-      </w:r>
-      <w:r>
-        <w:br/>
-      </w:r>
-      <w:r>
-        <w:rPr>
-          <w:rStyle w:val="VerbatimChar"/>
-        </w:rPr>
-        <w:t xml:space="preserve">│    │  └───────────┘  │         │   │  - validateLoanData()       │   │   │</w:t>
-      </w:r>
-      <w:r>
-        <w:br/>
-      </w:r>
-      <w:r>
-        <w:rPr>
-          <w:rStyle w:val="VerbatimChar"/>
-        </w:rPr>
-        <w:t xml:space="preserve">│    │                 │         │   │  - enrichLoanData()         │   │   │</w:t>
-      </w:r>
-      <w:r>
-        <w:br/>
-      </w:r>
-      <w:r>
-        <w:rPr>
-          <w:rStyle w:val="VerbatimChar"/>
-        </w:rPr>
-        <w:t xml:space="preserve">│    │                 │         │   │  - getWorkflowStates()      │   │   │</w:t>
-      </w:r>
-      <w:r>
-        <w:br/>
-      </w:r>
-      <w:r>
-        <w:rPr>
-          <w:rStyle w:val="VerbatimChar"/>
-        </w:rPr>
-        <w:t xml:space="preserve">│    └─────────────────┘         │   │                             │   │   │</w:t>
-      </w:r>
-      <w:r>
-        <w:br/>
-      </w:r>
-      <w:r>
-        <w:rPr>
-          <w:rStyle w:val="VerbatimChar"/>
-        </w:rPr>
-        <w:t xml:space="preserve">│                                │   └──────────────┬──────────────┘   │   │</w:t>
-      </w:r>
-      <w:r>
-        <w:br/>
-      </w:r>
-      <w:r>
-        <w:rPr>
-          <w:rStyle w:val="VerbatimChar"/>
-        </w:rPr>
-        <w:t xml:space="preserve">│                                │                  │                   │   │</w:t>
-      </w:r>
-      <w:r>
-        <w:br/>
-      </w:r>
-      <w:r>
-        <w:rPr>
-          <w:rStyle w:val="VerbatimChar"/>
-        </w:rPr>
-        <w:t xml:space="preserve">│                                │       ┌──────────┼──────────┐       │   │</w:t>
-      </w:r>
-      <w:r>
-        <w:br/>
-      </w:r>
-      <w:r>
-        <w:rPr>
-          <w:rStyle w:val="VerbatimChar"/>
-        </w:rPr>
-        <w:t xml:space="preserve">│                                │       │          │          │       │   │</w:t>
-      </w:r>
-      <w:r>
-        <w:br/>
-      </w:r>
-      <w:r>
-        <w:rPr>
-          <w:rStyle w:val="VerbatimChar"/>
-        </w:rPr>
-        <w:t xml:space="preserve">│                                │       v          v          v       │   │</w:t>
-      </w:r>
-      <w:r>
-        <w:br/>
-      </w:r>
-      <w:r>
-        <w:rPr>
-          <w:rStyle w:val="VerbatimChar"/>
-        </w:rPr>
-        <w:t xml:space="preserve">│                                │   ┌───────┐ ┌───────┐ ┌───────┐    │   │</w:t>
-      </w:r>
-      <w:r>
-        <w:br/>
-      </w:r>
-      <w:r>
-        <w:rPr>
-          <w:rStyle w:val="VerbatimChar"/>
-        </w:rPr>
-        <w:t xml:space="preserve">│                                │   │Museum │ │Gallery│ │Archive│    │   │</w:t>
-      </w:r>
-      <w:r>
-        <w:br/>
-      </w:r>
-      <w:r>
-        <w:rPr>
-          <w:rStyle w:val="VerbatimChar"/>
-        </w:rPr>
-        <w:t xml:space="preserve">│                                │   │Adapter│ │Adapter│ │Adapter│    │   │</w:t>
-      </w:r>
-      <w:r>
-        <w:br/>
-      </w:r>
-      <w:r>
-        <w:rPr>
-          <w:rStyle w:val="VerbatimChar"/>
-        </w:rPr>
-        <w:t xml:space="preserve">│                                │   └───────┘ └───────┘ └───────┘    │   │</w:t>
-      </w:r>
-      <w:r>
-        <w:br/>
-      </w:r>
-      <w:r>
-        <w:rPr>
-          <w:rStyle w:val="VerbatimChar"/>
-        </w:rPr>
-        <w:t xml:space="preserve">│                                │                                     │   │</w:t>
-      </w:r>
-      <w:r>
-        <w:br/>
-      </w:r>
-      <w:r>
-        <w:rPr>
-          <w:rStyle w:val="VerbatimChar"/>
-        </w:rPr>
-        <w:t xml:space="preserve">│                                └─────────────────────────────────────┘   │</w:t>
-      </w:r>
-      <w:r>
-        <w:br/>
-      </w:r>
-      <w:r>
-        <w:rPr>
-          <w:rStyle w:val="VerbatimChar"/>
-        </w:rPr>
-        <w:t xml:space="preserve">│                                                                           │</w:t>
-      </w:r>
-      <w:r>
-        <w:br/>
-      </w:r>
-      <w:r>
-        <w:rPr>
-          <w:rStyle w:val="VerbatimChar"/>
-        </w:rPr>
-        <w:t xml:space="preserve">└───────────────────────────────────────────────────────────────────────────┘</w:t>
+        <w:t xml:space="preserve">Symfony</w:t>
+      </w:r>
+      <w:r>
+        <w:t xml:space="preserve">1.4</w:t>
+      </w:r>
+      <w:r>
+        <w:t xml:space="preserve">ahgLoanPlugin</w:t>
+      </w:r>
+      <w:r>
+        <w:t xml:space="preserve">(AtoM</w:t>
+      </w:r>
+      <w:r>
+        <w:t xml:space="preserve">Base)</w:t>
+      </w:r>
+      <w:r>
+        <w:t xml:space="preserve">uses</w:t>
+      </w:r>
+      <w:r>
+        <w:t xml:space="preserve">LoanService</w:t>
+      </w:r>
+      <w:r>
+        <w:t xml:space="preserve">Actions</w:t>
+      </w:r>
+      <w:r>
+        <w:t xml:space="preserve">&gt;</w:t>
+      </w:r>
+      <w:r>
+        <w:t xml:space="preserve">-</w:t>
+      </w:r>
+      <w:r>
+        <w:t xml:space="preserve">create()</w:t>
+      </w:r>
+      <w:r>
+        <w:t xml:space="preserve">-</w:t>
+      </w:r>
+      <w:r>
+        <w:t xml:space="preserve">get()</w:t>
+      </w:r>
+      <w:r>
+        <w:t xml:space="preserve">-</w:t>
+      </w:r>
+      <w:r>
+        <w:t xml:space="preserve">update()</w:t>
+      </w:r>
+      <w:r>
+        <w:t xml:space="preserve">Templates</w:t>
+      </w:r>
+      <w:r>
+        <w:t xml:space="preserve">-</w:t>
+      </w:r>
+      <w:r>
+        <w:t xml:space="preserve">search()</w:t>
+      </w:r>
+      <w:r>
+        <w:t xml:space="preserve">-</w:t>
+      </w:r>
+      <w:r>
+        <w:t xml:space="preserve">updateStatus()</w:t>
+      </w:r>
+      <w:r>
+        <w:t xml:space="preserve">uses</w:t>
+      </w:r>
+      <w:r>
+        <w:t xml:space="preserve">atom-framework</w:t>
+      </w:r>
+      <w:r>
+        <w:t xml:space="preserve">v</w:t>
+      </w:r>
+      <w:r>
+        <w:t xml:space="preserve">SectorAdapter</w:t>
+      </w:r>
+      <w:r>
+        <w:t xml:space="preserve">Database</w:t>
+      </w:r>
+      <w:r>
+        <w:t xml:space="preserve">(Interface)</w:t>
+      </w:r>
+      <w:r>
+        <w:t xml:space="preserve">Connection</w:t>
+      </w:r>
+      <w:r>
+        <w:t xml:space="preserve">&gt;</w:t>
+      </w:r>
+      <w:r>
+        <w:t xml:space="preserve">-</w:t>
+      </w:r>
+      <w:r>
+        <w:t xml:space="preserve">validateLoanData()</w:t>
+      </w:r>
+      <w:r>
+        <w:t xml:space="preserve">-</w:t>
+      </w:r>
+      <w:r>
+        <w:t xml:space="preserve">enrichLoanData()</w:t>
+      </w:r>
+      <w:r>
+        <w:t xml:space="preserve">-</w:t>
+      </w:r>
+      <w:r>
+        <w:t xml:space="preserve">getWorkflowStates()</w:t>
+      </w:r>
+      <w:r>
+        <w:t xml:space="preserve">v</w:t>
+      </w:r>
+      <w:r>
+        <w:t xml:space="preserve">v</w:t>
+      </w:r>
+      <w:r>
+        <w:t xml:space="preserve">v</w:t>
+      </w:r>
+      <w:r>
+        <w:t xml:space="preserve">Museum</w:t>
+      </w:r>
+      <w:r>
+        <w:t xml:space="preserve">Gallery</w:t>
+      </w:r>
+      <w:r>
+        <w:t xml:space="preserve">Archive</w:t>
+      </w:r>
+      <w:r>
+        <w:t xml:space="preserve">Adapter</w:t>
+      </w:r>
+      <w:r>
+        <w:t xml:space="preserve">Adapter</w:t>
+      </w:r>
+      <w:r>
+        <w:t xml:space="preserve">Adapter</w:t>
       </w:r>
     </w:p>
     <w:p>
@@ -993,988 +527,788 @@
     </w:p>
     <w:p>
       <w:pPr>
-        <w:pStyle w:val="SourceCode"/>
+        <w:pStyle w:val="FirstParagraph"/>
       </w:pPr>
       <w:r>
-        <w:rPr>
-          <w:rStyle w:val="VerbatimChar"/>
-        </w:rPr>
-        <w:t xml:space="preserve">┌─────────────────────────────────────────────────────────────────────────────────────────┐</w:t>
-      </w:r>
-      <w:r>
-        <w:br/>
-      </w:r>
-      <w:r>
-        <w:rPr>
-          <w:rStyle w:val="VerbatimChar"/>
-        </w:rPr>
-        <w:t xml:space="preserve">│                                    LOAN MODULE ERD                                       │</w:t>
-      </w:r>
-      <w:r>
-        <w:br/>
-      </w:r>
-      <w:r>
-        <w:rPr>
-          <w:rStyle w:val="VerbatimChar"/>
-        </w:rPr>
-        <w:t xml:space="preserve">└─────────────────────────────────────────────────────────────────────────────────────────┘</w:t>
-      </w:r>
-      <w:r>
-        <w:br/>
-      </w:r>
-      <w:r>
-        <w:br/>
-      </w:r>
-      <w:r>
-        <w:rPr>
-          <w:rStyle w:val="VerbatimChar"/>
-        </w:rPr>
-        <w:t xml:space="preserve">                              ┌──────────────────────┐</w:t>
-      </w:r>
-      <w:r>
-        <w:br/>
-      </w:r>
-      <w:r>
-        <w:rPr>
-          <w:rStyle w:val="VerbatimChar"/>
-        </w:rPr>
-        <w:t xml:space="preserve">                              │   information_object │</w:t>
-      </w:r>
-      <w:r>
-        <w:br/>
-      </w:r>
-      <w:r>
-        <w:rPr>
-          <w:rStyle w:val="VerbatimChar"/>
-        </w:rPr>
-        <w:t xml:space="preserve">                              │      (AtoM Core)     │</w:t>
-      </w:r>
-      <w:r>
-        <w:br/>
-      </w:r>
-      <w:r>
-        <w:rPr>
-          <w:rStyle w:val="VerbatimChar"/>
-        </w:rPr>
-        <w:t xml:space="preserve">                              ├──────────────────────┤</w:t>
-      </w:r>
-      <w:r>
-        <w:br/>
-      </w:r>
-      <w:r>
-        <w:rPr>
-          <w:rStyle w:val="VerbatimChar"/>
-        </w:rPr>
-        <w:t xml:space="preserve">                              │ PK id                │</w:t>
-      </w:r>
-      <w:r>
-        <w:br/>
-      </w:r>
-      <w:r>
-        <w:rPr>
-          <w:rStyle w:val="VerbatimChar"/>
-        </w:rPr>
-        <w:t xml:space="preserve">                              │    identifier        │</w:t>
-      </w:r>
-      <w:r>
-        <w:br/>
-      </w:r>
-      <w:r>
-        <w:rPr>
-          <w:rStyle w:val="VerbatimChar"/>
-        </w:rPr>
-        <w:t xml:space="preserve">                              │    ...               │</w:t>
-      </w:r>
-      <w:r>
-        <w:br/>
-      </w:r>
-      <w:r>
-        <w:rPr>
-          <w:rStyle w:val="VerbatimChar"/>
-        </w:rPr>
-        <w:t xml:space="preserve">                              └──────────┬───────────┘</w:t>
-      </w:r>
-      <w:r>
-        <w:br/>
-      </w:r>
-      <w:r>
-        <w:rPr>
-          <w:rStyle w:val="VerbatimChar"/>
-        </w:rPr>
-        <w:t xml:space="preserve">                                         │</w:t>
-      </w:r>
-      <w:r>
-        <w:br/>
-      </w:r>
-      <w:r>
-        <w:rPr>
-          <w:rStyle w:val="VerbatimChar"/>
-        </w:rPr>
-        <w:t xml:space="preserve">                                         │ references</w:t>
-      </w:r>
-      <w:r>
-        <w:br/>
-      </w:r>
-      <w:r>
-        <w:rPr>
-          <w:rStyle w:val="VerbatimChar"/>
-        </w:rPr>
-        <w:t xml:space="preserve">                                         │</w:t>
-      </w:r>
-      <w:r>
-        <w:br/>
-      </w:r>
-      <w:r>
-        <w:rPr>
-          <w:rStyle w:val="VerbatimChar"/>
-        </w:rPr>
-        <w:t xml:space="preserve">┌────────────────────┐                   │                    ┌────────────────────┐</w:t>
-      </w:r>
-      <w:r>
-        <w:br/>
-      </w:r>
-      <w:r>
-        <w:rPr>
-          <w:rStyle w:val="VerbatimChar"/>
-        </w:rPr>
-        <w:t xml:space="preserve">│ ahg_loan_courier   │                   │                    │ahg_loan_facility   │</w:t>
-      </w:r>
-      <w:r>
-        <w:br/>
-      </w:r>
-      <w:r>
-        <w:rPr>
-          <w:rStyle w:val="VerbatimChar"/>
-        </w:rPr>
-        <w:t xml:space="preserve">├────────────────────┤                   │                    │    _report         │</w:t>
-      </w:r>
-      <w:r>
-        <w:br/>
-      </w:r>
-      <w:r>
-        <w:rPr>
-          <w:rStyle w:val="VerbatimChar"/>
-        </w:rPr>
-        <w:t xml:space="preserve">│ PK id              │                   │                    ├────────────────────┤</w:t>
-      </w:r>
-      <w:r>
-        <w:br/>
-      </w:r>
-      <w:r>
-        <w:rPr>
-          <w:rStyle w:val="VerbatimChar"/>
-        </w:rPr>
-        <w:t xml:space="preserve">│    company_name    │                   │                    │ PK id              │</w:t>
-      </w:r>
-      <w:r>
-        <w:br/>
-      </w:r>
-      <w:r>
-        <w:rPr>
-          <w:rStyle w:val="VerbatimChar"/>
-        </w:rPr>
-        <w:t xml:space="preserve">│    contact_name    │                   │                    │ FK loan_id ────────┼───┐</w:t>
-      </w:r>
-      <w:r>
-        <w:br/>
-      </w:r>
-      <w:r>
-        <w:rPr>
-          <w:rStyle w:val="VerbatimChar"/>
-        </w:rPr>
-        <w:t xml:space="preserve">│    contact_email   │                   │                    │    venue_name      │   │</w:t>
-      </w:r>
-      <w:r>
-        <w:br/>
-      </w:r>
-      <w:r>
-        <w:rPr>
-          <w:rStyle w:val="VerbatimChar"/>
-        </w:rPr>
-        <w:t xml:space="preserve">│    is_art_specialist│                  │                    │    has_climate_ctrl│   │</w:t>
-      </w:r>
-      <w:r>
-        <w:br/>
-      </w:r>
-      <w:r>
-        <w:rPr>
-          <w:rStyle w:val="VerbatimChar"/>
-        </w:rPr>
-        <w:t xml:space="preserve">│    has_climate_ctrl│                   │                    │    has_security    │   │</w:t>
-      </w:r>
-      <w:r>
-        <w:br/>
-      </w:r>
-      <w:r>
-        <w:rPr>
-          <w:rStyle w:val="VerbatimChar"/>
-        </w:rPr>
-        <w:t xml:space="preserve">│    insurance_coverage│                 │                    │    overall_rating  │   │</w:t>
-      </w:r>
-      <w:r>
-        <w:br/>
-      </w:r>
-      <w:r>
-        <w:rPr>
-          <w:rStyle w:val="VerbatimChar"/>
-        </w:rPr>
-        <w:t xml:space="preserve">│    is_active       │                   │                    │    approved        │   │</w:t>
-      </w:r>
-      <w:r>
-        <w:br/>
-      </w:r>
-      <w:r>
-        <w:rPr>
-          <w:rStyle w:val="VerbatimChar"/>
-        </w:rPr>
-        <w:t xml:space="preserve">└────────┬───────────┘                   │                    └────────────────────┘   │</w:t>
-      </w:r>
-      <w:r>
-        <w:br/>
-      </w:r>
-      <w:r>
-        <w:rPr>
-          <w:rStyle w:val="VerbatimChar"/>
-        </w:rPr>
-        <w:t xml:space="preserve">         │                               │                                              │</w:t>
-      </w:r>
-      <w:r>
-        <w:br/>
-      </w:r>
-      <w:r>
-        <w:rPr>
-          <w:rStyle w:val="VerbatimChar"/>
-        </w:rPr>
-        <w:t xml:space="preserve">         │ references                    │                                              │</w:t>
-      </w:r>
-      <w:r>
-        <w:br/>
-      </w:r>
-      <w:r>
-        <w:rPr>
-          <w:rStyle w:val="VerbatimChar"/>
-        </w:rPr>
-        <w:t xml:space="preserve">         │                               │                                              │</w:t>
-      </w:r>
-      <w:r>
-        <w:br/>
-      </w:r>
-      <w:r>
-        <w:rPr>
-          <w:rStyle w:val="VerbatimChar"/>
-        </w:rPr>
-        <w:t xml:space="preserve">         │    ┌──────────────────────────┴───────────────────────────┐                 │</w:t>
-      </w:r>
-      <w:r>
-        <w:br/>
-      </w:r>
-      <w:r>
-        <w:rPr>
-          <w:rStyle w:val="VerbatimChar"/>
-        </w:rPr>
-        <w:t xml:space="preserve">         │    │                      ahg_loan                         │                 │</w:t>
-      </w:r>
-      <w:r>
-        <w:br/>
-      </w:r>
-      <w:r>
-        <w:rPr>
-          <w:rStyle w:val="VerbatimChar"/>
-        </w:rPr>
-        <w:t xml:space="preserve">         │    ├───────────────────────────────────────────────────────┤                 │</w:t>
-      </w:r>
-      <w:r>
-        <w:br/>
-      </w:r>
-      <w:r>
-        <w:rPr>
-          <w:rStyle w:val="VerbatimChar"/>
-        </w:rPr>
-        <w:t xml:space="preserve">         │    │ PK id                                                 │                 │</w:t>
-      </w:r>
-      <w:r>
-        <w:br/>
-      </w:r>
-      <w:r>
-        <w:rPr>
-          <w:rStyle w:val="VerbatimChar"/>
-        </w:rPr>
-        <w:t xml:space="preserve">         │    │    loan_number (UNIQUE)                               │&lt;────────────────┘</w:t>
-      </w:r>
-      <w:r>
-        <w:br/>
-      </w:r>
-      <w:r>
-        <w:rPr>
-          <w:rStyle w:val="VerbatimChar"/>
-        </w:rPr>
-        <w:t xml:space="preserve">         │    │    loan_type (out/in)                                 │</w:t>
-      </w:r>
-      <w:r>
-        <w:br/>
-      </w:r>
-      <w:r>
-        <w:rPr>
-          <w:rStyle w:val="VerbatimChar"/>
-        </w:rPr>
-        <w:t xml:space="preserve">         │    │    sector (museum/gallery/archive/dam)                │</w:t>
-      </w:r>
-      <w:r>
-        <w:br/>
-      </w:r>
-      <w:r>
-        <w:rPr>
-          <w:rStyle w:val="VerbatimChar"/>
-        </w:rPr>
-        <w:t xml:space="preserve">         │    │    purpose                                            │</w:t>
-      </w:r>
-      <w:r>
-        <w:br/>
-      </w:r>
-      <w:r>
-        <w:rPr>
-          <w:rStyle w:val="VerbatimChar"/>
-        </w:rPr>
-        <w:t xml:space="preserve">         │    │    partner_institution                                │</w:t>
-      </w:r>
-      <w:r>
-        <w:br/>
-      </w:r>
-      <w:r>
-        <w:rPr>
-          <w:rStyle w:val="VerbatimChar"/>
-        </w:rPr>
-        <w:t xml:space="preserve">         │    │    partner_contact_name                               │</w:t>
-      </w:r>
-      <w:r>
-        <w:br/>
-      </w:r>
-      <w:r>
-        <w:rPr>
-          <w:rStyle w:val="VerbatimChar"/>
-        </w:rPr>
-        <w:t xml:space="preserve">         │    │    partner_contact_email                              │</w:t>
-      </w:r>
-      <w:r>
-        <w:br/>
-      </w:r>
-      <w:r>
-        <w:rPr>
-          <w:rStyle w:val="VerbatimChar"/>
-        </w:rPr>
-        <w:t xml:space="preserve">         │    │    request_date                                       │</w:t>
-      </w:r>
-      <w:r>
-        <w:br/>
-      </w:r>
-      <w:r>
-        <w:rPr>
-          <w:rStyle w:val="VerbatimChar"/>
-        </w:rPr>
-        <w:t xml:space="preserve">         │    │    start_date                                         │</w:t>
-      </w:r>
-      <w:r>
-        <w:br/>
-      </w:r>
-      <w:r>
-        <w:rPr>
-          <w:rStyle w:val="VerbatimChar"/>
-        </w:rPr>
-        <w:t xml:space="preserve">         │    │    end_date                                           │</w:t>
-      </w:r>
-      <w:r>
-        <w:br/>
-      </w:r>
-      <w:r>
-        <w:rPr>
-          <w:rStyle w:val="VerbatimChar"/>
-        </w:rPr>
-        <w:t xml:space="preserve">         │    │    return_date                                        │</w:t>
-      </w:r>
-      <w:r>
-        <w:br/>
-      </w:r>
-      <w:r>
-        <w:rPr>
-          <w:rStyle w:val="VerbatimChar"/>
-        </w:rPr>
-        <w:t xml:space="preserve">         │    │    insurance_type                                     │</w:t>
-      </w:r>
-      <w:r>
-        <w:br/>
-      </w:r>
-      <w:r>
-        <w:rPr>
-          <w:rStyle w:val="VerbatimChar"/>
-        </w:rPr>
-        <w:t xml:space="preserve">         │    │    insurance_value                                    │</w:t>
-      </w:r>
-      <w:r>
-        <w:br/>
-      </w:r>
-      <w:r>
-        <w:rPr>
-          <w:rStyle w:val="VerbatimChar"/>
-        </w:rPr>
-        <w:t xml:space="preserve">         │    │    status                                             │</w:t>
-      </w:r>
-      <w:r>
-        <w:br/>
-      </w:r>
-      <w:r>
-        <w:rPr>
-          <w:rStyle w:val="VerbatimChar"/>
-        </w:rPr>
-        <w:t xml:space="preserve">         │    │    sector_data (JSON)                                 │</w:t>
-      </w:r>
-      <w:r>
-        <w:br/>
-      </w:r>
-      <w:r>
-        <w:rPr>
-          <w:rStyle w:val="VerbatimChar"/>
-        </w:rPr>
-        <w:t xml:space="preserve">         │    │ FK created_by                                         │</w:t>
-      </w:r>
-      <w:r>
-        <w:br/>
-      </w:r>
-      <w:r>
-        <w:rPr>
-          <w:rStyle w:val="VerbatimChar"/>
-        </w:rPr>
-        <w:t xml:space="preserve">         │    └───────────────────────────┬───────────────────────────┘</w:t>
-      </w:r>
-      <w:r>
-        <w:br/>
-      </w:r>
-      <w:r>
-        <w:rPr>
-          <w:rStyle w:val="VerbatimChar"/>
-        </w:rPr>
-        <w:t xml:space="preserve">         │                                │</w:t>
-      </w:r>
-      <w:r>
-        <w:br/>
-      </w:r>
-      <w:r>
-        <w:rPr>
-          <w:rStyle w:val="VerbatimChar"/>
-        </w:rPr>
-        <w:t xml:space="preserve">         │                    ┌───────────┼───────────┬───────────┬───────────┐</w:t>
-      </w:r>
-      <w:r>
-        <w:br/>
-      </w:r>
-      <w:r>
-        <w:rPr>
-          <w:rStyle w:val="VerbatimChar"/>
-        </w:rPr>
-        <w:t xml:space="preserve">         │                    │           │           │           │           │</w:t>
-      </w:r>
-      <w:r>
-        <w:br/>
-      </w:r>
-      <w:r>
-        <w:rPr>
-          <w:rStyle w:val="VerbatimChar"/>
-        </w:rPr>
-        <w:t xml:space="preserve">         │                    v           v           v           v           v</w:t>
-      </w:r>
-      <w:r>
-        <w:br/>
-      </w:r>
-      <w:r>
-        <w:rPr>
-          <w:rStyle w:val="VerbatimChar"/>
-        </w:rPr>
-        <w:t xml:space="preserve">         │    ┌───────────────────┐ ┌───────────┐ ┌───────────┐ ┌───────────┐ ┌───────────────┐</w:t>
-      </w:r>
-      <w:r>
-        <w:br/>
-      </w:r>
-      <w:r>
-        <w:rPr>
-          <w:rStyle w:val="VerbatimChar"/>
-        </w:rPr>
-        <w:t xml:space="preserve">         │    │  ahg_loan_object  │ │ahg_loan_  │ │ahg_loan_  │ │ahg_loan_  │ │ahg_loan_status│</w:t>
-      </w:r>
-      <w:r>
-        <w:br/>
-      </w:r>
-      <w:r>
-        <w:rPr>
-          <w:rStyle w:val="VerbatimChar"/>
-        </w:rPr>
-        <w:t xml:space="preserve">         │    ├───────────────────┤ │ document  │ │ extension │ │  cost     │ │   _history    │</w:t>
-      </w:r>
-      <w:r>
-        <w:br/>
-      </w:r>
-      <w:r>
-        <w:rPr>
-          <w:rStyle w:val="VerbatimChar"/>
-        </w:rPr>
-        <w:t xml:space="preserve">         │    │ PK id             │ ├───────────┤ ├───────────┤ ├───────────┤ ├───────────────┤</w:t>
-      </w:r>
-      <w:r>
-        <w:br/>
-      </w:r>
-      <w:r>
-        <w:rPr>
-          <w:rStyle w:val="VerbatimChar"/>
-        </w:rPr>
-        <w:t xml:space="preserve">         │    │ FK loan_id        │ │ PK id     │ │ PK id     │ │ PK id     │ │ PK id         │</w:t>
-      </w:r>
-      <w:r>
-        <w:br/>
-      </w:r>
-      <w:r>
-        <w:rPr>
-          <w:rStyle w:val="VerbatimChar"/>
-        </w:rPr>
-        <w:t xml:space="preserve">         │    │ FK info_object_id │ │ FK loan_id│ │ FK loan_id│ │ FK loan_id│ │ FK loan_id    │</w:t>
-      </w:r>
-      <w:r>
-        <w:br/>
-      </w:r>
-      <w:r>
-        <w:rPr>
-          <w:rStyle w:val="VerbatimChar"/>
-        </w:rPr>
-        <w:t xml:space="preserve">         │    │    object_title   │ │ doc_type  │ │ prev_date │ │ cost_type │ │ from_status   │</w:t>
-      </w:r>
-      <w:r>
-        <w:br/>
-      </w:r>
-      <w:r>
-        <w:rPr>
-          <w:rStyle w:val="VerbatimChar"/>
-        </w:rPr>
-        <w:t xml:space="preserve">         │    │    object_identifier││ file_path│ │ new_date  │ │ amount    │ │ to_status     │</w:t>
-      </w:r>
-      <w:r>
-        <w:br/>
-      </w:r>
-      <w:r>
-        <w:rPr>
-          <w:rStyle w:val="VerbatimChar"/>
-        </w:rPr>
-        <w:t xml:space="preserve">         │    │    insurance_value│ │ file_name │ │ reason    │ │ vendor    │ │ changed_by    │</w:t>
-      </w:r>
-      <w:r>
-        <w:br/>
-      </w:r>
-      <w:r>
-        <w:rPr>
-          <w:rStyle w:val="VerbatimChar"/>
-        </w:rPr>
-        <w:t xml:space="preserve">         │    │    status         │ │ uploaded_by││ approved_by││ paid      │ │ comment       │</w:t>
-      </w:r>
-      <w:r>
-        <w:br/>
-      </w:r>
-      <w:r>
-        <w:rPr>
-          <w:rStyle w:val="VerbatimChar"/>
-        </w:rPr>
-        <w:t xml:space="preserve">         │    └─────────┬─────────┘ └───────────┘ └───────────┘ └───────────┘ └───────────────┘</w:t>
-      </w:r>
-      <w:r>
-        <w:br/>
-      </w:r>
-      <w:r>
-        <w:rPr>
-          <w:rStyle w:val="VerbatimChar"/>
-        </w:rPr>
-        <w:t xml:space="preserve">         │              │</w:t>
-      </w:r>
-      <w:r>
-        <w:br/>
-      </w:r>
-      <w:r>
-        <w:rPr>
-          <w:rStyle w:val="VerbatimChar"/>
-        </w:rPr>
-        <w:t xml:space="preserve">         │              │ references</w:t>
-      </w:r>
-      <w:r>
-        <w:br/>
-      </w:r>
-      <w:r>
-        <w:rPr>
-          <w:rStyle w:val="VerbatimChar"/>
-        </w:rPr>
-        <w:t xml:space="preserve">         │              v</w:t>
-      </w:r>
-      <w:r>
-        <w:br/>
-      </w:r>
-      <w:r>
-        <w:rPr>
-          <w:rStyle w:val="VerbatimChar"/>
-        </w:rPr>
-        <w:t xml:space="preserve">         │    ┌───────────────────────┐         ┌───────────────────────┐</w:t>
-      </w:r>
-      <w:r>
-        <w:br/>
-      </w:r>
-      <w:r>
-        <w:rPr>
-          <w:rStyle w:val="VerbatimChar"/>
-        </w:rPr>
-        <w:t xml:space="preserve">         │    │ahg_loan_condition     │         │ahg_loan_condition     │</w:t>
-      </w:r>
-      <w:r>
-        <w:br/>
-      </w:r>
-      <w:r>
-        <w:rPr>
-          <w:rStyle w:val="VerbatimChar"/>
-        </w:rPr>
-        <w:t xml:space="preserve">         │    │      _report          │         │      _image           │</w:t>
-      </w:r>
-      <w:r>
-        <w:br/>
-      </w:r>
-      <w:r>
-        <w:rPr>
-          <w:rStyle w:val="VerbatimChar"/>
-        </w:rPr>
-        <w:t xml:space="preserve">         │    ├───────────────────────┤         ├───────────────────────┤</w:t>
-      </w:r>
-      <w:r>
-        <w:br/>
-      </w:r>
-      <w:r>
-        <w:rPr>
-          <w:rStyle w:val="VerbatimChar"/>
-        </w:rPr>
-        <w:t xml:space="preserve">         │    │ PK id                 │    1:N  │ PK id                 │</w:t>
-      </w:r>
-      <w:r>
-        <w:br/>
-      </w:r>
-      <w:r>
-        <w:rPr>
-          <w:rStyle w:val="VerbatimChar"/>
-        </w:rPr>
-        <w:t xml:space="preserve">         │    │ FK loan_id            │&lt;────────│ FK condition_report_id│</w:t>
-      </w:r>
-      <w:r>
-        <w:br/>
-      </w:r>
-      <w:r>
-        <w:rPr>
-          <w:rStyle w:val="VerbatimChar"/>
-        </w:rPr>
-        <w:t xml:space="preserve">         │    │ FK loan_object_id     │         │    file_path          │</w:t>
-      </w:r>
-      <w:r>
-        <w:br/>
-      </w:r>
-      <w:r>
-        <w:rPr>
-          <w:rStyle w:val="VerbatimChar"/>
-        </w:rPr>
-        <w:t xml:space="preserve">         │    │    report_type        │         │    image_type         │</w:t>
-      </w:r>
-      <w:r>
-        <w:br/>
-      </w:r>
-      <w:r>
-        <w:rPr>
-          <w:rStyle w:val="VerbatimChar"/>
-        </w:rPr>
-        <w:t xml:space="preserve">         │    │    overall_condition  │         │    caption            │</w:t>
-      </w:r>
-      <w:r>
-        <w:br/>
-      </w:r>
-      <w:r>
-        <w:rPr>
-          <w:rStyle w:val="VerbatimChar"/>
-        </w:rPr>
-        <w:t xml:space="preserve">         │    │    has_damage         │         │    annotation_data    │</w:t>
-      </w:r>
-      <w:r>
-        <w:br/>
-      </w:r>
-      <w:r>
-        <w:rPr>
-          <w:rStyle w:val="VerbatimChar"/>
-        </w:rPr>
-        <w:t xml:space="preserve">         │    │    examination_date   │         └───────────────────────┘</w:t>
-      </w:r>
-      <w:r>
-        <w:br/>
-      </w:r>
-      <w:r>
-        <w:rPr>
-          <w:rStyle w:val="VerbatimChar"/>
-        </w:rPr>
-        <w:t xml:space="preserve">         │    └───────────────────────┘</w:t>
-      </w:r>
-      <w:r>
-        <w:br/>
-      </w:r>
-      <w:r>
-        <w:rPr>
-          <w:rStyle w:val="VerbatimChar"/>
-        </w:rPr>
-        <w:t xml:space="preserve">         │</w:t>
-      </w:r>
-      <w:r>
-        <w:br/>
-      </w:r>
-      <w:r>
-        <w:rPr>
-          <w:rStyle w:val="VerbatimChar"/>
-        </w:rPr>
-        <w:t xml:space="preserve">         │    ┌───────────────────────┐         ┌───────────────────────┐</w:t>
-      </w:r>
-      <w:r>
-        <w:br/>
-      </w:r>
-      <w:r>
-        <w:rPr>
-          <w:rStyle w:val="VerbatimChar"/>
-        </w:rPr>
-        <w:t xml:space="preserve">         └───&gt;│  ahg_loan_shipment    │         │ahg_loan_shipment_event│</w:t>
-      </w:r>
-      <w:r>
-        <w:br/>
-      </w:r>
-      <w:r>
-        <w:rPr>
-          <w:rStyle w:val="VerbatimChar"/>
-        </w:rPr>
-        <w:t xml:space="preserve">              ├───────────────────────┤         ├───────────────────────┤</w:t>
-      </w:r>
-      <w:r>
-        <w:br/>
-      </w:r>
-      <w:r>
-        <w:rPr>
-          <w:rStyle w:val="VerbatimChar"/>
-        </w:rPr>
-        <w:t xml:space="preserve">              │ PK id                 │    1:N  │ PK id                 │</w:t>
-      </w:r>
-      <w:r>
-        <w:br/>
-      </w:r>
-      <w:r>
-        <w:rPr>
-          <w:rStyle w:val="VerbatimChar"/>
-        </w:rPr>
-        <w:t xml:space="preserve">              │ FK loan_id            │&lt;────────│ FK shipment_id        │</w:t>
-      </w:r>
-      <w:r>
-        <w:br/>
-      </w:r>
-      <w:r>
-        <w:rPr>
-          <w:rStyle w:val="VerbatimChar"/>
-        </w:rPr>
-        <w:t xml:space="preserve">              │ FK courier_id         │         │    event_time         │</w:t>
-      </w:r>
-      <w:r>
-        <w:br/>
-      </w:r>
-      <w:r>
-        <w:rPr>
-          <w:rStyle w:val="VerbatimChar"/>
-        </w:rPr>
-        <w:t xml:space="preserve">              │    shipment_type      │         │    event_type         │</w:t>
-      </w:r>
-      <w:r>
-        <w:br/>
-      </w:r>
-      <w:r>
-        <w:rPr>
-          <w:rStyle w:val="VerbatimChar"/>
-        </w:rPr>
-        <w:t xml:space="preserve">              │    tracking_number    │         │    location           │</w:t>
-      </w:r>
-      <w:r>
-        <w:br/>
-      </w:r>
-      <w:r>
-        <w:rPr>
-          <w:rStyle w:val="VerbatimChar"/>
-        </w:rPr>
-        <w:t xml:space="preserve">              │    status             │         │    description        │</w:t>
-      </w:r>
-      <w:r>
-        <w:br/>
-      </w:r>
-      <w:r>
-        <w:rPr>
-          <w:rStyle w:val="VerbatimChar"/>
-        </w:rPr>
-        <w:t xml:space="preserve">              │    scheduled_delivery │         └───────────────────────┘</w:t>
-      </w:r>
-      <w:r>
-        <w:br/>
-      </w:r>
-      <w:r>
-        <w:rPr>
-          <w:rStyle w:val="VerbatimChar"/>
-        </w:rPr>
-        <w:t xml:space="preserve">              │    actual_delivery    │</w:t>
-      </w:r>
-      <w:r>
-        <w:br/>
-      </w:r>
-      <w:r>
-        <w:rPr>
-          <w:rStyle w:val="VerbatimChar"/>
-        </w:rPr>
-        <w:t xml:space="preserve">              └───────────────────────┘</w:t>
-      </w:r>
-      <w:r>
-        <w:br/>
-      </w:r>
-      <w:r>
-        <w:br/>
-      </w:r>
-      <w:r>
-        <w:br/>
-      </w:r>
-      <w:r>
-        <w:rPr>
-          <w:rStyle w:val="VerbatimChar"/>
-        </w:rPr>
-        <w:t xml:space="preserve">┌───────────────────────────────────────────────────────────────────────────────────────────┐</w:t>
-      </w:r>
-      <w:r>
-        <w:br/>
-      </w:r>
-      <w:r>
-        <w:rPr>
-          <w:rStyle w:val="VerbatimChar"/>
-        </w:rPr>
-        <w:t xml:space="preserve">│                              NOTIFICATION SUBSYSTEM                                        │</w:t>
-      </w:r>
-      <w:r>
-        <w:br/>
-      </w:r>
-      <w:r>
-        <w:rPr>
-          <w:rStyle w:val="VerbatimChar"/>
-        </w:rPr>
-        <w:t xml:space="preserve">└───────────────────────────────────────────────────────────────────────────────────────────┘</w:t>
-      </w:r>
-      <w:r>
-        <w:br/>
-      </w:r>
-      <w:r>
-        <w:br/>
-      </w:r>
-      <w:r>
-        <w:rPr>
-          <w:rStyle w:val="VerbatimChar"/>
-        </w:rPr>
-        <w:t xml:space="preserve">              ┌─────────────────────────────┐         ┌─────────────────────────────┐</w:t>
-      </w:r>
-      <w:r>
-        <w:br/>
-      </w:r>
-      <w:r>
-        <w:rPr>
-          <w:rStyle w:val="VerbatimChar"/>
-        </w:rPr>
-        <w:t xml:space="preserve">              │ahg_loan_notification_template│         │  ahg_loan_notification_log  │</w:t>
-      </w:r>
-      <w:r>
-        <w:br/>
-      </w:r>
-      <w:r>
-        <w:rPr>
-          <w:rStyle w:val="VerbatimChar"/>
-        </w:rPr>
-        <w:t xml:space="preserve">              ├─────────────────────────────┤         ├─────────────────────────────┤</w:t>
-      </w:r>
-      <w:r>
-        <w:br/>
-      </w:r>
-      <w:r>
-        <w:rPr>
-          <w:rStyle w:val="VerbatimChar"/>
-        </w:rPr>
-        <w:t xml:space="preserve">              │ PK id                       │    1:N  │ PK id                       │</w:t>
-      </w:r>
-      <w:r>
-        <w:br/>
-      </w:r>
-      <w:r>
-        <w:rPr>
-          <w:rStyle w:val="VerbatimChar"/>
-        </w:rPr>
-        <w:t xml:space="preserve">              │    code (UNIQUE)            │&lt;────────│ FK template_id              │</w:t>
-      </w:r>
-      <w:r>
-        <w:br/>
-      </w:r>
-      <w:r>
-        <w:rPr>
-          <w:rStyle w:val="VerbatimChar"/>
-        </w:rPr>
-        <w:t xml:space="preserve">              │    name                     │         │ FK loan_id                  │</w:t>
-      </w:r>
-      <w:r>
-        <w:br/>
-      </w:r>
-      <w:r>
-        <w:rPr>
-          <w:rStyle w:val="VerbatimChar"/>
-        </w:rPr>
-        <w:t xml:space="preserve">              │    subject_template         │         │    recipient_email          │</w:t>
-      </w:r>
-      <w:r>
-        <w:br/>
-      </w:r>
-      <w:r>
-        <w:rPr>
-          <w:rStyle w:val="VerbatimChar"/>
-        </w:rPr>
-        <w:t xml:space="preserve">              │    body_template            │         │    subject                  │</w:t>
-      </w:r>
-      <w:r>
-        <w:br/>
-      </w:r>
-      <w:r>
-        <w:rPr>
-          <w:rStyle w:val="VerbatimChar"/>
-        </w:rPr>
-        <w:t xml:space="preserve">              │    trigger_event            │         │    body                     │</w:t>
-      </w:r>
-      <w:r>
-        <w:br/>
-      </w:r>
-      <w:r>
-        <w:rPr>
-          <w:rStyle w:val="VerbatimChar"/>
-        </w:rPr>
-        <w:t xml:space="preserve">              │    trigger_days_before      │         │    status                   │</w:t>
-      </w:r>
-      <w:r>
-        <w:br/>
-      </w:r>
-      <w:r>
-        <w:rPr>
-          <w:rStyle w:val="VerbatimChar"/>
-        </w:rPr>
-        <w:t xml:space="preserve">              │    is_active                │         │    sent_at                  │</w:t>
-      </w:r>
-      <w:r>
-        <w:br/>
-      </w:r>
-      <w:r>
-        <w:rPr>
-          <w:rStyle w:val="VerbatimChar"/>
-        </w:rPr>
-        <w:t xml:space="preserve">              └─────────────────────────────┘         └─────────────────────────────┘</w:t>
+        <w:t xml:space="preserve">LOAN</w:t>
+      </w:r>
+      <w:r>
+        <w:t xml:space="preserve">MODULE</w:t>
+      </w:r>
+      <w:r>
+        <w:t xml:space="preserve">ERD</w:t>
+      </w:r>
+      <w:r>
+        <w:t xml:space="preserve">information_object</w:t>
+      </w:r>
+      <w:r>
+        <w:t xml:space="preserve">(AtoM</w:t>
+      </w:r>
+      <w:r>
+        <w:t xml:space="preserve">Core)</w:t>
+      </w:r>
+      <w:r>
+        <w:t xml:space="preserve">PK</w:t>
+      </w:r>
+      <w:r>
+        <w:t xml:space="preserve">id</w:t>
+      </w:r>
+      <w:r>
+        <w:t xml:space="preserve">identifier</w:t>
+      </w:r>
+      <w:r>
+        <w:t xml:space="preserve">…</w:t>
+      </w:r>
+      <w:r>
+        <w:t xml:space="preserve">references</w:t>
+      </w:r>
+      <w:r>
+        <w:t xml:space="preserve">ahg_loan_courier</w:t>
+      </w:r>
+      <w:r>
+        <w:t xml:space="preserve">ahg_loan_facility</w:t>
+      </w:r>
+      <w:r>
+        <w:rPr>
+          <w:iCs/>
+          <w:i/>
+        </w:rPr>
+        <w:t xml:space="preserve">report</w:t>
+      </w:r>
+      <w:r>
+        <w:rPr>
+          <w:iCs/>
+          <w:i/>
+        </w:rPr>
+        <w:t xml:space="preserve">PK</w:t>
+      </w:r>
+      <w:r>
+        <w:rPr>
+          <w:iCs/>
+          <w:i/>
+        </w:rPr>
+        <w:t xml:space="preserve">id</w:t>
+      </w:r>
+      <w:r>
+        <w:rPr>
+          <w:iCs/>
+          <w:i/>
+        </w:rPr>
+        <w:t xml:space="preserve">company_name</w:t>
+      </w:r>
+      <w:r>
+        <w:rPr>
+          <w:iCs/>
+          <w:i/>
+        </w:rPr>
+        <w:t xml:space="preserve">PK</w:t>
+      </w:r>
+      <w:r>
+        <w:rPr>
+          <w:iCs/>
+          <w:i/>
+        </w:rPr>
+        <w:t xml:space="preserve">id</w:t>
+      </w:r>
+      <w:r>
+        <w:rPr>
+          <w:iCs/>
+          <w:i/>
+        </w:rPr>
+        <w:t xml:space="preserve">contact_name</w:t>
+      </w:r>
+      <w:r>
+        <w:rPr>
+          <w:iCs/>
+          <w:i/>
+        </w:rPr>
+        <w:t xml:space="preserve">FK</w:t>
+      </w:r>
+      <w:r>
+        <w:rPr>
+          <w:iCs/>
+          <w:i/>
+        </w:rPr>
+        <w:t xml:space="preserve">loan_id</w:t>
+      </w:r>
+      <w:r>
+        <w:rPr>
+          <w:iCs/>
+          <w:i/>
+        </w:rPr>
+        <w:t xml:space="preserve">contact_email</w:t>
+      </w:r>
+      <w:r>
+        <w:rPr>
+          <w:iCs/>
+          <w:i/>
+        </w:rPr>
+        <w:t xml:space="preserve">venue_name</w:t>
+      </w:r>
+      <w:r>
+        <w:rPr>
+          <w:iCs/>
+          <w:i/>
+        </w:rPr>
+        <w:t xml:space="preserve">is_art_specialist</w:t>
+      </w:r>
+      <w:r>
+        <w:rPr>
+          <w:iCs/>
+          <w:i/>
+        </w:rPr>
+        <w:t xml:space="preserve">has_climate_ctrl</w:t>
+      </w:r>
+      <w:r>
+        <w:rPr>
+          <w:iCs/>
+          <w:i/>
+        </w:rPr>
+        <w:t xml:space="preserve">has_climate_ctrl</w:t>
+      </w:r>
+      <w:r>
+        <w:rPr>
+          <w:iCs/>
+          <w:i/>
+        </w:rPr>
+        <w:t xml:space="preserve">has_security</w:t>
+      </w:r>
+      <w:r>
+        <w:rPr>
+          <w:iCs/>
+          <w:i/>
+        </w:rPr>
+        <w:t xml:space="preserve">insurance_coverage</w:t>
+      </w:r>
+      <w:r>
+        <w:rPr>
+          <w:iCs/>
+          <w:i/>
+        </w:rPr>
+        <w:t xml:space="preserve">overall_rating</w:t>
+      </w:r>
+      <w:r>
+        <w:rPr>
+          <w:iCs/>
+          <w:i/>
+        </w:rPr>
+        <w:t xml:space="preserve">is_active</w:t>
+      </w:r>
+      <w:r>
+        <w:rPr>
+          <w:iCs/>
+          <w:i/>
+        </w:rPr>
+        <w:t xml:space="preserve">approved</w:t>
+      </w:r>
+      <w:r>
+        <w:rPr>
+          <w:iCs/>
+          <w:i/>
+        </w:rPr>
+        <w:t xml:space="preserve">references</w:t>
+      </w:r>
+      <w:r>
+        <w:rPr>
+          <w:iCs/>
+          <w:i/>
+        </w:rPr>
+        <w:t xml:space="preserve">ahg_loan</w:t>
+      </w:r>
+      <w:r>
+        <w:rPr>
+          <w:iCs/>
+          <w:i/>
+        </w:rPr>
+        <w:t xml:space="preserve">PK</w:t>
+      </w:r>
+      <w:r>
+        <w:rPr>
+          <w:iCs/>
+          <w:i/>
+        </w:rPr>
+        <w:t xml:space="preserve">id</w:t>
+      </w:r>
+      <w:r>
+        <w:rPr>
+          <w:iCs/>
+          <w:i/>
+        </w:rPr>
+        <w:t xml:space="preserve">loan_number</w:t>
+      </w:r>
+      <w:r>
+        <w:rPr>
+          <w:iCs/>
+          <w:i/>
+        </w:rPr>
+        <w:t xml:space="preserve">(UNIQUE)</w:t>
+      </w:r>
+      <w:r>
+        <w:rPr>
+          <w:iCs/>
+          <w:i/>
+        </w:rPr>
+        <w:t xml:space="preserve">&lt;</w:t>
+      </w:r>
+      <w:r>
+        <w:rPr>
+          <w:iCs/>
+          <w:i/>
+        </w:rPr>
+        <w:t xml:space="preserve">loan_type</w:t>
+      </w:r>
+      <w:r>
+        <w:rPr>
+          <w:iCs/>
+          <w:i/>
+        </w:rPr>
+        <w:t xml:space="preserve">(out/in)</w:t>
+      </w:r>
+      <w:r>
+        <w:rPr>
+          <w:iCs/>
+          <w:i/>
+        </w:rPr>
+        <w:t xml:space="preserve">sector</w:t>
+      </w:r>
+      <w:r>
+        <w:rPr>
+          <w:iCs/>
+          <w:i/>
+        </w:rPr>
+        <w:t xml:space="preserve">(museum/gallery/archive/dam)</w:t>
+      </w:r>
+      <w:r>
+        <w:rPr>
+          <w:iCs/>
+          <w:i/>
+        </w:rPr>
+        <w:t xml:space="preserve">purpose</w:t>
+      </w:r>
+      <w:r>
+        <w:rPr>
+          <w:iCs/>
+          <w:i/>
+        </w:rPr>
+        <w:t xml:space="preserve">partner_institution</w:t>
+      </w:r>
+      <w:r>
+        <w:rPr>
+          <w:iCs/>
+          <w:i/>
+        </w:rPr>
+        <w:t xml:space="preserve">partner_contact_name</w:t>
+      </w:r>
+      <w:r>
+        <w:rPr>
+          <w:iCs/>
+          <w:i/>
+        </w:rPr>
+        <w:t xml:space="preserve">partner_contact_email</w:t>
+      </w:r>
+      <w:r>
+        <w:rPr>
+          <w:iCs/>
+          <w:i/>
+        </w:rPr>
+        <w:t xml:space="preserve">request_date</w:t>
+      </w:r>
+      <w:r>
+        <w:rPr>
+          <w:iCs/>
+          <w:i/>
+        </w:rPr>
+        <w:t xml:space="preserve">start_date</w:t>
+      </w:r>
+      <w:r>
+        <w:rPr>
+          <w:iCs/>
+          <w:i/>
+        </w:rPr>
+        <w:t xml:space="preserve">end_date</w:t>
+      </w:r>
+      <w:r>
+        <w:rPr>
+          <w:iCs/>
+          <w:i/>
+        </w:rPr>
+        <w:t xml:space="preserve">return_date</w:t>
+      </w:r>
+      <w:r>
+        <w:rPr>
+          <w:iCs/>
+          <w:i/>
+        </w:rPr>
+        <w:t xml:space="preserve">insurance_type</w:t>
+      </w:r>
+      <w:r>
+        <w:rPr>
+          <w:iCs/>
+          <w:i/>
+        </w:rPr>
+        <w:t xml:space="preserve">insurance_value</w:t>
+      </w:r>
+      <w:r>
+        <w:rPr>
+          <w:iCs/>
+          <w:i/>
+        </w:rPr>
+        <w:t xml:space="preserve">status</w:t>
+      </w:r>
+      <w:r>
+        <w:rPr>
+          <w:iCs/>
+          <w:i/>
+        </w:rPr>
+        <w:t xml:space="preserve">sector_data</w:t>
+      </w:r>
+      <w:r>
+        <w:rPr>
+          <w:iCs/>
+          <w:i/>
+        </w:rPr>
+        <w:t xml:space="preserve">(JSON)</w:t>
+      </w:r>
+      <w:r>
+        <w:rPr>
+          <w:iCs/>
+          <w:i/>
+        </w:rPr>
+        <w:t xml:space="preserve">FK</w:t>
+      </w:r>
+      <w:r>
+        <w:rPr>
+          <w:iCs/>
+          <w:i/>
+        </w:rPr>
+        <w:t xml:space="preserve">created_by</w:t>
+      </w:r>
+      <w:r>
+        <w:rPr>
+          <w:iCs/>
+          <w:i/>
+        </w:rPr>
+        <w:t xml:space="preserve">v</w:t>
+      </w:r>
+      <w:r>
+        <w:rPr>
+          <w:iCs/>
+          <w:i/>
+        </w:rPr>
+        <w:t xml:space="preserve">v</w:t>
+      </w:r>
+      <w:r>
+        <w:rPr>
+          <w:iCs/>
+          <w:i/>
+        </w:rPr>
+        <w:t xml:space="preserve">v</w:t>
+      </w:r>
+      <w:r>
+        <w:rPr>
+          <w:iCs/>
+          <w:i/>
+        </w:rPr>
+        <w:t xml:space="preserve">v</w:t>
+      </w:r>
+      <w:r>
+        <w:rPr>
+          <w:iCs/>
+          <w:i/>
+        </w:rPr>
+        <w:t xml:space="preserve">v</w:t>
+      </w:r>
+      <w:r>
+        <w:rPr>
+          <w:iCs/>
+          <w:i/>
+        </w:rPr>
+        <w:t xml:space="preserve">ahg_loan_object</w:t>
+      </w:r>
+      <w:r>
+        <w:rPr>
+          <w:iCs/>
+          <w:i/>
+        </w:rPr>
+        <w:t xml:space="preserve">ahg_loan</w:t>
+      </w:r>
+      <w:r>
+        <w:t xml:space="preserve">ahg_loan_</w:t>
+      </w:r>
+      <w:r>
+        <w:t xml:space="preserve">ahg_loan_</w:t>
+      </w:r>
+      <w:r>
+        <w:t xml:space="preserve">ahg_loan_status</w:t>
+      </w:r>
+      <w:r>
+        <w:t xml:space="preserve">document</w:t>
+      </w:r>
+      <w:r>
+        <w:t xml:space="preserve">extension</w:t>
+      </w:r>
+      <w:r>
+        <w:t xml:space="preserve">cost</w:t>
+      </w:r>
+      <w:r>
+        <w:t xml:space="preserve">_history</w:t>
+      </w:r>
+      <w:r>
+        <w:t xml:space="preserve">PK</w:t>
+      </w:r>
+      <w:r>
+        <w:t xml:space="preserve">id</w:t>
+      </w:r>
+      <w:r>
+        <w:t xml:space="preserve">FK</w:t>
+      </w:r>
+      <w:r>
+        <w:t xml:space="preserve">loan_id</w:t>
+      </w:r>
+      <w:r>
+        <w:t xml:space="preserve">PK</w:t>
+      </w:r>
+      <w:r>
+        <w:t xml:space="preserve">id</w:t>
+      </w:r>
+      <w:r>
+        <w:t xml:space="preserve">PK</w:t>
+      </w:r>
+      <w:r>
+        <w:t xml:space="preserve">id</w:t>
+      </w:r>
+      <w:r>
+        <w:t xml:space="preserve">PK</w:t>
+      </w:r>
+      <w:r>
+        <w:t xml:space="preserve">id</w:t>
+      </w:r>
+      <w:r>
+        <w:t xml:space="preserve">PK</w:t>
+      </w:r>
+      <w:r>
+        <w:t xml:space="preserve">id</w:t>
+      </w:r>
+      <w:r>
+        <w:t xml:space="preserve">FK</w:t>
+      </w:r>
+      <w:r>
+        <w:t xml:space="preserve">info_object_id</w:t>
+      </w:r>
+      <w:r>
+        <w:t xml:space="preserve">FK</w:t>
+      </w:r>
+      <w:r>
+        <w:t xml:space="preserve">loan_id</w:t>
+      </w:r>
+      <w:r>
+        <w:t xml:space="preserve">FK</w:t>
+      </w:r>
+      <w:r>
+        <w:t xml:space="preserve">loan_id</w:t>
+      </w:r>
+      <w:r>
+        <w:t xml:space="preserve">FK</w:t>
+      </w:r>
+      <w:r>
+        <w:t xml:space="preserve">loan_id</w:t>
+      </w:r>
+      <w:r>
+        <w:t xml:space="preserve">FK</w:t>
+      </w:r>
+      <w:r>
+        <w:t xml:space="preserve">loan_id</w:t>
+      </w:r>
+      <w:r>
+        <w:t xml:space="preserve">object_title</w:t>
+      </w:r>
+      <w:r>
+        <w:t xml:space="preserve">doc_type</w:t>
+      </w:r>
+      <w:r>
+        <w:t xml:space="preserve">prev_date</w:t>
+      </w:r>
+      <w:r>
+        <w:t xml:space="preserve">cost_type</w:t>
+      </w:r>
+      <w:r>
+        <w:t xml:space="preserve">from_status</w:t>
+      </w:r>
+      <w:r>
+        <w:t xml:space="preserve">object_identifier</w:t>
+      </w:r>
+      <w:r>
+        <w:t xml:space="preserve">file_path</w:t>
+      </w:r>
+      <w:r>
+        <w:t xml:space="preserve">new_date</w:t>
+      </w:r>
+      <w:r>
+        <w:t xml:space="preserve">amount</w:t>
+      </w:r>
+      <w:r>
+        <w:t xml:space="preserve">to_status</w:t>
+      </w:r>
+      <w:r>
+        <w:t xml:space="preserve">insurance_value</w:t>
+      </w:r>
+      <w:r>
+        <w:t xml:space="preserve">file_name</w:t>
+      </w:r>
+      <w:r>
+        <w:t xml:space="preserve">reason</w:t>
+      </w:r>
+      <w:r>
+        <w:t xml:space="preserve">vendor</w:t>
+      </w:r>
+      <w:r>
+        <w:t xml:space="preserve">changed_by</w:t>
+      </w:r>
+      <w:r>
+        <w:t xml:space="preserve">status</w:t>
+      </w:r>
+      <w:r>
+        <w:t xml:space="preserve">uploaded_by</w:t>
+      </w:r>
+      <w:r>
+        <w:t xml:space="preserve">approved_by</w:t>
+      </w:r>
+      <w:r>
+        <w:t xml:space="preserve">paid</w:t>
+      </w:r>
+      <w:r>
+        <w:t xml:space="preserve">comment</w:t>
+      </w:r>
+      <w:r>
+        <w:t xml:space="preserve">references</w:t>
+      </w:r>
+      <w:r>
+        <w:t xml:space="preserve">v</w:t>
+      </w:r>
+      <w:r>
+        <w:t xml:space="preserve">ahg_loan_condition</w:t>
+      </w:r>
+      <w:r>
+        <w:t xml:space="preserve">ahg_loan_condition</w:t>
+      </w:r>
+      <w:r>
+        <w:t xml:space="preserve">_report</w:t>
+      </w:r>
+      <w:r>
+        <w:t xml:space="preserve">_image</w:t>
+      </w:r>
+      <w:r>
+        <w:t xml:space="preserve">PK</w:t>
+      </w:r>
+      <w:r>
+        <w:t xml:space="preserve">id</w:t>
+      </w:r>
+      <w:r>
+        <w:t xml:space="preserve">1:N</w:t>
+      </w:r>
+      <w:r>
+        <w:t xml:space="preserve">PK</w:t>
+      </w:r>
+      <w:r>
+        <w:t xml:space="preserve">id</w:t>
+      </w:r>
+      <w:r>
+        <w:t xml:space="preserve">FK</w:t>
+      </w:r>
+      <w:r>
+        <w:t xml:space="preserve">loan_id</w:t>
+      </w:r>
+      <w:r>
+        <w:t xml:space="preserve">&lt;</w:t>
+      </w:r>
+      <w:r>
+        <w:t xml:space="preserve">FK</w:t>
+      </w:r>
+      <w:r>
+        <w:t xml:space="preserve">condition_report_id</w:t>
+      </w:r>
+      <w:r>
+        <w:t xml:space="preserve">FK</w:t>
+      </w:r>
+      <w:r>
+        <w:t xml:space="preserve">loan_object_id</w:t>
+      </w:r>
+      <w:r>
+        <w:t xml:space="preserve">file_path</w:t>
+      </w:r>
+      <w:r>
+        <w:t xml:space="preserve">report_type</w:t>
+      </w:r>
+      <w:r>
+        <w:t xml:space="preserve">image_type</w:t>
+      </w:r>
+      <w:r>
+        <w:t xml:space="preserve">overall_condition</w:t>
+      </w:r>
+      <w:r>
+        <w:t xml:space="preserve">caption</w:t>
+      </w:r>
+      <w:r>
+        <w:t xml:space="preserve">has_damage</w:t>
+      </w:r>
+      <w:r>
+        <w:t xml:space="preserve">annotation_data</w:t>
+      </w:r>
+      <w:r>
+        <w:t xml:space="preserve">examination_date</w:t>
+      </w:r>
+      <w:r>
+        <w:t xml:space="preserve">&gt;</w:t>
+      </w:r>
+      <w:r>
+        <w:t xml:space="preserve">ahg_loan_shipment</w:t>
+      </w:r>
+      <w:r>
+        <w:t xml:space="preserve">ahg_loan_shipment_event</w:t>
+      </w:r>
+      <w:r>
+        <w:t xml:space="preserve">PK</w:t>
+      </w:r>
+      <w:r>
+        <w:t xml:space="preserve">id</w:t>
+      </w:r>
+      <w:r>
+        <w:t xml:space="preserve">1:N</w:t>
+      </w:r>
+      <w:r>
+        <w:t xml:space="preserve">PK</w:t>
+      </w:r>
+      <w:r>
+        <w:t xml:space="preserve">id</w:t>
+      </w:r>
+      <w:r>
+        <w:t xml:space="preserve">FK</w:t>
+      </w:r>
+      <w:r>
+        <w:t xml:space="preserve">loan_id</w:t>
+      </w:r>
+      <w:r>
+        <w:t xml:space="preserve">&lt;</w:t>
+      </w:r>
+      <w:r>
+        <w:t xml:space="preserve">FK</w:t>
+      </w:r>
+      <w:r>
+        <w:t xml:space="preserve">shipment_id</w:t>
+      </w:r>
+      <w:r>
+        <w:t xml:space="preserve">FK</w:t>
+      </w:r>
+      <w:r>
+        <w:t xml:space="preserve">courier_id</w:t>
+      </w:r>
+      <w:r>
+        <w:t xml:space="preserve">event_time</w:t>
+      </w:r>
+      <w:r>
+        <w:t xml:space="preserve">shipment_type</w:t>
+      </w:r>
+      <w:r>
+        <w:t xml:space="preserve">event_type</w:t>
+      </w:r>
+      <w:r>
+        <w:t xml:space="preserve">tracking_number</w:t>
+      </w:r>
+      <w:r>
+        <w:t xml:space="preserve">location</w:t>
+      </w:r>
+      <w:r>
+        <w:t xml:space="preserve">status</w:t>
+      </w:r>
+      <w:r>
+        <w:t xml:space="preserve">description</w:t>
+      </w:r>
+      <w:r>
+        <w:t xml:space="preserve">scheduled_delivery</w:t>
+      </w:r>
+      <w:r>
+        <w:t xml:space="preserve">actual_delivery</w:t>
+      </w:r>
+      <w:r>
+        <w:t xml:space="preserve">NOTIFICATION</w:t>
+      </w:r>
+      <w:r>
+        <w:t xml:space="preserve">SUBSYSTEM</w:t>
+      </w:r>
+      <w:r>
+        <w:t xml:space="preserve">ahg_loan_notification_template</w:t>
+      </w:r>
+      <w:r>
+        <w:t xml:space="preserve">ahg_loan_notification_log</w:t>
+      </w:r>
+      <w:r>
+        <w:t xml:space="preserve">PK</w:t>
+      </w:r>
+      <w:r>
+        <w:t xml:space="preserve">id</w:t>
+      </w:r>
+      <w:r>
+        <w:t xml:space="preserve">1:N</w:t>
+      </w:r>
+      <w:r>
+        <w:t xml:space="preserve">PK</w:t>
+      </w:r>
+      <w:r>
+        <w:t xml:space="preserve">id</w:t>
+      </w:r>
+      <w:r>
+        <w:t xml:space="preserve">code</w:t>
+      </w:r>
+      <w:r>
+        <w:t xml:space="preserve">(UNIQUE)</w:t>
+      </w:r>
+      <w:r>
+        <w:t xml:space="preserve">&lt;</w:t>
+      </w:r>
+      <w:r>
+        <w:t xml:space="preserve">FK</w:t>
+      </w:r>
+      <w:r>
+        <w:t xml:space="preserve">template_id</w:t>
+      </w:r>
+      <w:r>
+        <w:t xml:space="preserve">name</w:t>
+      </w:r>
+      <w:r>
+        <w:t xml:space="preserve">FK</w:t>
+      </w:r>
+      <w:r>
+        <w:t xml:space="preserve">loan_id</w:t>
+      </w:r>
+      <w:r>
+        <w:t xml:space="preserve">subject_template</w:t>
+      </w:r>
+      <w:r>
+        <w:t xml:space="preserve">recipient_email</w:t>
+      </w:r>
+      <w:r>
+        <w:t xml:space="preserve">body_template</w:t>
+      </w:r>
+      <w:r>
+        <w:t xml:space="preserve">subject</w:t>
+      </w:r>
+      <w:r>
+        <w:t xml:space="preserve">trigger_event</w:t>
+      </w:r>
+      <w:r>
+        <w:t xml:space="preserve">body</w:t>
+      </w:r>
+      <w:r>
+        <w:t xml:space="preserve">trigger_days_before</w:t>
+      </w:r>
+      <w:r>
+        <w:t xml:space="preserve">status</w:t>
+      </w:r>
+      <w:r>
+        <w:t xml:space="preserve">is_active</w:t>
+      </w:r>
+      <w:r>
+        <w:t xml:space="preserve">sent_at</w:t>
       </w:r>
     </w:p>
     <w:p>
@@ -2005,520 +1339,214 @@
     </w:p>
     <w:p>
       <w:pPr>
-        <w:pStyle w:val="SourceCode"/>
+        <w:pStyle w:val="FirstParagraph"/>
       </w:pPr>
       <w:r>
-        <w:rPr>
-          <w:rStyle w:val="VerbatimChar"/>
-        </w:rPr>
-        <w:t xml:space="preserve">┌─────────────────────────────────────────────────────────────────────────────────────────┐</w:t>
-      </w:r>
-      <w:r>
-        <w:br/>
-      </w:r>
-      <w:r>
-        <w:rPr>
-          <w:rStyle w:val="VerbatimChar"/>
-        </w:rPr>
-        <w:t xml:space="preserve">│                              LOAN CREATION DATA FLOW                                     │</w:t>
-      </w:r>
-      <w:r>
-        <w:br/>
-      </w:r>
-      <w:r>
-        <w:rPr>
-          <w:rStyle w:val="VerbatimChar"/>
-        </w:rPr>
-        <w:t xml:space="preserve">└─────────────────────────────────────────────────────────────────────────────────────────┘</w:t>
-      </w:r>
-      <w:r>
-        <w:br/>
-      </w:r>
-      <w:r>
-        <w:br/>
-      </w:r>
-      <w:r>
-        <w:rPr>
-          <w:rStyle w:val="VerbatimChar"/>
-        </w:rPr>
-        <w:t xml:space="preserve">     ┌─────────┐                                                           ┌─────────────┐</w:t>
-      </w:r>
-      <w:r>
-        <w:br/>
-      </w:r>
-      <w:r>
-        <w:rPr>
-          <w:rStyle w:val="VerbatimChar"/>
-        </w:rPr>
-        <w:t xml:space="preserve">     │  User   │                                                           │  Database   │</w:t>
-      </w:r>
-      <w:r>
-        <w:br/>
-      </w:r>
-      <w:r>
-        <w:rPr>
-          <w:rStyle w:val="VerbatimChar"/>
-        </w:rPr>
-        <w:t xml:space="preserve">     └────┬────┘                                                           └──────┬──────┘</w:t>
-      </w:r>
-      <w:r>
-        <w:br/>
-      </w:r>
-      <w:r>
-        <w:rPr>
-          <w:rStyle w:val="VerbatimChar"/>
-        </w:rPr>
-        <w:t xml:space="preserve">          │                                                                       │</w:t>
-      </w:r>
-      <w:r>
-        <w:br/>
-      </w:r>
-      <w:r>
-        <w:rPr>
-          <w:rStyle w:val="VerbatimChar"/>
-        </w:rPr>
-        <w:t xml:space="preserve">          │  1. Submit loan form                                                  │</w:t>
-      </w:r>
-      <w:r>
-        <w:br/>
-      </w:r>
-      <w:r>
-        <w:rPr>
-          <w:rStyle w:val="VerbatimChar"/>
-        </w:rPr>
-        <w:t xml:space="preserve">          │──────────────────────────&gt;┌─────────────────┐                        │</w:t>
-      </w:r>
-      <w:r>
-        <w:br/>
-      </w:r>
-      <w:r>
-        <w:rPr>
-          <w:rStyle w:val="VerbatimChar"/>
-        </w:rPr>
-        <w:t xml:space="preserve">          │                           │  loanActions    │                        │</w:t>
-      </w:r>
-      <w:r>
-        <w:br/>
-      </w:r>
-      <w:r>
-        <w:rPr>
-          <w:rStyle w:val="VerbatimChar"/>
-        </w:rPr>
-        <w:t xml:space="preserve">          │                           │  ::executeAdd() │                        │</w:t>
-      </w:r>
-      <w:r>
-        <w:br/>
-      </w:r>
-      <w:r>
-        <w:rPr>
-          <w:rStyle w:val="VerbatimChar"/>
-        </w:rPr>
-        <w:t xml:space="preserve">          │                           └────────┬────────┘                        │</w:t>
-      </w:r>
-      <w:r>
-        <w:br/>
-      </w:r>
-      <w:r>
-        <w:rPr>
-          <w:rStyle w:val="VerbatimChar"/>
-        </w:rPr>
-        <w:t xml:space="preserve">          │                                    │                                  │</w:t>
-      </w:r>
-      <w:r>
-        <w:br/>
-      </w:r>
-      <w:r>
-        <w:rPr>
-          <w:rStyle w:val="VerbatimChar"/>
-        </w:rPr>
-        <w:t xml:space="preserve">          │                                    │ 2. Get sector adapter            │</w:t>
-      </w:r>
-      <w:r>
-        <w:br/>
-      </w:r>
-      <w:r>
-        <w:rPr>
-          <w:rStyle w:val="VerbatimChar"/>
-        </w:rPr>
-        <w:t xml:space="preserve">          │                                    │──────────────────────────&gt;       │</w:t>
-      </w:r>
-      <w:r>
-        <w:br/>
-      </w:r>
-      <w:r>
-        <w:rPr>
-          <w:rStyle w:val="VerbatimChar"/>
-        </w:rPr>
-        <w:t xml:space="preserve">          │                           ┌────────┴────────┐                        │</w:t>
-      </w:r>
-      <w:r>
-        <w:br/>
-      </w:r>
-      <w:r>
-        <w:rPr>
-          <w:rStyle w:val="VerbatimChar"/>
-        </w:rPr>
-        <w:t xml:space="preserve">          │                           │ AdapterFactory  │                        │</w:t>
-      </w:r>
-      <w:r>
-        <w:br/>
-      </w:r>
-      <w:r>
-        <w:rPr>
-          <w:rStyle w:val="VerbatimChar"/>
-        </w:rPr>
-        <w:t xml:space="preserve">          │                           │ ::create()      │                        │</w:t>
-      </w:r>
-      <w:r>
-        <w:br/>
-      </w:r>
-      <w:r>
-        <w:rPr>
-          <w:rStyle w:val="VerbatimChar"/>
-        </w:rPr>
-        <w:t xml:space="preserve">          │                           └────────┬────────┘                        │</w:t>
-      </w:r>
-      <w:r>
-        <w:br/>
-      </w:r>
-      <w:r>
-        <w:rPr>
-          <w:rStyle w:val="VerbatimChar"/>
-        </w:rPr>
-        <w:t xml:space="preserve">          │                                    │                                  │</w:t>
-      </w:r>
-      <w:r>
-        <w:br/>
-      </w:r>
-      <w:r>
-        <w:rPr>
-          <w:rStyle w:val="VerbatimChar"/>
-        </w:rPr>
-        <w:t xml:space="preserve">          │                                    │ 3. Return MuseumAdapter         │</w:t>
-      </w:r>
-      <w:r>
-        <w:br/>
-      </w:r>
-      <w:r>
-        <w:rPr>
-          <w:rStyle w:val="VerbatimChar"/>
-        </w:rPr>
-        <w:t xml:space="preserve">          │                           &lt;────────┴─────────────────────────         │</w:t>
-      </w:r>
-      <w:r>
-        <w:br/>
-      </w:r>
-      <w:r>
-        <w:rPr>
-          <w:rStyle w:val="VerbatimChar"/>
-        </w:rPr>
-        <w:t xml:space="preserve">          │                           ┌────────────────────┐                     │</w:t>
-      </w:r>
-      <w:r>
-        <w:br/>
-      </w:r>
-      <w:r>
-        <w:rPr>
-          <w:rStyle w:val="VerbatimChar"/>
-        </w:rPr>
-        <w:t xml:space="preserve">          │                           │   MuseumAdapter    │                     │</w:t>
-      </w:r>
-      <w:r>
-        <w:br/>
-      </w:r>
-      <w:r>
-        <w:rPr>
-          <w:rStyle w:val="VerbatimChar"/>
-        </w:rPr>
-        <w:t xml:space="preserve">          │                           └────────┬───────────┘                     │</w:t>
-      </w:r>
-      <w:r>
-        <w:br/>
-      </w:r>
-      <w:r>
-        <w:rPr>
-          <w:rStyle w:val="VerbatimChar"/>
-        </w:rPr>
-        <w:t xml:space="preserve">          │                                    │                                  │</w:t>
-      </w:r>
-      <w:r>
-        <w:br/>
-      </w:r>
-      <w:r>
-        <w:rPr>
-          <w:rStyle w:val="VerbatimChar"/>
-        </w:rPr>
-        <w:t xml:space="preserve">          │                                    │ 4. Validate loan data            │</w:t>
-      </w:r>
-      <w:r>
-        <w:br/>
-      </w:r>
-      <w:r>
-        <w:rPr>
-          <w:rStyle w:val="VerbatimChar"/>
-        </w:rPr>
-        <w:t xml:space="preserve">          │                                    │──────────────────────────&gt;       │</w:t>
-      </w:r>
-      <w:r>
-        <w:br/>
-      </w:r>
-      <w:r>
-        <w:rPr>
-          <w:rStyle w:val="VerbatimChar"/>
-        </w:rPr>
-        <w:t xml:space="preserve">          │                           ┌────────┴────────┐                        │</w:t>
-      </w:r>
-      <w:r>
-        <w:br/>
-      </w:r>
-      <w:r>
-        <w:rPr>
-          <w:rStyle w:val="VerbatimChar"/>
-        </w:rPr>
-        <w:t xml:space="preserve">          │                           │ LoanService     │                        │</w:t>
-      </w:r>
-      <w:r>
-        <w:br/>
-      </w:r>
-      <w:r>
-        <w:rPr>
-          <w:rStyle w:val="VerbatimChar"/>
-        </w:rPr>
-        <w:t xml:space="preserve">          │                           │ ::create()      │                        │</w:t>
-      </w:r>
-      <w:r>
-        <w:br/>
-      </w:r>
-      <w:r>
-        <w:rPr>
-          <w:rStyle w:val="VerbatimChar"/>
-        </w:rPr>
-        <w:t xml:space="preserve">          │                           └────────┬────────┘                        │</w:t>
-      </w:r>
-      <w:r>
-        <w:br/>
-      </w:r>
-      <w:r>
-        <w:rPr>
-          <w:rStyle w:val="VerbatimChar"/>
-        </w:rPr>
-        <w:t xml:space="preserve">          │                                    │                                  │</w:t>
-      </w:r>
-      <w:r>
-        <w:br/>
-      </w:r>
-      <w:r>
-        <w:rPr>
-          <w:rStyle w:val="VerbatimChar"/>
-        </w:rPr>
-        <w:t xml:space="preserve">          │                                    │ 5. Generate loan number          │</w:t>
-      </w:r>
-      <w:r>
-        <w:br/>
-      </w:r>
-      <w:r>
-        <w:rPr>
-          <w:rStyle w:val="VerbatimChar"/>
-        </w:rPr>
-        <w:t xml:space="preserve">          │                                    │   (MUS-LO-2026-0001)             │</w:t>
-      </w:r>
-      <w:r>
-        <w:br/>
-      </w:r>
-      <w:r>
-        <w:rPr>
-          <w:rStyle w:val="VerbatimChar"/>
-        </w:rPr>
-        <w:t xml:space="preserve">          │                                    │                                  │</w:t>
-      </w:r>
-      <w:r>
-        <w:br/>
-      </w:r>
-      <w:r>
-        <w:rPr>
-          <w:rStyle w:val="VerbatimChar"/>
-        </w:rPr>
-        <w:t xml:space="preserve">          │                                    │ 6. INSERT into ahg_loan          │</w:t>
-      </w:r>
-      <w:r>
-        <w:br/>
-      </w:r>
-      <w:r>
-        <w:rPr>
-          <w:rStyle w:val="VerbatimChar"/>
-        </w:rPr>
-        <w:t xml:space="preserve">          │                                    │────────────────────────────────&gt;│</w:t>
-      </w:r>
-      <w:r>
-        <w:br/>
-      </w:r>
-      <w:r>
-        <w:rPr>
-          <w:rStyle w:val="VerbatimChar"/>
-        </w:rPr>
-        <w:t xml:space="preserve">          │                                    │                                  │</w:t>
-      </w:r>
-      <w:r>
-        <w:br/>
-      </w:r>
-      <w:r>
-        <w:rPr>
-          <w:rStyle w:val="VerbatimChar"/>
-        </w:rPr>
-        <w:t xml:space="preserve">          │                                    │ 7. Return loan_id                │</w:t>
-      </w:r>
-      <w:r>
-        <w:br/>
-      </w:r>
-      <w:r>
-        <w:rPr>
-          <w:rStyle w:val="VerbatimChar"/>
-        </w:rPr>
-        <w:t xml:space="preserve">          │                                    │&lt;────────────────────────────────│</w:t>
-      </w:r>
-      <w:r>
-        <w:br/>
-      </w:r>
-      <w:r>
-        <w:rPr>
-          <w:rStyle w:val="VerbatimChar"/>
-        </w:rPr>
-        <w:t xml:space="preserve">          │                                    │                                  │</w:t>
-      </w:r>
-      <w:r>
-        <w:br/>
-      </w:r>
-      <w:r>
-        <w:rPr>
-          <w:rStyle w:val="VerbatimChar"/>
-        </w:rPr>
-        <w:t xml:space="preserve">          │                                    │ 8. For each object:              │</w:t>
-      </w:r>
-      <w:r>
-        <w:br/>
-      </w:r>
-      <w:r>
-        <w:rPr>
-          <w:rStyle w:val="VerbatimChar"/>
-        </w:rPr>
-        <w:t xml:space="preserve">          │                                    │    INSERT into ahg_loan_object   │</w:t>
-      </w:r>
-      <w:r>
-        <w:br/>
-      </w:r>
-      <w:r>
-        <w:rPr>
-          <w:rStyle w:val="VerbatimChar"/>
-        </w:rPr>
-        <w:t xml:space="preserve">          │                                    │────────────────────────────────&gt;│</w:t>
-      </w:r>
-      <w:r>
-        <w:br/>
-      </w:r>
-      <w:r>
-        <w:rPr>
-          <w:rStyle w:val="VerbatimChar"/>
-        </w:rPr>
-        <w:t xml:space="preserve">          │                                    │                                  │</w:t>
-      </w:r>
-      <w:r>
-        <w:br/>
-      </w:r>
-      <w:r>
-        <w:rPr>
-          <w:rStyle w:val="VerbatimChar"/>
-        </w:rPr>
-        <w:t xml:space="preserve">          │                                    │ 9. Trigger onLoanCreated()       │</w:t>
-      </w:r>
-      <w:r>
-        <w:br/>
-      </w:r>
-      <w:r>
-        <w:rPr>
-          <w:rStyle w:val="VerbatimChar"/>
-        </w:rPr>
-        <w:t xml:space="preserve">          │                                    │──────────────────────────&gt;       │</w:t>
-      </w:r>
-      <w:r>
-        <w:br/>
-      </w:r>
-      <w:r>
-        <w:rPr>
-          <w:rStyle w:val="VerbatimChar"/>
-        </w:rPr>
-        <w:t xml:space="preserve">          │                           ┌────────┴────────┐                        │</w:t>
-      </w:r>
-      <w:r>
-        <w:br/>
-      </w:r>
-      <w:r>
-        <w:rPr>
-          <w:rStyle w:val="VerbatimChar"/>
-        </w:rPr>
-        <w:t xml:space="preserve">          │                           │   MuseumAdapter │                        │</w:t>
-      </w:r>
-      <w:r>
-        <w:br/>
-      </w:r>
-      <w:r>
-        <w:rPr>
-          <w:rStyle w:val="VerbatimChar"/>
-        </w:rPr>
-        <w:t xml:space="preserve">          │                           │::onLoanCreated()│                        │</w:t>
-      </w:r>
-      <w:r>
-        <w:br/>
-      </w:r>
-      <w:r>
-        <w:rPr>
-          <w:rStyle w:val="VerbatimChar"/>
-        </w:rPr>
-        <w:t xml:space="preserve">          │                           └────────┬────────┘                        │</w:t>
-      </w:r>
-      <w:r>
-        <w:br/>
-      </w:r>
-      <w:r>
-        <w:rPr>
-          <w:rStyle w:val="VerbatimChar"/>
-        </w:rPr>
-        <w:t xml:space="preserve">          │                                    │                                  │</w:t>
-      </w:r>
-      <w:r>
-        <w:br/>
-      </w:r>
-      <w:r>
-        <w:rPr>
-          <w:rStyle w:val="VerbatimChar"/>
-        </w:rPr>
-        <w:t xml:space="preserve">          │  10. Redirect to loan view         │                                  │</w:t>
-      </w:r>
-      <w:r>
-        <w:br/>
-      </w:r>
-      <w:r>
-        <w:rPr>
-          <w:rStyle w:val="VerbatimChar"/>
-        </w:rPr>
-        <w:t xml:space="preserve">          │&lt;───────────────────────────────────│                                  │</w:t>
-      </w:r>
-      <w:r>
-        <w:br/>
-      </w:r>
-      <w:r>
-        <w:rPr>
-          <w:rStyle w:val="VerbatimChar"/>
-        </w:rPr>
-        <w:t xml:space="preserve">          │                                    │                                  │</w:t>
-      </w:r>
-      <w:r>
-        <w:br/>
-      </w:r>
-      <w:r>
-        <w:rPr>
-          <w:rStyle w:val="VerbatimChar"/>
-        </w:rPr>
-        <w:t xml:space="preserve">          v                                    v                                  v</w:t>
+        <w:t xml:space="preserve">LOAN</w:t>
+      </w:r>
+      <w:r>
+        <w:t xml:space="preserve">CREATION</w:t>
+      </w:r>
+      <w:r>
+        <w:t xml:space="preserve">DATA</w:t>
+      </w:r>
+      <w:r>
+        <w:t xml:space="preserve">FLOW</w:t>
+      </w:r>
+      <w:r>
+        <w:t xml:space="preserve">User</w:t>
+      </w:r>
+      <w:r>
+        <w:t xml:space="preserve">Database</w:t>
+      </w:r>
+      <w:r>
+        <w:t xml:space="preserve">1.</w:t>
+      </w:r>
+      <w:r>
+        <w:t xml:space="preserve">Submit</w:t>
+      </w:r>
+      <w:r>
+        <w:t xml:space="preserve">loan</w:t>
+      </w:r>
+      <w:r>
+        <w:t xml:space="preserve">form</w:t>
+      </w:r>
+      <w:r>
+        <w:t xml:space="preserve">&gt;</w:t>
+      </w:r>
+      <w:r>
+        <w:t xml:space="preserve">loanActions</w:t>
+      </w:r>
+      <w:r>
+        <w:t xml:space="preserve">::executeAdd()</w:t>
+      </w:r>
+      <w:r>
+        <w:t xml:space="preserve">2.</w:t>
+      </w:r>
+      <w:r>
+        <w:t xml:space="preserve">Get</w:t>
+      </w:r>
+      <w:r>
+        <w:t xml:space="preserve">sector</w:t>
+      </w:r>
+      <w:r>
+        <w:t xml:space="preserve">adapter</w:t>
+      </w:r>
+      <w:r>
+        <w:t xml:space="preserve">&gt;</w:t>
+      </w:r>
+      <w:r>
+        <w:t xml:space="preserve">AdapterFactory</w:t>
+      </w:r>
+      <w:r>
+        <w:t xml:space="preserve">::create()</w:t>
+      </w:r>
+      <w:r>
+        <w:t xml:space="preserve">3.</w:t>
+      </w:r>
+      <w:r>
+        <w:t xml:space="preserve">Return</w:t>
+      </w:r>
+      <w:r>
+        <w:t xml:space="preserve">MuseumAdapter</w:t>
+      </w:r>
+      <w:r>
+        <w:t xml:space="preserve">&lt;</w:t>
+      </w:r>
+      <w:r>
+        <w:t xml:space="preserve">MuseumAdapter</w:t>
+      </w:r>
+      <w:r>
+        <w:t xml:space="preserve">4.</w:t>
+      </w:r>
+      <w:r>
+        <w:t xml:space="preserve">Validate</w:t>
+      </w:r>
+      <w:r>
+        <w:t xml:space="preserve">loan</w:t>
+      </w:r>
+      <w:r>
+        <w:t xml:space="preserve">data</w:t>
+      </w:r>
+      <w:r>
+        <w:t xml:space="preserve">&gt;</w:t>
+      </w:r>
+      <w:r>
+        <w:t xml:space="preserve">LoanService</w:t>
+      </w:r>
+      <w:r>
+        <w:t xml:space="preserve">::create()</w:t>
+      </w:r>
+      <w:r>
+        <w:t xml:space="preserve">5.</w:t>
+      </w:r>
+      <w:r>
+        <w:t xml:space="preserve">Generate</w:t>
+      </w:r>
+      <w:r>
+        <w:t xml:space="preserve">loan</w:t>
+      </w:r>
+      <w:r>
+        <w:t xml:space="preserve">number</w:t>
+      </w:r>
+      <w:r>
+        <w:t xml:space="preserve">(MUS-LO-2026-0001)</w:t>
+      </w:r>
+      <w:r>
+        <w:t xml:space="preserve">6.</w:t>
+      </w:r>
+      <w:r>
+        <w:t xml:space="preserve">INSERT</w:t>
+      </w:r>
+      <w:r>
+        <w:t xml:space="preserve">into</w:t>
+      </w:r>
+      <w:r>
+        <w:t xml:space="preserve">ahg_loan</w:t>
+      </w:r>
+      <w:r>
+        <w:t xml:space="preserve">&gt;</w:t>
+      </w:r>
+      <w:r>
+        <w:t xml:space="preserve">7.</w:t>
+      </w:r>
+      <w:r>
+        <w:t xml:space="preserve">Return</w:t>
+      </w:r>
+      <w:r>
+        <w:t xml:space="preserve">loan_id</w:t>
+      </w:r>
+      <w:r>
+        <w:t xml:space="preserve">&lt;</w:t>
+      </w:r>
+      <w:r>
+        <w:t xml:space="preserve">8.</w:t>
+      </w:r>
+      <w:r>
+        <w:t xml:space="preserve">For</w:t>
+      </w:r>
+      <w:r>
+        <w:t xml:space="preserve">each</w:t>
+      </w:r>
+      <w:r>
+        <w:t xml:space="preserve">object:</w:t>
+      </w:r>
+      <w:r>
+        <w:t xml:space="preserve">INSERT</w:t>
+      </w:r>
+      <w:r>
+        <w:t xml:space="preserve">into</w:t>
+      </w:r>
+      <w:r>
+        <w:t xml:space="preserve">ahg_loan_object</w:t>
+      </w:r>
+      <w:r>
+        <w:t xml:space="preserve">&gt;</w:t>
+      </w:r>
+      <w:r>
+        <w:t xml:space="preserve">9.</w:t>
+      </w:r>
+      <w:r>
+        <w:t xml:space="preserve">Trigger</w:t>
+      </w:r>
+      <w:r>
+        <w:t xml:space="preserve">onLoanCreated()</w:t>
+      </w:r>
+      <w:r>
+        <w:t xml:space="preserve">&gt;</w:t>
+      </w:r>
+      <w:r>
+        <w:t xml:space="preserve">MuseumAdapter</w:t>
+      </w:r>
+      <w:r>
+        <w:t xml:space="preserve">::onLoanCreated()</w:t>
+      </w:r>
+      <w:r>
+        <w:t xml:space="preserve">10.</w:t>
+      </w:r>
+      <w:r>
+        <w:t xml:space="preserve">Redirect</w:t>
+      </w:r>
+      <w:r>
+        <w:t xml:space="preserve">to</w:t>
+      </w:r>
+      <w:r>
+        <w:t xml:space="preserve">loan</w:t>
+      </w:r>
+      <w:r>
+        <w:t xml:space="preserve">view</w:t>
+      </w:r>
+      <w:r>
+        <w:t xml:space="preserve">&lt;</w:t>
+      </w:r>
+      <w:r>
+        <w:t xml:space="preserve">v</w:t>
+      </w:r>
+      <w:r>
+        <w:t xml:space="preserve">v</w:t>
+      </w:r>
+      <w:r>
+        <w:t xml:space="preserve">v</w:t>
       </w:r>
     </w:p>
     <w:bookmarkEnd w:id="26"/>
@@ -2533,385 +1561,172 @@
     </w:p>
     <w:p>
       <w:pPr>
-        <w:pStyle w:val="SourceCode"/>
+        <w:pStyle w:val="FirstParagraph"/>
       </w:pPr>
       <w:r>
-        <w:rPr>
-          <w:rStyle w:val="VerbatimChar"/>
-        </w:rPr>
-        <w:t xml:space="preserve">┌─────────────────────────────────────────────────────────────────────────────────────────┐</w:t>
-      </w:r>
-      <w:r>
-        <w:br/>
-      </w:r>
-      <w:r>
-        <w:rPr>
-          <w:rStyle w:val="VerbatimChar"/>
-        </w:rPr>
-        <w:t xml:space="preserve">│                              STATUS TRANSITION FLOW                                      │</w:t>
-      </w:r>
-      <w:r>
-        <w:br/>
-      </w:r>
-      <w:r>
-        <w:rPr>
-          <w:rStyle w:val="VerbatimChar"/>
-        </w:rPr>
-        <w:t xml:space="preserve">└─────────────────────────────────────────────────────────────────────────────────────────┘</w:t>
-      </w:r>
-      <w:r>
-        <w:br/>
-      </w:r>
-      <w:r>
-        <w:br/>
-      </w:r>
-      <w:r>
-        <w:rPr>
-          <w:rStyle w:val="VerbatimChar"/>
-        </w:rPr>
-        <w:t xml:space="preserve">     ┌─────────┐     ┌──────────────┐     ┌─────────────┐     ┌────────────┐</w:t>
-      </w:r>
-      <w:r>
-        <w:br/>
-      </w:r>
-      <w:r>
-        <w:rPr>
-          <w:rStyle w:val="VerbatimChar"/>
-        </w:rPr>
-        <w:t xml:space="preserve">     │  User   │     │ LoanService  │     │SectorAdapter│     │  Database  │</w:t>
-      </w:r>
-      <w:r>
-        <w:br/>
-      </w:r>
-      <w:r>
-        <w:rPr>
-          <w:rStyle w:val="VerbatimChar"/>
-        </w:rPr>
-        <w:t xml:space="preserve">     └────┬────┘     └──────┬───────┘     └──────┬──────┘     └─────┬──────┘</w:t>
-      </w:r>
-      <w:r>
-        <w:br/>
-      </w:r>
-      <w:r>
-        <w:rPr>
-          <w:rStyle w:val="VerbatimChar"/>
-        </w:rPr>
-        <w:t xml:space="preserve">          │                 │                    │                   │</w:t>
-      </w:r>
-      <w:r>
-        <w:br/>
-      </w:r>
-      <w:r>
-        <w:rPr>
-          <w:rStyle w:val="VerbatimChar"/>
-        </w:rPr>
-        <w:t xml:space="preserve">          │ updateStatus    │                    │                   │</w:t>
-      </w:r>
-      <w:r>
-        <w:br/>
-      </w:r>
-      <w:r>
-        <w:rPr>
-          <w:rStyle w:val="VerbatimChar"/>
-        </w:rPr>
-        <w:t xml:space="preserve">          │ (loanId,        │                    │                   │</w:t>
-      </w:r>
-      <w:r>
-        <w:br/>
-      </w:r>
-      <w:r>
-        <w:rPr>
-          <w:rStyle w:val="VerbatimChar"/>
-        </w:rPr>
-        <w:t xml:space="preserve">          │  'approved',    │                    │                   │</w:t>
-      </w:r>
-      <w:r>
-        <w:br/>
-      </w:r>
-      <w:r>
-        <w:rPr>
-          <w:rStyle w:val="VerbatimChar"/>
-        </w:rPr>
-        <w:t xml:space="preserve">          │  userId)        │                    │                   │</w:t>
-      </w:r>
-      <w:r>
-        <w:br/>
-      </w:r>
-      <w:r>
-        <w:rPr>
-          <w:rStyle w:val="VerbatimChar"/>
-        </w:rPr>
-        <w:t xml:space="preserve">          │────────────────&gt;│                    │                   │</w:t>
-      </w:r>
-      <w:r>
-        <w:br/>
-      </w:r>
-      <w:r>
-        <w:rPr>
-          <w:rStyle w:val="VerbatimChar"/>
-        </w:rPr>
-        <w:t xml:space="preserve">          │                 │                    │                   │</w:t>
-      </w:r>
-      <w:r>
-        <w:br/>
-      </w:r>
-      <w:r>
-        <w:rPr>
-          <w:rStyle w:val="VerbatimChar"/>
-        </w:rPr>
-        <w:t xml:space="preserve">          │                 │ 1. Get loan        │                   │</w:t>
-      </w:r>
-      <w:r>
-        <w:br/>
-      </w:r>
-      <w:r>
-        <w:rPr>
-          <w:rStyle w:val="VerbatimChar"/>
-        </w:rPr>
-        <w:t xml:space="preserve">          │                 │──────────────────────────────────────&gt;│</w:t>
-      </w:r>
-      <w:r>
-        <w:br/>
-      </w:r>
-      <w:r>
-        <w:rPr>
-          <w:rStyle w:val="VerbatimChar"/>
-        </w:rPr>
-        <w:t xml:space="preserve">          │                 │                    │                   │</w:t>
-      </w:r>
-      <w:r>
-        <w:br/>
-      </w:r>
-      <w:r>
-        <w:rPr>
-          <w:rStyle w:val="VerbatimChar"/>
-        </w:rPr>
-        <w:t xml:space="preserve">          │                 │ 2. Return loan data│                   │</w:t>
-      </w:r>
-      <w:r>
-        <w:br/>
-      </w:r>
-      <w:r>
-        <w:rPr>
-          <w:rStyle w:val="VerbatimChar"/>
-        </w:rPr>
-        <w:t xml:space="preserve">          │                 │&lt;──────────────────────────────────────│</w:t>
-      </w:r>
-      <w:r>
-        <w:br/>
-      </w:r>
-      <w:r>
-        <w:rPr>
-          <w:rStyle w:val="VerbatimChar"/>
-        </w:rPr>
-        <w:t xml:space="preserve">          │                 │                    │                   │</w:t>
-      </w:r>
-      <w:r>
-        <w:br/>
-      </w:r>
-      <w:r>
-        <w:rPr>
-          <w:rStyle w:val="VerbatimChar"/>
-        </w:rPr>
-        <w:t xml:space="preserve">          │                 │ 3. Validate transition                 │</w:t>
-      </w:r>
-      <w:r>
-        <w:br/>
-      </w:r>
-      <w:r>
-        <w:rPr>
-          <w:rStyle w:val="VerbatimChar"/>
-        </w:rPr>
-        <w:t xml:space="preserve">          │                 │    (draft -&gt; approved)                 │</w:t>
-      </w:r>
-      <w:r>
-        <w:br/>
-      </w:r>
-      <w:r>
-        <w:rPr>
-          <w:rStyle w:val="VerbatimChar"/>
-        </w:rPr>
-        <w:t xml:space="preserve">          │                 │                    │                   │</w:t>
-      </w:r>
-      <w:r>
-        <w:br/>
-      </w:r>
-      <w:r>
-        <w:rPr>
-          <w:rStyle w:val="VerbatimChar"/>
-        </w:rPr>
-        <w:t xml:space="preserve">          │                 │ 4. UPDATE ahg_loan │                   │</w:t>
-      </w:r>
-      <w:r>
-        <w:br/>
-      </w:r>
-      <w:r>
-        <w:rPr>
-          <w:rStyle w:val="VerbatimChar"/>
-        </w:rPr>
-        <w:t xml:space="preserve">          │                 │    SET status='approved'               │</w:t>
-      </w:r>
-      <w:r>
-        <w:br/>
-      </w:r>
-      <w:r>
-        <w:rPr>
-          <w:rStyle w:val="VerbatimChar"/>
-        </w:rPr>
-        <w:t xml:space="preserve">          │                 │──────────────────────────────────────&gt;│</w:t>
-      </w:r>
-      <w:r>
-        <w:br/>
-      </w:r>
-      <w:r>
-        <w:rPr>
-          <w:rStyle w:val="VerbatimChar"/>
-        </w:rPr>
-        <w:t xml:space="preserve">          │                 │                    │                   │</w:t>
-      </w:r>
-      <w:r>
-        <w:br/>
-      </w:r>
-      <w:r>
-        <w:rPr>
-          <w:rStyle w:val="VerbatimChar"/>
-        </w:rPr>
-        <w:t xml:space="preserve">          │                 │ 5. INSERT into     │                   │</w:t>
-      </w:r>
-      <w:r>
-        <w:br/>
-      </w:r>
-      <w:r>
-        <w:rPr>
-          <w:rStyle w:val="VerbatimChar"/>
-        </w:rPr>
-        <w:t xml:space="preserve">          │                 │    ahg_loan_status_history             │</w:t>
-      </w:r>
-      <w:r>
-        <w:br/>
-      </w:r>
-      <w:r>
-        <w:rPr>
-          <w:rStyle w:val="VerbatimChar"/>
-        </w:rPr>
-        <w:t xml:space="preserve">          │                 │──────────────────────────────────────&gt;│</w:t>
-      </w:r>
-      <w:r>
-        <w:br/>
-      </w:r>
-      <w:r>
-        <w:rPr>
-          <w:rStyle w:val="VerbatimChar"/>
-        </w:rPr>
-        <w:t xml:space="preserve">          │                 │                    │                   │</w:t>
-      </w:r>
-      <w:r>
-        <w:br/>
-      </w:r>
-      <w:r>
-        <w:rPr>
-          <w:rStyle w:val="VerbatimChar"/>
-        </w:rPr>
-        <w:t xml:space="preserve">          │                 │ 6. onStatusChanged │                   │</w:t>
-      </w:r>
-      <w:r>
-        <w:br/>
-      </w:r>
-      <w:r>
-        <w:rPr>
-          <w:rStyle w:val="VerbatimChar"/>
-        </w:rPr>
-        <w:t xml:space="preserve">          │                 │───────────────────&gt;│                   │</w:t>
-      </w:r>
-      <w:r>
-        <w:br/>
-      </w:r>
-      <w:r>
-        <w:rPr>
-          <w:rStyle w:val="VerbatimChar"/>
-        </w:rPr>
-        <w:t xml:space="preserve">          │                 │                    │                   │</w:t>
-      </w:r>
-      <w:r>
-        <w:br/>
-      </w:r>
-      <w:r>
-        <w:rPr>
-          <w:rStyle w:val="VerbatimChar"/>
-        </w:rPr>
-        <w:t xml:space="preserve">          │                 │                    │ 7. Sector-specific│</w:t>
-      </w:r>
-      <w:r>
-        <w:br/>
-      </w:r>
-      <w:r>
-        <w:rPr>
-          <w:rStyle w:val="VerbatimChar"/>
-        </w:rPr>
-        <w:t xml:space="preserve">          │                 │                    │    actions        │</w:t>
-      </w:r>
-      <w:r>
-        <w:br/>
-      </w:r>
-      <w:r>
-        <w:rPr>
-          <w:rStyle w:val="VerbatimChar"/>
-        </w:rPr>
-        <w:t xml:space="preserve">          │                 │                    │    (e.g., notify  │</w:t>
-      </w:r>
-      <w:r>
-        <w:br/>
-      </w:r>
-      <w:r>
-        <w:rPr>
-          <w:rStyle w:val="VerbatimChar"/>
-        </w:rPr>
-        <w:t xml:space="preserve">          │                 │                    │     curator)      │</w:t>
-      </w:r>
-      <w:r>
-        <w:br/>
-      </w:r>
-      <w:r>
-        <w:rPr>
-          <w:rStyle w:val="VerbatimChar"/>
-        </w:rPr>
-        <w:t xml:space="preserve">          │                 │                    │                   │</w:t>
-      </w:r>
-      <w:r>
-        <w:br/>
-      </w:r>
-      <w:r>
-        <w:rPr>
-          <w:rStyle w:val="VerbatimChar"/>
-        </w:rPr>
-        <w:t xml:space="preserve">          │ 8. Return true  │                    │                   │</w:t>
-      </w:r>
-      <w:r>
-        <w:br/>
-      </w:r>
-      <w:r>
-        <w:rPr>
-          <w:rStyle w:val="VerbatimChar"/>
-        </w:rPr>
-        <w:t xml:space="preserve">          │&lt;────────────────│                    │                   │</w:t>
-      </w:r>
-      <w:r>
-        <w:br/>
-      </w:r>
-      <w:r>
-        <w:rPr>
-          <w:rStyle w:val="VerbatimChar"/>
-        </w:rPr>
-        <w:t xml:space="preserve">          │                 │                    │                   │</w:t>
-      </w:r>
-      <w:r>
-        <w:br/>
-      </w:r>
-      <w:r>
-        <w:rPr>
-          <w:rStyle w:val="VerbatimChar"/>
-        </w:rPr>
-        <w:t xml:space="preserve">          v                 v                    v                   v</w:t>
+        <w:t xml:space="preserve">STATUS</w:t>
+      </w:r>
+      <w:r>
+        <w:t xml:space="preserve">TRANSITION</w:t>
+      </w:r>
+      <w:r>
+        <w:t xml:space="preserve">FLOW</w:t>
+      </w:r>
+      <w:r>
+        <w:t xml:space="preserve">User</w:t>
+      </w:r>
+      <w:r>
+        <w:t xml:space="preserve">LoanService</w:t>
+      </w:r>
+      <w:r>
+        <w:t xml:space="preserve">SectorAdapter</w:t>
+      </w:r>
+      <w:r>
+        <w:t xml:space="preserve">Database</w:t>
+      </w:r>
+      <w:r>
+        <w:t xml:space="preserve">updateStatus</w:t>
+      </w:r>
+      <w:r>
+        <w:t xml:space="preserve">(loanId,</w:t>
+      </w:r>
+      <w:r>
+        <w:t xml:space="preserve">'approved',</w:t>
+      </w:r>
+      <w:r>
+        <w:t xml:space="preserve">userId)</w:t>
+      </w:r>
+      <w:r>
+        <w:t xml:space="preserve">&gt;</w:t>
+      </w:r>
+      <w:r>
+        <w:t xml:space="preserve">1.</w:t>
+      </w:r>
+      <w:r>
+        <w:t xml:space="preserve">Get</w:t>
+      </w:r>
+      <w:r>
+        <w:t xml:space="preserve">loan</w:t>
+      </w:r>
+      <w:r>
+        <w:t xml:space="preserve">&gt;</w:t>
+      </w:r>
+      <w:r>
+        <w:t xml:space="preserve">2.</w:t>
+      </w:r>
+      <w:r>
+        <w:t xml:space="preserve">Return</w:t>
+      </w:r>
+      <w:r>
+        <w:t xml:space="preserve">loan</w:t>
+      </w:r>
+      <w:r>
+        <w:t xml:space="preserve">data</w:t>
+      </w:r>
+      <w:r>
+        <w:t xml:space="preserve">&lt;</w:t>
+      </w:r>
+      <w:r>
+        <w:t xml:space="preserve">3.</w:t>
+      </w:r>
+      <w:r>
+        <w:t xml:space="preserve">Validate</w:t>
+      </w:r>
+      <w:r>
+        <w:t xml:space="preserve">transition</w:t>
+      </w:r>
+      <w:r>
+        <w:t xml:space="preserve">(draft</w:t>
+      </w:r>
+      <w:r>
+        <w:t xml:space="preserve">-&gt;</w:t>
+      </w:r>
+      <w:r>
+        <w:t xml:space="preserve">approved)</w:t>
+      </w:r>
+      <w:r>
+        <w:t xml:space="preserve">4.</w:t>
+      </w:r>
+      <w:r>
+        <w:t xml:space="preserve">UPDATE</w:t>
+      </w:r>
+      <w:r>
+        <w:t xml:space="preserve">ahg_loan</w:t>
+      </w:r>
+      <w:r>
+        <w:t xml:space="preserve">SET</w:t>
+      </w:r>
+      <w:r>
+        <w:t xml:space="preserve">status='approved'</w:t>
+      </w:r>
+      <w:r>
+        <w:t xml:space="preserve">&gt;</w:t>
+      </w:r>
+      <w:r>
+        <w:t xml:space="preserve">5.</w:t>
+      </w:r>
+      <w:r>
+        <w:t xml:space="preserve">INSERT</w:t>
+      </w:r>
+      <w:r>
+        <w:t xml:space="preserve">into</w:t>
+      </w:r>
+      <w:r>
+        <w:t xml:space="preserve">ahg_loan_status_history</w:t>
+      </w:r>
+      <w:r>
+        <w:t xml:space="preserve">&gt;</w:t>
+      </w:r>
+      <w:r>
+        <w:t xml:space="preserve">6.</w:t>
+      </w:r>
+      <w:r>
+        <w:t xml:space="preserve">onStatusChanged</w:t>
+      </w:r>
+      <w:r>
+        <w:t xml:space="preserve">&gt;</w:t>
+      </w:r>
+      <w:r>
+        <w:t xml:space="preserve">7.</w:t>
+      </w:r>
+      <w:r>
+        <w:t xml:space="preserve">Sector-specific</w:t>
+      </w:r>
+      <w:r>
+        <w:t xml:space="preserve">actions</w:t>
+      </w:r>
+      <w:r>
+        <w:t xml:space="preserve">(e.g.,</w:t>
+      </w:r>
+      <w:r>
+        <w:t xml:space="preserve">notify</w:t>
+      </w:r>
+      <w:r>
+        <w:t xml:space="preserve">curator)</w:t>
+      </w:r>
+      <w:r>
+        <w:t xml:space="preserve">8.</w:t>
+      </w:r>
+      <w:r>
+        <w:t xml:space="preserve">Return</w:t>
+      </w:r>
+      <w:r>
+        <w:t xml:space="preserve">true</w:t>
+      </w:r>
+      <w:r>
+        <w:t xml:space="preserve">&lt;</w:t>
+      </w:r>
+      <w:r>
+        <w:t xml:space="preserve">v</w:t>
+      </w:r>
+      <w:r>
+        <w:t xml:space="preserve">v</w:t>
+      </w:r>
+      <w:r>
+        <w:t xml:space="preserve">v</w:t>
+      </w:r>
+      <w:r>
+        <w:t xml:space="preserve">v</w:t>
       </w:r>
     </w:p>
     <w:p>
@@ -2943,862 +1758,202 @@
     </w:p>
     <w:p>
       <w:pPr>
-        <w:pStyle w:val="SourceCode"/>
+        <w:pStyle w:val="FirstParagraph"/>
       </w:pPr>
       <w:r>
-        <w:rPr>
-          <w:rStyle w:val="VerbatimChar"/>
-        </w:rPr>
-        <w:t xml:space="preserve">┌─────────────────────────────────────────────────────────────────────────────────────────┐</w:t>
-      </w:r>
-      <w:r>
-        <w:br/>
-      </w:r>
-      <w:r>
-        <w:rPr>
-          <w:rStyle w:val="VerbatimChar"/>
-        </w:rPr>
-        <w:t xml:space="preserve">│                        MUSEUM LOAN OUT WORKFLOW (Spectrum 5.0)                           │</w:t>
-      </w:r>
-      <w:r>
-        <w:br/>
-      </w:r>
-      <w:r>
-        <w:rPr>
-          <w:rStyle w:val="VerbatimChar"/>
-        </w:rPr>
-        <w:t xml:space="preserve">└─────────────────────────────────────────────────────────────────────────────────────────┘</w:t>
-      </w:r>
-      <w:r>
-        <w:br/>
-      </w:r>
-      <w:r>
-        <w:br/>
-      </w:r>
-      <w:r>
-        <w:rPr>
-          <w:rStyle w:val="VerbatimChar"/>
-        </w:rPr>
-        <w:t xml:space="preserve">                                    ┌─────────┐</w:t>
-      </w:r>
-      <w:r>
-        <w:br/>
-      </w:r>
-      <w:r>
-        <w:rPr>
-          <w:rStyle w:val="VerbatimChar"/>
-        </w:rPr>
-        <w:t xml:space="preserve">                                    │  draft  │</w:t>
-      </w:r>
-      <w:r>
-        <w:br/>
-      </w:r>
-      <w:r>
-        <w:rPr>
-          <w:rStyle w:val="VerbatimChar"/>
-        </w:rPr>
-        <w:t xml:space="preserve">                                    └────┬────┘</w:t>
-      </w:r>
-      <w:r>
-        <w:br/>
-      </w:r>
-      <w:r>
-        <w:rPr>
-          <w:rStyle w:val="VerbatimChar"/>
-        </w:rPr>
-        <w:t xml:space="preserve">                                         │ submit</w:t>
-      </w:r>
-      <w:r>
-        <w:br/>
-      </w:r>
-      <w:r>
-        <w:rPr>
-          <w:rStyle w:val="VerbatimChar"/>
-        </w:rPr>
-        <w:t xml:space="preserve">                                         v</w:t>
-      </w:r>
-      <w:r>
-        <w:br/>
-      </w:r>
-      <w:r>
-        <w:rPr>
-          <w:rStyle w:val="VerbatimChar"/>
-        </w:rPr>
-        <w:t xml:space="preserve">                                   ┌───────────┐</w:t>
-      </w:r>
-      <w:r>
-        <w:br/>
-      </w:r>
-      <w:r>
-        <w:rPr>
-          <w:rStyle w:val="VerbatimChar"/>
-        </w:rPr>
-        <w:t xml:space="preserve">                              ┌────│ submitted │────┐</w:t>
-      </w:r>
-      <w:r>
-        <w:br/>
-      </w:r>
-      <w:r>
-        <w:rPr>
-          <w:rStyle w:val="VerbatimChar"/>
-        </w:rPr>
-        <w:t xml:space="preserve">                              │    └─────┬─────┘    │</w:t>
-      </w:r>
-      <w:r>
-        <w:br/>
-      </w:r>
-      <w:r>
-        <w:rPr>
-          <w:rStyle w:val="VerbatimChar"/>
-        </w:rPr>
-        <w:t xml:space="preserve">                        reject│          │ review   │ request_info</w:t>
-      </w:r>
-      <w:r>
-        <w:br/>
-      </w:r>
-      <w:r>
-        <w:rPr>
-          <w:rStyle w:val="VerbatimChar"/>
-        </w:rPr>
-        <w:t xml:space="preserve">                              │          v          │</w:t>
-      </w:r>
-      <w:r>
-        <w:br/>
-      </w:r>
-      <w:r>
-        <w:rPr>
-          <w:rStyle w:val="VerbatimChar"/>
-        </w:rPr>
-        <w:t xml:space="preserve">                              │   ┌─────────────┐   │</w:t>
-      </w:r>
-      <w:r>
-        <w:br/>
-      </w:r>
-      <w:r>
-        <w:rPr>
-          <w:rStyle w:val="VerbatimChar"/>
-        </w:rPr>
-        <w:t xml:space="preserve">                              │   │under_review │───┘</w:t>
-      </w:r>
-      <w:r>
-        <w:br/>
-      </w:r>
-      <w:r>
-        <w:rPr>
-          <w:rStyle w:val="VerbatimChar"/>
-        </w:rPr>
-        <w:t xml:space="preserve">                              │   └──────┬──────┘</w:t>
-      </w:r>
-      <w:r>
-        <w:br/>
-      </w:r>
-      <w:r>
-        <w:rPr>
-          <w:rStyle w:val="VerbatimChar"/>
-        </w:rPr>
-        <w:t xml:space="preserve">                              │          │</w:t>
-      </w:r>
-      <w:r>
-        <w:br/>
-      </w:r>
-      <w:r>
-        <w:rPr>
-          <w:rStyle w:val="VerbatimChar"/>
-        </w:rPr>
-        <w:t xml:space="preserve">                    ┌─────────┴──────────┼──────────┐</w:t>
-      </w:r>
-      <w:r>
-        <w:br/>
-      </w:r>
-      <w:r>
-        <w:rPr>
-          <w:rStyle w:val="VerbatimChar"/>
-        </w:rPr>
-        <w:t xml:space="preserve">                    │                    │          │</w:t>
-      </w:r>
-      <w:r>
-        <w:br/>
-      </w:r>
-      <w:r>
-        <w:rPr>
-          <w:rStyle w:val="VerbatimChar"/>
-        </w:rPr>
-        <w:t xml:space="preserve">                    v              approve│          │ reject</w:t>
-      </w:r>
-      <w:r>
-        <w:br/>
-      </w:r>
-      <w:r>
-        <w:rPr>
-          <w:rStyle w:val="VerbatimChar"/>
-        </w:rPr>
-        <w:t xml:space="preserve">              ┌───────────┐              │          │</w:t>
-      </w:r>
-      <w:r>
-        <w:br/>
-      </w:r>
-      <w:r>
-        <w:rPr>
-          <w:rStyle w:val="VerbatimChar"/>
-        </w:rPr>
-        <w:t xml:space="preserve">              │ cancelled │              v          v</w:t>
-      </w:r>
-      <w:r>
-        <w:br/>
-      </w:r>
-      <w:r>
-        <w:rPr>
-          <w:rStyle w:val="VerbatimChar"/>
-        </w:rPr>
-        <w:t xml:space="preserve">              └───────────┘        ┌──────────┐  ┌──────────┐</w:t>
-      </w:r>
-      <w:r>
-        <w:br/>
-      </w:r>
-      <w:r>
-        <w:rPr>
-          <w:rStyle w:val="VerbatimChar"/>
-        </w:rPr>
-        <w:t xml:space="preserve">                                   │ approved │  │ rejected │</w:t>
-      </w:r>
-      <w:r>
-        <w:br/>
-      </w:r>
-      <w:r>
-        <w:rPr>
-          <w:rStyle w:val="VerbatimChar"/>
-        </w:rPr>
-        <w:t xml:space="preserve">                                   └────┬─────┘  └──────────┘</w:t>
-      </w:r>
-      <w:r>
-        <w:br/>
-      </w:r>
-      <w:r>
-        <w:rPr>
-          <w:rStyle w:val="VerbatimChar"/>
-        </w:rPr>
-        <w:t xml:space="preserve">                                        │ send_agreement</w:t>
-      </w:r>
-      <w:r>
-        <w:br/>
-      </w:r>
-      <w:r>
-        <w:rPr>
-          <w:rStyle w:val="VerbatimChar"/>
-        </w:rPr>
-        <w:t xml:space="preserve">                                        v</w:t>
-      </w:r>
-      <w:r>
-        <w:br/>
-      </w:r>
-      <w:r>
-        <w:rPr>
-          <w:rStyle w:val="VerbatimChar"/>
-        </w:rPr>
-        <w:t xml:space="preserve">                                ┌─────────────────┐</w:t>
-      </w:r>
-      <w:r>
-        <w:br/>
-      </w:r>
-      <w:r>
-        <w:rPr>
-          <w:rStyle w:val="VerbatimChar"/>
-        </w:rPr>
-        <w:t xml:space="preserve">                                │agreement_pending│</w:t>
-      </w:r>
-      <w:r>
-        <w:br/>
-      </w:r>
-      <w:r>
-        <w:rPr>
-          <w:rStyle w:val="VerbatimChar"/>
-        </w:rPr>
-        <w:t xml:space="preserve">                                └────────┬────────┘</w:t>
-      </w:r>
-      <w:r>
-        <w:br/>
-      </w:r>
-      <w:r>
-        <w:rPr>
-          <w:rStyle w:val="VerbatimChar"/>
-        </w:rPr>
-        <w:t xml:space="preserve">                                         │ sign_agreement</w:t>
-      </w:r>
-      <w:r>
-        <w:br/>
-      </w:r>
-      <w:r>
-        <w:rPr>
-          <w:rStyle w:val="VerbatimChar"/>
-        </w:rPr>
-        <w:t xml:space="preserve">                                         v</w:t>
-      </w:r>
-      <w:r>
-        <w:br/>
-      </w:r>
-      <w:r>
-        <w:rPr>
-          <w:rStyle w:val="VerbatimChar"/>
-        </w:rPr>
-        <w:t xml:space="preserve">                                ┌─────────────────┐</w:t>
-      </w:r>
-      <w:r>
-        <w:br/>
-      </w:r>
-      <w:r>
-        <w:rPr>
-          <w:rStyle w:val="VerbatimChar"/>
-        </w:rPr>
-        <w:t xml:space="preserve">                                │ agreement_signed│</w:t>
-      </w:r>
-      <w:r>
-        <w:br/>
-      </w:r>
-      <w:r>
-        <w:rPr>
-          <w:rStyle w:val="VerbatimChar"/>
-        </w:rPr>
-        <w:t xml:space="preserve">                                └────────┬────────┘</w:t>
-      </w:r>
-      <w:r>
-        <w:br/>
-      </w:r>
-      <w:r>
-        <w:rPr>
-          <w:rStyle w:val="VerbatimChar"/>
-        </w:rPr>
-        <w:t xml:space="preserve">                                         │ request_insurance</w:t>
-      </w:r>
-      <w:r>
-        <w:br/>
-      </w:r>
-      <w:r>
-        <w:rPr>
-          <w:rStyle w:val="VerbatimChar"/>
-        </w:rPr>
-        <w:t xml:space="preserve">                                         v</w:t>
-      </w:r>
-      <w:r>
-        <w:br/>
-      </w:r>
-      <w:r>
-        <w:rPr>
-          <w:rStyle w:val="VerbatimChar"/>
-        </w:rPr>
-        <w:t xml:space="preserve">                                ┌─────────────────┐</w:t>
-      </w:r>
-      <w:r>
-        <w:br/>
-      </w:r>
-      <w:r>
-        <w:rPr>
-          <w:rStyle w:val="VerbatimChar"/>
-        </w:rPr>
-        <w:t xml:space="preserve">                                │insurance_pending│</w:t>
-      </w:r>
-      <w:r>
-        <w:br/>
-      </w:r>
-      <w:r>
-        <w:rPr>
-          <w:rStyle w:val="VerbatimChar"/>
-        </w:rPr>
-        <w:t xml:space="preserve">                                └────────┬────────┘</w:t>
-      </w:r>
-      <w:r>
-        <w:br/>
-      </w:r>
-      <w:r>
-        <w:rPr>
-          <w:rStyle w:val="VerbatimChar"/>
-        </w:rPr>
-        <w:t xml:space="preserve">                                         │ confirm_insurance</w:t>
-      </w:r>
-      <w:r>
-        <w:br/>
-      </w:r>
-      <w:r>
-        <w:rPr>
-          <w:rStyle w:val="VerbatimChar"/>
-        </w:rPr>
-        <w:t xml:space="preserve">                                         v</w:t>
-      </w:r>
-      <w:r>
-        <w:br/>
-      </w:r>
-      <w:r>
-        <w:rPr>
-          <w:rStyle w:val="VerbatimChar"/>
-        </w:rPr>
-        <w:t xml:space="preserve">                                ┌──────────────────┐</w:t>
-      </w:r>
-      <w:r>
-        <w:br/>
-      </w:r>
-      <w:r>
-        <w:rPr>
-          <w:rStyle w:val="VerbatimChar"/>
-        </w:rPr>
-        <w:t xml:space="preserve">                                │insurance_confirmed│</w:t>
-      </w:r>
-      <w:r>
-        <w:br/>
-      </w:r>
-      <w:r>
-        <w:rPr>
-          <w:rStyle w:val="VerbatimChar"/>
-        </w:rPr>
-        <w:t xml:space="preserve">                                └────────┬─────────┘</w:t>
-      </w:r>
-      <w:r>
-        <w:br/>
-      </w:r>
-      <w:r>
-        <w:rPr>
-          <w:rStyle w:val="VerbatimChar"/>
-        </w:rPr>
-        <w:t xml:space="preserve">                                         │ start_condition</w:t>
-      </w:r>
-      <w:r>
-        <w:br/>
-      </w:r>
-      <w:r>
-        <w:rPr>
-          <w:rStyle w:val="VerbatimChar"/>
-        </w:rPr>
-        <w:t xml:space="preserve">                                         v</w:t>
-      </w:r>
-      <w:r>
-        <w:br/>
-      </w:r>
-      <w:r>
-        <w:rPr>
-          <w:rStyle w:val="VerbatimChar"/>
-        </w:rPr>
-        <w:t xml:space="preserve">                                ┌─────────────────┐</w:t>
-      </w:r>
-      <w:r>
-        <w:br/>
-      </w:r>
-      <w:r>
-        <w:rPr>
-          <w:rStyle w:val="VerbatimChar"/>
-        </w:rPr>
-        <w:t xml:space="preserve">                                │ condition_check │</w:t>
-      </w:r>
-      <w:r>
-        <w:br/>
-      </w:r>
-      <w:r>
-        <w:rPr>
-          <w:rStyle w:val="VerbatimChar"/>
-        </w:rPr>
-        <w:t xml:space="preserve">                                └────────┬────────┘</w:t>
-      </w:r>
-      <w:r>
-        <w:br/>
-      </w:r>
-      <w:r>
-        <w:rPr>
-          <w:rStyle w:val="VerbatimChar"/>
-        </w:rPr>
-        <w:t xml:space="preserve">                                         │ start_packing</w:t>
-      </w:r>
-      <w:r>
-        <w:br/>
-      </w:r>
-      <w:r>
-        <w:rPr>
-          <w:rStyle w:val="VerbatimChar"/>
-        </w:rPr>
-        <w:t xml:space="preserve">                                         v</w:t>
-      </w:r>
-      <w:r>
-        <w:br/>
-      </w:r>
-      <w:r>
-        <w:rPr>
-          <w:rStyle w:val="VerbatimChar"/>
-        </w:rPr>
-        <w:t xml:space="preserve">                                   ┌─────────┐</w:t>
-      </w:r>
-      <w:r>
-        <w:br/>
-      </w:r>
-      <w:r>
-        <w:rPr>
-          <w:rStyle w:val="VerbatimChar"/>
-        </w:rPr>
-        <w:t xml:space="preserve">                                   │ packing │</w:t>
-      </w:r>
-      <w:r>
-        <w:br/>
-      </w:r>
-      <w:r>
-        <w:rPr>
-          <w:rStyle w:val="VerbatimChar"/>
-        </w:rPr>
-        <w:t xml:space="preserve">                                   └────┬────┘</w:t>
-      </w:r>
-      <w:r>
-        <w:br/>
-      </w:r>
-      <w:r>
-        <w:rPr>
-          <w:rStyle w:val="VerbatimChar"/>
-        </w:rPr>
-        <w:t xml:space="preserve">                                        │ dispatch</w:t>
-      </w:r>
-      <w:r>
-        <w:br/>
-      </w:r>
-      <w:r>
-        <w:rPr>
-          <w:rStyle w:val="VerbatimChar"/>
-        </w:rPr>
-        <w:t xml:space="preserve">                                        v</w:t>
-      </w:r>
-      <w:r>
-        <w:br/>
-      </w:r>
-      <w:r>
-        <w:rPr>
-          <w:rStyle w:val="VerbatimChar"/>
-        </w:rPr>
-        <w:t xml:space="preserve">                                  ┌───────────┐</w:t>
-      </w:r>
-      <w:r>
-        <w:br/>
-      </w:r>
-      <w:r>
-        <w:rPr>
-          <w:rStyle w:val="VerbatimChar"/>
-        </w:rPr>
-        <w:t xml:space="preserve">                                  │dispatched │</w:t>
-      </w:r>
-      <w:r>
-        <w:br/>
-      </w:r>
-      <w:r>
-        <w:rPr>
-          <w:rStyle w:val="VerbatimChar"/>
-        </w:rPr>
-        <w:t xml:space="preserve">                                  └─────┬─────┘</w:t>
-      </w:r>
-      <w:r>
-        <w:br/>
-      </w:r>
-      <w:r>
-        <w:rPr>
-          <w:rStyle w:val="VerbatimChar"/>
-        </w:rPr>
-        <w:t xml:space="preserve">                                        │ in_transit</w:t>
-      </w:r>
-      <w:r>
-        <w:br/>
-      </w:r>
-      <w:r>
-        <w:rPr>
-          <w:rStyle w:val="VerbatimChar"/>
-        </w:rPr>
-        <w:t xml:space="preserve">                                        v</w:t>
-      </w:r>
-      <w:r>
-        <w:br/>
-      </w:r>
-      <w:r>
-        <w:rPr>
-          <w:rStyle w:val="VerbatimChar"/>
-        </w:rPr>
-        <w:t xml:space="preserve">                                  ┌───────────┐</w:t>
-      </w:r>
-      <w:r>
-        <w:br/>
-      </w:r>
-      <w:r>
-        <w:rPr>
-          <w:rStyle w:val="VerbatimChar"/>
-        </w:rPr>
-        <w:t xml:space="preserve">                                  │ in_transit│</w:t>
-      </w:r>
-      <w:r>
-        <w:br/>
-      </w:r>
-      <w:r>
-        <w:rPr>
-          <w:rStyle w:val="VerbatimChar"/>
-        </w:rPr>
-        <w:t xml:space="preserve">                                  └─────┬─────┘</w:t>
-      </w:r>
-      <w:r>
-        <w:br/>
-      </w:r>
-      <w:r>
-        <w:rPr>
-          <w:rStyle w:val="VerbatimChar"/>
-        </w:rPr>
-        <w:t xml:space="preserve">                                        │ confirm_receipt</w:t>
-      </w:r>
-      <w:r>
-        <w:br/>
-      </w:r>
-      <w:r>
-        <w:rPr>
-          <w:rStyle w:val="VerbatimChar"/>
-        </w:rPr>
-        <w:t xml:space="preserve">                                        v</w:t>
-      </w:r>
-      <w:r>
-        <w:br/>
-      </w:r>
-      <w:r>
-        <w:rPr>
-          <w:rStyle w:val="VerbatimChar"/>
-        </w:rPr>
-        <w:t xml:space="preserve">                                   ┌──────────┐</w:t>
-      </w:r>
-      <w:r>
-        <w:br/>
-      </w:r>
-      <w:r>
-        <w:rPr>
-          <w:rStyle w:val="VerbatimChar"/>
-        </w:rPr>
-        <w:t xml:space="preserve">                                   │ received │</w:t>
-      </w:r>
-      <w:r>
-        <w:br/>
-      </w:r>
-      <w:r>
-        <w:rPr>
-          <w:rStyle w:val="VerbatimChar"/>
-        </w:rPr>
-        <w:t xml:space="preserve">                                   └────┬─────┘</w:t>
-      </w:r>
-      <w:r>
-        <w:br/>
-      </w:r>
-      <w:r>
-        <w:rPr>
-          <w:rStyle w:val="VerbatimChar"/>
-        </w:rPr>
-        <w:t xml:space="preserve">                                        │ put_on_display</w:t>
-      </w:r>
-      <w:r>
-        <w:br/>
-      </w:r>
-      <w:r>
-        <w:rPr>
-          <w:rStyle w:val="VerbatimChar"/>
-        </w:rPr>
-        <w:t xml:space="preserve">                                        v</w:t>
-      </w:r>
-      <w:r>
-        <w:br/>
-      </w:r>
-      <w:r>
-        <w:rPr>
-          <w:rStyle w:val="VerbatimChar"/>
-        </w:rPr>
-        <w:t xml:space="preserve">                                  ┌────────────┐</w:t>
-      </w:r>
-      <w:r>
-        <w:br/>
-      </w:r>
-      <w:r>
-        <w:rPr>
-          <w:rStyle w:val="VerbatimChar"/>
-        </w:rPr>
-        <w:t xml:space="preserve">                                  │ on_display │</w:t>
-      </w:r>
-      <w:r>
-        <w:br/>
-      </w:r>
-      <w:r>
-        <w:rPr>
-          <w:rStyle w:val="VerbatimChar"/>
-        </w:rPr>
-        <w:t xml:space="preserve">                                  └─────┬──────┘</w:t>
-      </w:r>
-      <w:r>
-        <w:br/>
-      </w:r>
-      <w:r>
-        <w:rPr>
-          <w:rStyle w:val="VerbatimChar"/>
-        </w:rPr>
-        <w:t xml:space="preserve">                                        │ initiate_return</w:t>
-      </w:r>
-      <w:r>
-        <w:br/>
-      </w:r>
-      <w:r>
-        <w:rPr>
-          <w:rStyle w:val="VerbatimChar"/>
-        </w:rPr>
-        <w:t xml:space="preserve">                                        v</w:t>
-      </w:r>
-      <w:r>
-        <w:br/>
-      </w:r>
-      <w:r>
-        <w:rPr>
-          <w:rStyle w:val="VerbatimChar"/>
-        </w:rPr>
-        <w:t xml:space="preserve">                              ┌──────────────────┐</w:t>
-      </w:r>
-      <w:r>
-        <w:br/>
-      </w:r>
-      <w:r>
-        <w:rPr>
-          <w:rStyle w:val="VerbatimChar"/>
-        </w:rPr>
-        <w:t xml:space="preserve">                              │ return_initiated │</w:t>
-      </w:r>
-      <w:r>
-        <w:br/>
-      </w:r>
-      <w:r>
-        <w:rPr>
-          <w:rStyle w:val="VerbatimChar"/>
-        </w:rPr>
-        <w:t xml:space="preserve">                              └────────┬─────────┘</w:t>
-      </w:r>
-      <w:r>
-        <w:br/>
-      </w:r>
-      <w:r>
-        <w:rPr>
-          <w:rStyle w:val="VerbatimChar"/>
-        </w:rPr>
-        <w:t xml:space="preserve">                                       │ dispatch_return</w:t>
-      </w:r>
-      <w:r>
-        <w:br/>
-      </w:r>
-      <w:r>
-        <w:rPr>
-          <w:rStyle w:val="VerbatimChar"/>
-        </w:rPr>
-        <w:t xml:space="preserve">                                       v</w:t>
-      </w:r>
-      <w:r>
-        <w:br/>
-      </w:r>
-      <w:r>
-        <w:rPr>
-          <w:rStyle w:val="VerbatimChar"/>
-        </w:rPr>
-        <w:t xml:space="preserve">                              ┌──────────────────┐</w:t>
-      </w:r>
-      <w:r>
-        <w:br/>
-      </w:r>
-      <w:r>
-        <w:rPr>
-          <w:rStyle w:val="VerbatimChar"/>
-        </w:rPr>
-        <w:t xml:space="preserve">                              │return_in_transit │</w:t>
-      </w:r>
-      <w:r>
-        <w:br/>
-      </w:r>
-      <w:r>
-        <w:rPr>
-          <w:rStyle w:val="VerbatimChar"/>
-        </w:rPr>
-        <w:t xml:space="preserve">                              └────────┬─────────┘</w:t>
-      </w:r>
-      <w:r>
-        <w:br/>
-      </w:r>
-      <w:r>
-        <w:rPr>
-          <w:rStyle w:val="VerbatimChar"/>
-        </w:rPr>
-        <w:t xml:space="preserve">                                       │ receive_return</w:t>
-      </w:r>
-      <w:r>
-        <w:br/>
-      </w:r>
-      <w:r>
-        <w:rPr>
-          <w:rStyle w:val="VerbatimChar"/>
-        </w:rPr>
-        <w:t xml:space="preserve">                                       v</w:t>
-      </w:r>
-      <w:r>
-        <w:br/>
-      </w:r>
-      <w:r>
-        <w:rPr>
-          <w:rStyle w:val="VerbatimChar"/>
-        </w:rPr>
-        <w:t xml:space="preserve">                                  ┌──────────┐</w:t>
-      </w:r>
-      <w:r>
-        <w:br/>
-      </w:r>
-      <w:r>
-        <w:rPr>
-          <w:rStyle w:val="VerbatimChar"/>
-        </w:rPr>
-        <w:t xml:space="preserve">                                  │ returned │</w:t>
-      </w:r>
-      <w:r>
-        <w:br/>
-      </w:r>
-      <w:r>
-        <w:rPr>
-          <w:rStyle w:val="VerbatimChar"/>
-        </w:rPr>
-        <w:t xml:space="preserve">                                  └────┬─────┘</w:t>
-      </w:r>
-      <w:r>
-        <w:br/>
-      </w:r>
-      <w:r>
-        <w:rPr>
-          <w:rStyle w:val="VerbatimChar"/>
-        </w:rPr>
-        <w:t xml:space="preserve">                                       │ close</w:t>
-      </w:r>
-      <w:r>
-        <w:br/>
-      </w:r>
-      <w:r>
-        <w:rPr>
-          <w:rStyle w:val="VerbatimChar"/>
-        </w:rPr>
-        <w:t xml:space="preserve">                                       v</w:t>
-      </w:r>
-      <w:r>
-        <w:br/>
-      </w:r>
-      <w:r>
-        <w:rPr>
-          <w:rStyle w:val="VerbatimChar"/>
-        </w:rPr>
-        <w:t xml:space="preserve">                                   ┌────────┐</w:t>
-      </w:r>
-      <w:r>
-        <w:br/>
-      </w:r>
-      <w:r>
-        <w:rPr>
-          <w:rStyle w:val="VerbatimChar"/>
-        </w:rPr>
-        <w:t xml:space="preserve">                                   │ closed │</w:t>
-      </w:r>
-      <w:r>
-        <w:br/>
-      </w:r>
-      <w:r>
-        <w:rPr>
-          <w:rStyle w:val="VerbatimChar"/>
-        </w:rPr>
-        <w:t xml:space="preserve">                                   └────────┘</w:t>
+        <w:t xml:space="preserve">MUSEUM</w:t>
+      </w:r>
+      <w:r>
+        <w:t xml:space="preserve">LOAN</w:t>
+      </w:r>
+      <w:r>
+        <w:t xml:space="preserve">OUT</w:t>
+      </w:r>
+      <w:r>
+        <w:t xml:space="preserve">WORKFLOW</w:t>
+      </w:r>
+      <w:r>
+        <w:t xml:space="preserve">(Spectrum</w:t>
+      </w:r>
+      <w:r>
+        <w:t xml:space="preserve">5.0)</w:t>
+      </w:r>
+      <w:r>
+        <w:t xml:space="preserve">draft</w:t>
+      </w:r>
+      <w:r>
+        <w:t xml:space="preserve">submit</w:t>
+      </w:r>
+      <w:r>
+        <w:t xml:space="preserve">v</w:t>
+      </w:r>
+      <w:r>
+        <w:t xml:space="preserve">submitted</w:t>
+      </w:r>
+      <w:r>
+        <w:t xml:space="preserve">reject</w:t>
+      </w:r>
+      <w:r>
+        <w:t xml:space="preserve">review</w:t>
+      </w:r>
+      <w:r>
+        <w:t xml:space="preserve">request_info</w:t>
+      </w:r>
+      <w:r>
+        <w:t xml:space="preserve">v</w:t>
+      </w:r>
+      <w:r>
+        <w:t xml:space="preserve">under_review</w:t>
+      </w:r>
+      <w:r>
+        <w:t xml:space="preserve">v</w:t>
+      </w:r>
+      <w:r>
+        <w:t xml:space="preserve">approve</w:t>
+      </w:r>
+      <w:r>
+        <w:t xml:space="preserve">reject</w:t>
+      </w:r>
+      <w:r>
+        <w:t xml:space="preserve">cancelled</w:t>
+      </w:r>
+      <w:r>
+        <w:t xml:space="preserve">v</w:t>
+      </w:r>
+      <w:r>
+        <w:t xml:space="preserve">v</w:t>
+      </w:r>
+      <w:r>
+        <w:t xml:space="preserve">approved</w:t>
+      </w:r>
+      <w:r>
+        <w:t xml:space="preserve">rejected</w:t>
+      </w:r>
+      <w:r>
+        <w:t xml:space="preserve">send_agreement</w:t>
+      </w:r>
+      <w:r>
+        <w:t xml:space="preserve">v</w:t>
+      </w:r>
+      <w:r>
+        <w:t xml:space="preserve">agreement_pending</w:t>
+      </w:r>
+      <w:r>
+        <w:t xml:space="preserve">sign_agreement</w:t>
+      </w:r>
+      <w:r>
+        <w:t xml:space="preserve">v</w:t>
+      </w:r>
+      <w:r>
+        <w:t xml:space="preserve">agreement_signed</w:t>
+      </w:r>
+      <w:r>
+        <w:t xml:space="preserve">request_insurance</w:t>
+      </w:r>
+      <w:r>
+        <w:t xml:space="preserve">v</w:t>
+      </w:r>
+      <w:r>
+        <w:t xml:space="preserve">insurance_pending</w:t>
+      </w:r>
+      <w:r>
+        <w:t xml:space="preserve">confirm_insurance</w:t>
+      </w:r>
+      <w:r>
+        <w:t xml:space="preserve">v</w:t>
+      </w:r>
+      <w:r>
+        <w:t xml:space="preserve">insurance_confirmed</w:t>
+      </w:r>
+      <w:r>
+        <w:t xml:space="preserve">start_condition</w:t>
+      </w:r>
+      <w:r>
+        <w:t xml:space="preserve">v</w:t>
+      </w:r>
+      <w:r>
+        <w:t xml:space="preserve">condition_check</w:t>
+      </w:r>
+      <w:r>
+        <w:t xml:space="preserve">start_packing</w:t>
+      </w:r>
+      <w:r>
+        <w:t xml:space="preserve">v</w:t>
+      </w:r>
+      <w:r>
+        <w:t xml:space="preserve">packing</w:t>
+      </w:r>
+      <w:r>
+        <w:t xml:space="preserve">dispatch</w:t>
+      </w:r>
+      <w:r>
+        <w:t xml:space="preserve">v</w:t>
+      </w:r>
+      <w:r>
+        <w:t xml:space="preserve">dispatched</w:t>
+      </w:r>
+      <w:r>
+        <w:t xml:space="preserve">in_transit</w:t>
+      </w:r>
+      <w:r>
+        <w:t xml:space="preserve">v</w:t>
+      </w:r>
+      <w:r>
+        <w:t xml:space="preserve">in_transit</w:t>
+      </w:r>
+      <w:r>
+        <w:t xml:space="preserve">confirm_receipt</w:t>
+      </w:r>
+      <w:r>
+        <w:t xml:space="preserve">v</w:t>
+      </w:r>
+      <w:r>
+        <w:t xml:space="preserve">received</w:t>
+      </w:r>
+      <w:r>
+        <w:t xml:space="preserve">put_on_display</w:t>
+      </w:r>
+      <w:r>
+        <w:t xml:space="preserve">v</w:t>
+      </w:r>
+      <w:r>
+        <w:t xml:space="preserve">on_display</w:t>
+      </w:r>
+      <w:r>
+        <w:t xml:space="preserve">initiate_return</w:t>
+      </w:r>
+      <w:r>
+        <w:t xml:space="preserve">v</w:t>
+      </w:r>
+      <w:r>
+        <w:t xml:space="preserve">return_initiated</w:t>
+      </w:r>
+      <w:r>
+        <w:t xml:space="preserve">dispatch_return</w:t>
+      </w:r>
+      <w:r>
+        <w:t xml:space="preserve">v</w:t>
+      </w:r>
+      <w:r>
+        <w:t xml:space="preserve">return_in_transit</w:t>
+      </w:r>
+      <w:r>
+        <w:t xml:space="preserve">receive_return</w:t>
+      </w:r>
+      <w:r>
+        <w:t xml:space="preserve">v</w:t>
+      </w:r>
+      <w:r>
+        <w:t xml:space="preserve">returned</w:t>
+      </w:r>
+      <w:r>
+        <w:t xml:space="preserve">close</w:t>
+      </w:r>
+      <w:r>
+        <w:t xml:space="preserve">v</w:t>
+      </w:r>
+      <w:r>
+        <w:t xml:space="preserve">closed</w:t>
       </w:r>
     </w:p>
     <w:bookmarkEnd w:id="29"/>
@@ -3813,556 +1968,130 @@
     </w:p>
     <w:p>
       <w:pPr>
-        <w:pStyle w:val="SourceCode"/>
+        <w:pStyle w:val="FirstParagraph"/>
       </w:pPr>
       <w:r>
-        <w:rPr>
-          <w:rStyle w:val="VerbatimChar"/>
-        </w:rPr>
-        <w:t xml:space="preserve">┌─────────────────────────────────────────────────────────────────────────────────────────┐</w:t>
-      </w:r>
-      <w:r>
-        <w:br/>
-      </w:r>
-      <w:r>
-        <w:rPr>
-          <w:rStyle w:val="VerbatimChar"/>
-        </w:rPr>
-        <w:t xml:space="preserve">│                              GALLERY LOAN WORKFLOW                                       │</w:t>
-      </w:r>
-      <w:r>
-        <w:br/>
-      </w:r>
-      <w:r>
-        <w:rPr>
-          <w:rStyle w:val="VerbatimChar"/>
-        </w:rPr>
-        <w:t xml:space="preserve">└─────────────────────────────────────────────────────────────────────────────────────────┘</w:t>
-      </w:r>
-      <w:r>
-        <w:br/>
-      </w:r>
-      <w:r>
-        <w:br/>
-      </w:r>
-      <w:r>
-        <w:rPr>
-          <w:rStyle w:val="VerbatimChar"/>
-        </w:rPr>
-        <w:t xml:space="preserve">                         ┌─────────┐</w:t>
-      </w:r>
-      <w:r>
-        <w:br/>
-      </w:r>
-      <w:r>
-        <w:rPr>
-          <w:rStyle w:val="VerbatimChar"/>
-        </w:rPr>
-        <w:t xml:space="preserve">                         │  draft  │</w:t>
-      </w:r>
-      <w:r>
-        <w:br/>
-      </w:r>
-      <w:r>
-        <w:rPr>
-          <w:rStyle w:val="VerbatimChar"/>
-        </w:rPr>
-        <w:t xml:space="preserve">                         └────┬────┘</w:t>
-      </w:r>
-      <w:r>
-        <w:br/>
-      </w:r>
-      <w:r>
-        <w:rPr>
-          <w:rStyle w:val="VerbatimChar"/>
-        </w:rPr>
-        <w:t xml:space="preserve">                              │ inquire</w:t>
-      </w:r>
-      <w:r>
-        <w:br/>
-      </w:r>
-      <w:r>
-        <w:rPr>
-          <w:rStyle w:val="VerbatimChar"/>
-        </w:rPr>
-        <w:t xml:space="preserve">                              v</w:t>
-      </w:r>
-      <w:r>
-        <w:br/>
-      </w:r>
-      <w:r>
-        <w:rPr>
-          <w:rStyle w:val="VerbatimChar"/>
-        </w:rPr>
-        <w:t xml:space="preserve">                         ┌─────────┐</w:t>
-      </w:r>
-      <w:r>
-        <w:br/>
-      </w:r>
-      <w:r>
-        <w:rPr>
-          <w:rStyle w:val="VerbatimChar"/>
-        </w:rPr>
-        <w:t xml:space="preserve">                    ┌────│ inquiry │────┐</w:t>
-      </w:r>
-      <w:r>
-        <w:br/>
-      </w:r>
-      <w:r>
-        <w:rPr>
-          <w:rStyle w:val="VerbatimChar"/>
-        </w:rPr>
-        <w:t xml:space="preserve">                    │    └────┬────┘    │</w:t>
-      </w:r>
-      <w:r>
-        <w:br/>
-      </w:r>
-      <w:r>
-        <w:rPr>
-          <w:rStyle w:val="VerbatimChar"/>
-        </w:rPr>
-        <w:t xml:space="preserve">              decline│        │request  │ decline</w:t>
-      </w:r>
-      <w:r>
-        <w:br/>
-      </w:r>
-      <w:r>
-        <w:rPr>
-          <w:rStyle w:val="VerbatimChar"/>
-        </w:rPr>
-        <w:t xml:space="preserve">                    │        v         │</w:t>
-      </w:r>
-      <w:r>
-        <w:br/>
-      </w:r>
-      <w:r>
-        <w:rPr>
-          <w:rStyle w:val="VerbatimChar"/>
-        </w:rPr>
-        <w:t xml:space="preserve">                    │   ┌───────────┐  │</w:t>
-      </w:r>
-      <w:r>
-        <w:br/>
-      </w:r>
-      <w:r>
-        <w:rPr>
-          <w:rStyle w:val="VerbatimChar"/>
-        </w:rPr>
-        <w:t xml:space="preserve">                    │   │ requested │──┘</w:t>
-      </w:r>
-      <w:r>
-        <w:br/>
-      </w:r>
-      <w:r>
-        <w:rPr>
-          <w:rStyle w:val="VerbatimChar"/>
-        </w:rPr>
-        <w:t xml:space="preserve">                    │   └─────┬─────┘</w:t>
-      </w:r>
-      <w:r>
-        <w:br/>
-      </w:r>
-      <w:r>
-        <w:rPr>
-          <w:rStyle w:val="VerbatimChar"/>
-        </w:rPr>
-        <w:t xml:space="preserve">                    │         │</w:t>
-      </w:r>
-      <w:r>
-        <w:br/>
-      </w:r>
-      <w:r>
-        <w:rPr>
-          <w:rStyle w:val="VerbatimChar"/>
-        </w:rPr>
-        <w:t xml:space="preserve">                    │    ┌────┴────┐</w:t>
-      </w:r>
-      <w:r>
-        <w:br/>
-      </w:r>
-      <w:r>
-        <w:rPr>
-          <w:rStyle w:val="VerbatimChar"/>
-        </w:rPr>
-        <w:t xml:space="preserve">                    v    │         │</w:t>
-      </w:r>
-      <w:r>
-        <w:br/>
-      </w:r>
-      <w:r>
-        <w:rPr>
-          <w:rStyle w:val="VerbatimChar"/>
-        </w:rPr>
-        <w:t xml:space="preserve">              ┌──────────┐   approve│</w:t>
-      </w:r>
-      <w:r>
-        <w:br/>
-      </w:r>
-      <w:r>
-        <w:rPr>
-          <w:rStyle w:val="VerbatimChar"/>
-        </w:rPr>
-        <w:t xml:space="preserve">              │ declined │         │</w:t>
-      </w:r>
-      <w:r>
-        <w:br/>
-      </w:r>
-      <w:r>
-        <w:rPr>
-          <w:rStyle w:val="VerbatimChar"/>
-        </w:rPr>
-        <w:t xml:space="preserve">              └──────────┘         v</w:t>
-      </w:r>
-      <w:r>
-        <w:br/>
-      </w:r>
-      <w:r>
-        <w:rPr>
-          <w:rStyle w:val="VerbatimChar"/>
-        </w:rPr>
-        <w:t xml:space="preserve">                            ┌──────────┐</w:t>
-      </w:r>
-      <w:r>
-        <w:br/>
-      </w:r>
-      <w:r>
-        <w:rPr>
-          <w:rStyle w:val="VerbatimChar"/>
-        </w:rPr>
-        <w:t xml:space="preserve">                            │ approved │</w:t>
-      </w:r>
-      <w:r>
-        <w:br/>
-      </w:r>
-      <w:r>
-        <w:rPr>
-          <w:rStyle w:val="VerbatimChar"/>
-        </w:rPr>
-        <w:t xml:space="preserve">                            └────┬─────┘</w:t>
-      </w:r>
-      <w:r>
-        <w:br/>
-      </w:r>
-      <w:r>
-        <w:rPr>
-          <w:rStyle w:val="VerbatimChar"/>
-        </w:rPr>
-        <w:t xml:space="preserve">                                 │ sign_agreement</w:t>
-      </w:r>
-      <w:r>
-        <w:br/>
-      </w:r>
-      <w:r>
-        <w:rPr>
-          <w:rStyle w:val="VerbatimChar"/>
-        </w:rPr>
-        <w:t xml:space="preserve">                                 v</w:t>
-      </w:r>
-      <w:r>
-        <w:br/>
-      </w:r>
-      <w:r>
-        <w:rPr>
-          <w:rStyle w:val="VerbatimChar"/>
-        </w:rPr>
-        <w:t xml:space="preserve">                            ┌─────────┐</w:t>
-      </w:r>
-      <w:r>
-        <w:br/>
-      </w:r>
-      <w:r>
-        <w:rPr>
-          <w:rStyle w:val="VerbatimChar"/>
-        </w:rPr>
-        <w:t xml:space="preserve">                            │ agreed  │</w:t>
-      </w:r>
-      <w:r>
-        <w:br/>
-      </w:r>
-      <w:r>
-        <w:rPr>
-          <w:rStyle w:val="VerbatimChar"/>
-        </w:rPr>
-        <w:t xml:space="preserve">                            └────┬────┘</w:t>
-      </w:r>
-      <w:r>
-        <w:br/>
-      </w:r>
-      <w:r>
-        <w:rPr>
-          <w:rStyle w:val="VerbatimChar"/>
-        </w:rPr>
-        <w:t xml:space="preserve">                                 │ prepare</w:t>
-      </w:r>
-      <w:r>
-        <w:br/>
-      </w:r>
-      <w:r>
-        <w:rPr>
-          <w:rStyle w:val="VerbatimChar"/>
-        </w:rPr>
-        <w:t xml:space="preserve">                                 v</w:t>
-      </w:r>
-      <w:r>
-        <w:br/>
-      </w:r>
-      <w:r>
-        <w:rPr>
-          <w:rStyle w:val="VerbatimChar"/>
-        </w:rPr>
-        <w:t xml:space="preserve">                           ┌───────────┐</w:t>
-      </w:r>
-      <w:r>
-        <w:br/>
-      </w:r>
-      <w:r>
-        <w:rPr>
-          <w:rStyle w:val="VerbatimChar"/>
-        </w:rPr>
-        <w:t xml:space="preserve">                           │ preparing │</w:t>
-      </w:r>
-      <w:r>
-        <w:br/>
-      </w:r>
-      <w:r>
-        <w:rPr>
-          <w:rStyle w:val="VerbatimChar"/>
-        </w:rPr>
-        <w:t xml:space="preserve">                           └─────┬─────┘</w:t>
-      </w:r>
-      <w:r>
-        <w:br/>
-      </w:r>
-      <w:r>
-        <w:rPr>
-          <w:rStyle w:val="VerbatimChar"/>
-        </w:rPr>
-        <w:t xml:space="preserve">                                 │ dispatch</w:t>
-      </w:r>
-      <w:r>
-        <w:br/>
-      </w:r>
-      <w:r>
-        <w:rPr>
-          <w:rStyle w:val="VerbatimChar"/>
-        </w:rPr>
-        <w:t xml:space="preserve">                                 v</w:t>
-      </w:r>
-      <w:r>
-        <w:br/>
-      </w:r>
-      <w:r>
-        <w:rPr>
-          <w:rStyle w:val="VerbatimChar"/>
-        </w:rPr>
-        <w:t xml:space="preserve">                         ┌───────────────┐</w:t>
-      </w:r>
-      <w:r>
-        <w:br/>
-      </w:r>
-      <w:r>
-        <w:rPr>
-          <w:rStyle w:val="VerbatimChar"/>
-        </w:rPr>
-        <w:t xml:space="preserve">                         │in_transit_out │</w:t>
-      </w:r>
-      <w:r>
-        <w:br/>
-      </w:r>
-      <w:r>
-        <w:rPr>
-          <w:rStyle w:val="VerbatimChar"/>
-        </w:rPr>
-        <w:t xml:space="preserve">                         └───────┬───────┘</w:t>
-      </w:r>
-      <w:r>
-        <w:br/>
-      </w:r>
-      <w:r>
-        <w:rPr>
-          <w:rStyle w:val="VerbatimChar"/>
-        </w:rPr>
-        <w:t xml:space="preserve">                                 │ receive</w:t>
-      </w:r>
-      <w:r>
-        <w:br/>
-      </w:r>
-      <w:r>
-        <w:rPr>
-          <w:rStyle w:val="VerbatimChar"/>
-        </w:rPr>
-        <w:t xml:space="preserve">                                 v</w:t>
-      </w:r>
-      <w:r>
-        <w:br/>
-      </w:r>
-      <w:r>
-        <w:rPr>
-          <w:rStyle w:val="VerbatimChar"/>
-        </w:rPr>
-        <w:t xml:space="preserve">                            ┌─────────┐</w:t>
-      </w:r>
-      <w:r>
-        <w:br/>
-      </w:r>
-      <w:r>
-        <w:rPr>
-          <w:rStyle w:val="VerbatimChar"/>
-        </w:rPr>
-        <w:t xml:space="preserve">                            │ on_loan │</w:t>
-      </w:r>
-      <w:r>
-        <w:br/>
-      </w:r>
-      <w:r>
-        <w:rPr>
-          <w:rStyle w:val="VerbatimChar"/>
-        </w:rPr>
-        <w:t xml:space="preserve">                            └────┬────┘</w:t>
-      </w:r>
-      <w:r>
-        <w:br/>
-      </w:r>
-      <w:r>
-        <w:rPr>
-          <w:rStyle w:val="VerbatimChar"/>
-        </w:rPr>
-        <w:t xml:space="preserve">                    ┌────────────┼────────────┐</w:t>
-      </w:r>
-      <w:r>
-        <w:br/>
-      </w:r>
-      <w:r>
-        <w:rPr>
-          <w:rStyle w:val="VerbatimChar"/>
-        </w:rPr>
-        <w:t xml:space="preserve">                    │            │            │</w:t>
-      </w:r>
-      <w:r>
-        <w:br/>
-      </w:r>
-      <w:r>
-        <w:rPr>
-          <w:rStyle w:val="VerbatimChar"/>
-        </w:rPr>
-        <w:t xml:space="preserve">              display│      mark_sold    initiate_return</w:t>
-      </w:r>
-      <w:r>
-        <w:br/>
-      </w:r>
-      <w:r>
-        <w:rPr>
-          <w:rStyle w:val="VerbatimChar"/>
-        </w:rPr>
-        <w:t xml:space="preserve">                    v            │            │</w:t>
-      </w:r>
-      <w:r>
-        <w:br/>
-      </w:r>
-      <w:r>
-        <w:rPr>
-          <w:rStyle w:val="VerbatimChar"/>
-        </w:rPr>
-        <w:t xml:space="preserve">              ┌───────────┐      │            │</w:t>
-      </w:r>
-      <w:r>
-        <w:br/>
-      </w:r>
-      <w:r>
-        <w:rPr>
-          <w:rStyle w:val="VerbatimChar"/>
-        </w:rPr>
-        <w:t xml:space="preserve">              │on_display │──────┤            │</w:t>
-      </w:r>
-      <w:r>
-        <w:br/>
-      </w:r>
-      <w:r>
-        <w:rPr>
-          <w:rStyle w:val="VerbatimChar"/>
-        </w:rPr>
-        <w:t xml:space="preserve">              └───────────┘      │            │</w:t>
-      </w:r>
-      <w:r>
-        <w:br/>
-      </w:r>
-      <w:r>
-        <w:rPr>
-          <w:rStyle w:val="VerbatimChar"/>
-        </w:rPr>
-        <w:t xml:space="preserve">                                 v            v</w:t>
-      </w:r>
-      <w:r>
-        <w:br/>
-      </w:r>
-      <w:r>
-        <w:rPr>
-          <w:rStyle w:val="VerbatimChar"/>
-        </w:rPr>
-        <w:t xml:space="preserve">                            ┌────────┐  ┌─────────────────┐</w:t>
-      </w:r>
-      <w:r>
-        <w:br/>
-      </w:r>
-      <w:r>
-        <w:rPr>
-          <w:rStyle w:val="VerbatimChar"/>
-        </w:rPr>
-        <w:t xml:space="preserve">                            │  sold  │  │in_transit_return│</w:t>
-      </w:r>
-      <w:r>
-        <w:br/>
-      </w:r>
-      <w:r>
-        <w:rPr>
-          <w:rStyle w:val="VerbatimChar"/>
-        </w:rPr>
-        <w:t xml:space="preserve">                            └────────┘  └────────┬────────┘</w:t>
-      </w:r>
-      <w:r>
-        <w:br/>
-      </w:r>
-      <w:r>
-        <w:rPr>
-          <w:rStyle w:val="VerbatimChar"/>
-        </w:rPr>
-        <w:t xml:space="preserve">                                                 │ complete_return</w:t>
-      </w:r>
-      <w:r>
-        <w:br/>
-      </w:r>
-      <w:r>
-        <w:rPr>
-          <w:rStyle w:val="VerbatimChar"/>
-        </w:rPr>
-        <w:t xml:space="preserve">                                                 v</w:t>
-      </w:r>
-      <w:r>
-        <w:br/>
-      </w:r>
-      <w:r>
-        <w:rPr>
-          <w:rStyle w:val="VerbatimChar"/>
-        </w:rPr>
-        <w:t xml:space="preserve">                                            ┌──────────┐</w:t>
-      </w:r>
-      <w:r>
-        <w:br/>
-      </w:r>
-      <w:r>
-        <w:rPr>
-          <w:rStyle w:val="VerbatimChar"/>
-        </w:rPr>
-        <w:t xml:space="preserve">                                            │ returned │</w:t>
-      </w:r>
-      <w:r>
-        <w:br/>
-      </w:r>
-      <w:r>
-        <w:rPr>
-          <w:rStyle w:val="VerbatimChar"/>
-        </w:rPr>
-        <w:t xml:space="preserve">                                            └──────────┘</w:t>
+        <w:t xml:space="preserve">GALLERY</w:t>
+      </w:r>
+      <w:r>
+        <w:t xml:space="preserve">LOAN</w:t>
+      </w:r>
+      <w:r>
+        <w:t xml:space="preserve">WORKFLOW</w:t>
+      </w:r>
+      <w:r>
+        <w:t xml:space="preserve">draft</w:t>
+      </w:r>
+      <w:r>
+        <w:t xml:space="preserve">inquire</w:t>
+      </w:r>
+      <w:r>
+        <w:t xml:space="preserve">v</w:t>
+      </w:r>
+      <w:r>
+        <w:t xml:space="preserve">inquiry</w:t>
+      </w:r>
+      <w:r>
+        <w:t xml:space="preserve">decline</w:t>
+      </w:r>
+      <w:r>
+        <w:t xml:space="preserve">request</w:t>
+      </w:r>
+      <w:r>
+        <w:t xml:space="preserve">decline</w:t>
+      </w:r>
+      <w:r>
+        <w:t xml:space="preserve">v</w:t>
+      </w:r>
+      <w:r>
+        <w:t xml:space="preserve">requested</w:t>
+      </w:r>
+      <w:r>
+        <w:t xml:space="preserve">v</w:t>
+      </w:r>
+      <w:r>
+        <w:t xml:space="preserve">approve</w:t>
+      </w:r>
+      <w:r>
+        <w:t xml:space="preserve">declined</w:t>
+      </w:r>
+      <w:r>
+        <w:t xml:space="preserve">v</w:t>
+      </w:r>
+      <w:r>
+        <w:t xml:space="preserve">approved</w:t>
+      </w:r>
+      <w:r>
+        <w:t xml:space="preserve">sign_agreement</w:t>
+      </w:r>
+      <w:r>
+        <w:t xml:space="preserve">v</w:t>
+      </w:r>
+      <w:r>
+        <w:t xml:space="preserve">agreed</w:t>
+      </w:r>
+      <w:r>
+        <w:t xml:space="preserve">prepare</w:t>
+      </w:r>
+      <w:r>
+        <w:t xml:space="preserve">v</w:t>
+      </w:r>
+      <w:r>
+        <w:t xml:space="preserve">preparing</w:t>
+      </w:r>
+      <w:r>
+        <w:t xml:space="preserve">dispatch</w:t>
+      </w:r>
+      <w:r>
+        <w:t xml:space="preserve">v</w:t>
+      </w:r>
+      <w:r>
+        <w:t xml:space="preserve">in_transit_out</w:t>
+      </w:r>
+      <w:r>
+        <w:t xml:space="preserve">receive</w:t>
+      </w:r>
+      <w:r>
+        <w:t xml:space="preserve">v</w:t>
+      </w:r>
+      <w:r>
+        <w:t xml:space="preserve">on_loan</w:t>
+      </w:r>
+      <w:r>
+        <w:t xml:space="preserve">display</w:t>
+      </w:r>
+      <w:r>
+        <w:t xml:space="preserve">mark_sold</w:t>
+      </w:r>
+      <w:r>
+        <w:t xml:space="preserve">initiate_return</w:t>
+      </w:r>
+      <w:r>
+        <w:t xml:space="preserve">v</w:t>
+      </w:r>
+      <w:r>
+        <w:t xml:space="preserve">on_display</w:t>
+      </w:r>
+      <w:r>
+        <w:t xml:space="preserve">v</w:t>
+      </w:r>
+      <w:r>
+        <w:t xml:space="preserve">v</w:t>
+      </w:r>
+      <w:r>
+        <w:t xml:space="preserve">sold</w:t>
+      </w:r>
+      <w:r>
+        <w:t xml:space="preserve">in_transit_return</w:t>
+      </w:r>
+      <w:r>
+        <w:t xml:space="preserve">complete_return</w:t>
+      </w:r>
+      <w:r>
+        <w:t xml:space="preserve">v</w:t>
+      </w:r>
+      <w:r>
+        <w:t xml:space="preserve">returned</w:t>
       </w:r>
     </w:p>
     <w:bookmarkEnd w:id="30"/>
@@ -4377,511 +2106,112 @@
     </w:p>
     <w:p>
       <w:pPr>
-        <w:pStyle w:val="SourceCode"/>
+        <w:pStyle w:val="FirstParagraph"/>
       </w:pPr>
       <w:r>
-        <w:rPr>
-          <w:rStyle w:val="VerbatimChar"/>
-        </w:rPr>
-        <w:t xml:space="preserve">┌─────────────────────────────────────────────────────────────────────────────────────────┐</w:t>
-      </w:r>
-      <w:r>
-        <w:br/>
-      </w:r>
-      <w:r>
-        <w:rPr>
-          <w:rStyle w:val="VerbatimChar"/>
-        </w:rPr>
-        <w:t xml:space="preserve">│                              DAM LICENSE WORKFLOW                                        │</w:t>
-      </w:r>
-      <w:r>
-        <w:br/>
-      </w:r>
-      <w:r>
-        <w:rPr>
-          <w:rStyle w:val="VerbatimChar"/>
-        </w:rPr>
-        <w:t xml:space="preserve">└─────────────────────────────────────────────────────────────────────────────────────────┘</w:t>
-      </w:r>
-      <w:r>
-        <w:br/>
-      </w:r>
-      <w:r>
-        <w:br/>
-      </w:r>
-      <w:r>
-        <w:rPr>
-          <w:rStyle w:val="VerbatimChar"/>
-        </w:rPr>
-        <w:t xml:space="preserve">                              ┌─────────┐</w:t>
-      </w:r>
-      <w:r>
-        <w:br/>
-      </w:r>
-      <w:r>
-        <w:rPr>
-          <w:rStyle w:val="VerbatimChar"/>
-        </w:rPr>
-        <w:t xml:space="preserve">                              │  draft  │</w:t>
-      </w:r>
-      <w:r>
-        <w:br/>
-      </w:r>
-      <w:r>
-        <w:rPr>
-          <w:rStyle w:val="VerbatimChar"/>
-        </w:rPr>
-        <w:t xml:space="preserve">                              └────┬────┘</w:t>
-      </w:r>
-      <w:r>
-        <w:br/>
-      </w:r>
-      <w:r>
-        <w:rPr>
-          <w:rStyle w:val="VerbatimChar"/>
-        </w:rPr>
-        <w:t xml:space="preserve">                                   │ submit</w:t>
-      </w:r>
-      <w:r>
-        <w:br/>
-      </w:r>
-      <w:r>
-        <w:rPr>
-          <w:rStyle w:val="VerbatimChar"/>
-        </w:rPr>
-        <w:t xml:space="preserve">                                   v</w:t>
-      </w:r>
-      <w:r>
-        <w:br/>
-      </w:r>
-      <w:r>
-        <w:rPr>
-          <w:rStyle w:val="VerbatimChar"/>
-        </w:rPr>
-        <w:t xml:space="preserve">                             ┌───────────┐</w:t>
-      </w:r>
-      <w:r>
-        <w:br/>
-      </w:r>
-      <w:r>
-        <w:rPr>
-          <w:rStyle w:val="VerbatimChar"/>
-        </w:rPr>
-        <w:t xml:space="preserve">                        ┌────│ requested │────┐</w:t>
-      </w:r>
-      <w:r>
-        <w:br/>
-      </w:r>
-      <w:r>
-        <w:rPr>
-          <w:rStyle w:val="VerbatimChar"/>
-        </w:rPr>
-        <w:t xml:space="preserve">                        │    └─────┬─────┘    │</w:t>
-      </w:r>
-      <w:r>
-        <w:br/>
-      </w:r>
-      <w:r>
-        <w:rPr>
-          <w:rStyle w:val="VerbatimChar"/>
-        </w:rPr>
-        <w:t xml:space="preserve">                  reject│          │ review   │</w:t>
-      </w:r>
-      <w:r>
-        <w:br/>
-      </w:r>
-      <w:r>
-        <w:rPr>
-          <w:rStyle w:val="VerbatimChar"/>
-        </w:rPr>
-        <w:t xml:space="preserve">                        │          v          │</w:t>
-      </w:r>
-      <w:r>
-        <w:br/>
-      </w:r>
-      <w:r>
-        <w:rPr>
-          <w:rStyle w:val="VerbatimChar"/>
-        </w:rPr>
-        <w:t xml:space="preserve">                        │   ┌─────────────┐   │</w:t>
-      </w:r>
-      <w:r>
-        <w:br/>
-      </w:r>
-      <w:r>
-        <w:rPr>
-          <w:rStyle w:val="VerbatimChar"/>
-        </w:rPr>
-        <w:t xml:space="preserve">                        └───│under_review │───┘</w:t>
-      </w:r>
-      <w:r>
-        <w:br/>
-      </w:r>
-      <w:r>
-        <w:rPr>
-          <w:rStyle w:val="VerbatimChar"/>
-        </w:rPr>
-        <w:t xml:space="preserve">                            └──────┬──────┘</w:t>
-      </w:r>
-      <w:r>
-        <w:br/>
-      </w:r>
-      <w:r>
-        <w:rPr>
-          <w:rStyle w:val="VerbatimChar"/>
-        </w:rPr>
-        <w:t xml:space="preserve">                                   │</w:t>
-      </w:r>
-      <w:r>
-        <w:br/>
-      </w:r>
-      <w:r>
-        <w:rPr>
-          <w:rStyle w:val="VerbatimChar"/>
-        </w:rPr>
-        <w:t xml:space="preserve">                          ┌────────┴────────┐</w:t>
-      </w:r>
-      <w:r>
-        <w:br/>
-      </w:r>
-      <w:r>
-        <w:rPr>
-          <w:rStyle w:val="VerbatimChar"/>
-        </w:rPr>
-        <w:t xml:space="preserve">                          │                 │</w:t>
-      </w:r>
-      <w:r>
-        <w:br/>
-      </w:r>
-      <w:r>
-        <w:rPr>
-          <w:rStyle w:val="VerbatimChar"/>
-        </w:rPr>
-        <w:t xml:space="preserve">                    approve                 reject</w:t>
-      </w:r>
-      <w:r>
-        <w:br/>
-      </w:r>
-      <w:r>
-        <w:rPr>
-          <w:rStyle w:val="VerbatimChar"/>
-        </w:rPr>
-        <w:t xml:space="preserve">                          │                 │</w:t>
-      </w:r>
-      <w:r>
-        <w:br/>
-      </w:r>
-      <w:r>
-        <w:rPr>
-          <w:rStyle w:val="VerbatimChar"/>
-        </w:rPr>
-        <w:t xml:space="preserve">                          v                 v</w:t>
-      </w:r>
-      <w:r>
-        <w:br/>
-      </w:r>
-      <w:r>
-        <w:rPr>
-          <w:rStyle w:val="VerbatimChar"/>
-        </w:rPr>
-        <w:t xml:space="preserve">                    ┌──────────┐      ┌──────────┐</w:t>
-      </w:r>
-      <w:r>
-        <w:br/>
-      </w:r>
-      <w:r>
-        <w:rPr>
-          <w:rStyle w:val="VerbatimChar"/>
-        </w:rPr>
-        <w:t xml:space="preserve">                    │ approved │      │ rejected │</w:t>
-      </w:r>
-      <w:r>
-        <w:br/>
-      </w:r>
-      <w:r>
-        <w:rPr>
-          <w:rStyle w:val="VerbatimChar"/>
-        </w:rPr>
-        <w:t xml:space="preserve">                    └────┬─────┘      └──────────┘</w:t>
-      </w:r>
-      <w:r>
-        <w:br/>
-      </w:r>
-      <w:r>
-        <w:rPr>
-          <w:rStyle w:val="VerbatimChar"/>
-        </w:rPr>
-        <w:t xml:space="preserve">                         │ send_agreement</w:t>
-      </w:r>
-      <w:r>
-        <w:br/>
-      </w:r>
-      <w:r>
-        <w:rPr>
-          <w:rStyle w:val="VerbatimChar"/>
-        </w:rPr>
-        <w:t xml:space="preserve">                         v</w:t>
-      </w:r>
-      <w:r>
-        <w:br/>
-      </w:r>
-      <w:r>
-        <w:rPr>
-          <w:rStyle w:val="VerbatimChar"/>
-        </w:rPr>
-        <w:t xml:space="preserve">                 ┌─────────────────┐</w:t>
-      </w:r>
-      <w:r>
-        <w:br/>
-      </w:r>
-      <w:r>
-        <w:rPr>
-          <w:rStyle w:val="VerbatimChar"/>
-        </w:rPr>
-        <w:t xml:space="preserve">                 │agreement_pending│</w:t>
-      </w:r>
-      <w:r>
-        <w:br/>
-      </w:r>
-      <w:r>
-        <w:rPr>
-          <w:rStyle w:val="VerbatimChar"/>
-        </w:rPr>
-        <w:t xml:space="preserve">                 └───────┬─────────┘</w:t>
-      </w:r>
-      <w:r>
-        <w:br/>
-      </w:r>
-      <w:r>
-        <w:rPr>
-          <w:rStyle w:val="VerbatimChar"/>
-        </w:rPr>
-        <w:t xml:space="preserve">                         │</w:t>
-      </w:r>
-      <w:r>
-        <w:br/>
-      </w:r>
-      <w:r>
-        <w:rPr>
-          <w:rStyle w:val="VerbatimChar"/>
-        </w:rPr>
-        <w:t xml:space="preserve">               ┌─────────┴─────────┐</w:t>
-      </w:r>
-      <w:r>
-        <w:br/>
-      </w:r>
-      <w:r>
-        <w:rPr>
-          <w:rStyle w:val="VerbatimChar"/>
-        </w:rPr>
-        <w:t xml:space="preserve">               │                   │</w:t>
-      </w:r>
-      <w:r>
-        <w:br/>
-      </w:r>
-      <w:r>
-        <w:rPr>
-          <w:rStyle w:val="VerbatimChar"/>
-        </w:rPr>
-        <w:t xml:space="preserve">        skip_payment        agreement_signed</w:t>
-      </w:r>
-      <w:r>
-        <w:br/>
-      </w:r>
-      <w:r>
-        <w:rPr>
-          <w:rStyle w:val="VerbatimChar"/>
-        </w:rPr>
-        <w:t xml:space="preserve">               │                   │</w:t>
-      </w:r>
-      <w:r>
-        <w:br/>
-      </w:r>
-      <w:r>
-        <w:rPr>
-          <w:rStyle w:val="VerbatimChar"/>
-        </w:rPr>
-        <w:t xml:space="preserve">               │                   v</w:t>
-      </w:r>
-      <w:r>
-        <w:br/>
-      </w:r>
-      <w:r>
-        <w:rPr>
-          <w:rStyle w:val="VerbatimChar"/>
-        </w:rPr>
-        <w:t xml:space="preserve">               │          ┌────────────────┐</w:t>
-      </w:r>
-      <w:r>
-        <w:br/>
-      </w:r>
-      <w:r>
-        <w:rPr>
-          <w:rStyle w:val="VerbatimChar"/>
-        </w:rPr>
-        <w:t xml:space="preserve">               │          │payment_pending │</w:t>
-      </w:r>
-      <w:r>
-        <w:br/>
-      </w:r>
-      <w:r>
-        <w:rPr>
-          <w:rStyle w:val="VerbatimChar"/>
-        </w:rPr>
-        <w:t xml:space="preserve">               │          └───────┬────────┘</w:t>
-      </w:r>
-      <w:r>
-        <w:br/>
-      </w:r>
-      <w:r>
-        <w:rPr>
-          <w:rStyle w:val="VerbatimChar"/>
-        </w:rPr>
-        <w:t xml:space="preserve">               │                  │ payment_received</w:t>
-      </w:r>
-      <w:r>
-        <w:br/>
-      </w:r>
-      <w:r>
-        <w:rPr>
-          <w:rStyle w:val="VerbatimChar"/>
-        </w:rPr>
-        <w:t xml:space="preserve">               │                  │</w:t>
-      </w:r>
-      <w:r>
-        <w:br/>
-      </w:r>
-      <w:r>
-        <w:rPr>
-          <w:rStyle w:val="VerbatimChar"/>
-        </w:rPr>
-        <w:t xml:space="preserve">               └────────┬─────────┘</w:t>
-      </w:r>
-      <w:r>
-        <w:br/>
-      </w:r>
-      <w:r>
-        <w:rPr>
-          <w:rStyle w:val="VerbatimChar"/>
-        </w:rPr>
-        <w:t xml:space="preserve">                        │</w:t>
-      </w:r>
-      <w:r>
-        <w:br/>
-      </w:r>
-      <w:r>
-        <w:rPr>
-          <w:rStyle w:val="VerbatimChar"/>
-        </w:rPr>
-        <w:t xml:space="preserve">                        v</w:t>
-      </w:r>
-      <w:r>
-        <w:br/>
-      </w:r>
-      <w:r>
-        <w:rPr>
-          <w:rStyle w:val="VerbatimChar"/>
-        </w:rPr>
-        <w:t xml:space="preserve">                   ┌─────────┐</w:t>
-      </w:r>
-      <w:r>
-        <w:br/>
-      </w:r>
-      <w:r>
-        <w:rPr>
-          <w:rStyle w:val="VerbatimChar"/>
-        </w:rPr>
-        <w:t xml:space="preserve">              ┌────│ active  │────┐</w:t>
-      </w:r>
-      <w:r>
-        <w:br/>
-      </w:r>
-      <w:r>
-        <w:rPr>
-          <w:rStyle w:val="VerbatimChar"/>
-        </w:rPr>
-        <w:t xml:space="preserve">              │    └────┬────┘    │</w:t>
-      </w:r>
-      <w:r>
-        <w:br/>
-      </w:r>
-      <w:r>
-        <w:rPr>
-          <w:rStyle w:val="VerbatimChar"/>
-        </w:rPr>
-        <w:t xml:space="preserve">        revoke│         │         │ expire</w:t>
-      </w:r>
-      <w:r>
-        <w:br/>
-      </w:r>
-      <w:r>
-        <w:rPr>
-          <w:rStyle w:val="VerbatimChar"/>
-        </w:rPr>
-        <w:t xml:space="preserve">              │         │         │</w:t>
-      </w:r>
-      <w:r>
-        <w:br/>
-      </w:r>
-      <w:r>
-        <w:rPr>
-          <w:rStyle w:val="VerbatimChar"/>
-        </w:rPr>
-        <w:t xml:space="preserve">              v         │         v</w:t>
-      </w:r>
-      <w:r>
-        <w:br/>
-      </w:r>
-      <w:r>
-        <w:rPr>
-          <w:rStyle w:val="VerbatimChar"/>
-        </w:rPr>
-        <w:t xml:space="preserve">         ┌─────────┐    │    ┌─────────┐</w:t>
-      </w:r>
-      <w:r>
-        <w:br/>
-      </w:r>
-      <w:r>
-        <w:rPr>
-          <w:rStyle w:val="VerbatimChar"/>
-        </w:rPr>
-        <w:t xml:space="preserve">         │ revoked │    │    │ expired │</w:t>
-      </w:r>
-      <w:r>
-        <w:br/>
-      </w:r>
-      <w:r>
-        <w:rPr>
-          <w:rStyle w:val="VerbatimChar"/>
-        </w:rPr>
-        <w:t xml:space="preserve">         └─────────┘    │    └────┬────┘</w:t>
-      </w:r>
-      <w:r>
-        <w:br/>
-      </w:r>
-      <w:r>
-        <w:rPr>
-          <w:rStyle w:val="VerbatimChar"/>
-        </w:rPr>
-        <w:t xml:space="preserve">                        │         │ renew</w:t>
-      </w:r>
-      <w:r>
-        <w:br/>
-      </w:r>
-      <w:r>
-        <w:rPr>
-          <w:rStyle w:val="VerbatimChar"/>
-        </w:rPr>
-        <w:t xml:space="preserve">                        │         │</w:t>
-      </w:r>
-      <w:r>
-        <w:br/>
-      </w:r>
-      <w:r>
-        <w:rPr>
-          <w:rStyle w:val="VerbatimChar"/>
-        </w:rPr>
-        <w:t xml:space="preserve">                        └────&lt;────┘</w:t>
+        <w:t xml:space="preserve">DAM</w:t>
+      </w:r>
+      <w:r>
+        <w:t xml:space="preserve">LICENSE</w:t>
+      </w:r>
+      <w:r>
+        <w:t xml:space="preserve">WORKFLOW</w:t>
+      </w:r>
+      <w:r>
+        <w:t xml:space="preserve">draft</w:t>
+      </w:r>
+      <w:r>
+        <w:t xml:space="preserve">submit</w:t>
+      </w:r>
+      <w:r>
+        <w:t xml:space="preserve">v</w:t>
+      </w:r>
+      <w:r>
+        <w:t xml:space="preserve">requested</w:t>
+      </w:r>
+      <w:r>
+        <w:t xml:space="preserve">reject</w:t>
+      </w:r>
+      <w:r>
+        <w:t xml:space="preserve">review</w:t>
+      </w:r>
+      <w:r>
+        <w:t xml:space="preserve">v</w:t>
+      </w:r>
+      <w:r>
+        <w:t xml:space="preserve">under_review</w:t>
+      </w:r>
+      <w:r>
+        <w:t xml:space="preserve">approve</w:t>
+      </w:r>
+      <w:r>
+        <w:t xml:space="preserve">reject</w:t>
+      </w:r>
+      <w:r>
+        <w:t xml:space="preserve">v</w:t>
+      </w:r>
+      <w:r>
+        <w:t xml:space="preserve">v</w:t>
+      </w:r>
+      <w:r>
+        <w:t xml:space="preserve">approved</w:t>
+      </w:r>
+      <w:r>
+        <w:t xml:space="preserve">rejected</w:t>
+      </w:r>
+      <w:r>
+        <w:t xml:space="preserve">send_agreement</w:t>
+      </w:r>
+      <w:r>
+        <w:t xml:space="preserve">v</w:t>
+      </w:r>
+      <w:r>
+        <w:t xml:space="preserve">agreement_pending</w:t>
+      </w:r>
+      <w:r>
+        <w:t xml:space="preserve">skip_payment</w:t>
+      </w:r>
+      <w:r>
+        <w:t xml:space="preserve">agreement_signed</w:t>
+      </w:r>
+      <w:r>
+        <w:t xml:space="preserve">v</w:t>
+      </w:r>
+      <w:r>
+        <w:t xml:space="preserve">payment_pending</w:t>
+      </w:r>
+      <w:r>
+        <w:t xml:space="preserve">payment_received</w:t>
+      </w:r>
+      <w:r>
+        <w:t xml:space="preserve">v</w:t>
+      </w:r>
+      <w:r>
+        <w:t xml:space="preserve">active</w:t>
+      </w:r>
+      <w:r>
+        <w:t xml:space="preserve">revoke</w:t>
+      </w:r>
+      <w:r>
+        <w:t xml:space="preserve">expire</w:t>
+      </w:r>
+      <w:r>
+        <w:t xml:space="preserve">v</w:t>
+      </w:r>
+      <w:r>
+        <w:t xml:space="preserve">v</w:t>
+      </w:r>
+      <w:r>
+        <w:t xml:space="preserve">revoked</w:t>
+      </w:r>
+      <w:r>
+        <w:t xml:space="preserve">expired</w:t>
+      </w:r>
+      <w:r>
+        <w:t xml:space="preserve">renew</w:t>
+      </w:r>
+      <w:r>
+        <w:t xml:space="preserve">&lt;</w:t>
       </w:r>
     </w:p>
     <w:p>
@@ -12912,7 +10242,7 @@
   <w:docDefaults>
     <w:rPrDefault>
       <w:rPr>
-        <w:rFonts w:ascii="Arial" w:cs="Arial" w:eastAsia="Arial" w:hAnsi="Arial"/>
+        <w:rFonts w:asciiTheme="minorHAnsi" w:cstheme="minorBidi" w:eastAsiaTheme="minorHAnsi" w:hAnsiTheme="minorHAnsi"/>
         <w:sz w:val="24"/>
         <w:szCs w:val="24"/>
         <w:lang w:bidi="ar-SA" w:eastAsia="en-US" w:val="en-US"/>
@@ -12920,7 +10250,7 @@
     </w:rPrDefault>
     <w:pPrDefault>
       <w:pPr>
-        <w:spacing w:after="200" w:line="360" w:lineRule="auto"/>
+        <w:spacing w:after="200"/>
       </w:pPr>
     </w:pPrDefault>
   </w:docDefaults>
@@ -13673,7 +11003,7 @@
     </a:clrScheme>
     <a:fontScheme name="Office">
       <a:majorFont>
-        <a:latin typeface="Arial"/>
+        <a:latin typeface="Calibri"/>
         <a:ea typeface=""/>
         <a:cs typeface=""/>
         <a:font script="Jpan" typeface="ＭＳ ゴシック"/>
@@ -13707,7 +11037,7 @@
         <a:font script="Uigh" typeface="Microsoft Uighur"/>
       </a:majorFont>
       <a:minorFont>
-        <a:latin typeface="Arial"/>
+        <a:latin typeface="Cambria"/>
         <a:ea typeface=""/>
         <a:cs typeface=""/>
         <a:font script="Jpan" typeface="ＭＳ 明朝"/>
